--- a/notes/Primary 2 - Second Term.docx
+++ b/notes/Primary 2 - Second Term.docx
@@ -34,7 +34,7 @@
           <w:i w:val="0"/>
           <w:sz w:val="21"/>
         </w:rPr>
-        <w:t>11 subjects · 98 lessons · 1 sections.</w:t>
+        <w:t>11 subjects · 98 lessons · 2 sections.</w:t>
       </w:r>
       <w:r>
         <w:rPr>
@@ -85,7 +85,7 @@
           <w:i/>
           <w:sz w:val="20"/>
         </w:rPr>
-        <w:t>1 subjects · 8 lessons · 1 term practice papers. Each part begins on a fresh page.</w:t>
+        <w:t>2 subjects · 16 lessons · 2 term practice papers. Each part begins on a fresh page.</w:t>
       </w:r>
     </w:p>
     <w:p>
@@ -329,7 +329,7 @@
           <w:color w:val="142C5A"/>
           <w:sz w:val="20"/>
         </w:rPr>
-        <w:t>EXAMINATION PRACTICE — BASIC SCIENCE (Primary 2 · 2nd Term)</w:t>
+        <w:t>Basic Digital Literacy</w:t>
       </w:r>
       <w:r>
         <w:rPr>
@@ -337,6 +337,248 @@
         </w:rPr>
         <w:tab/>
         <w:t>8</w:t>
+      </w:r>
+    </w:p>
+    <w:p>
+      <w:pPr>
+        <w:tabs>
+          <w:tab w:pos="7370" w:val="right" w:leader="dot"/>
+        </w:tabs>
+        <w:spacing w:before="0" w:after="0" w:line="240" w:lineRule="auto"/>
+        <w:ind w:left="312"/>
+      </w:pPr>
+      <w:r>
+        <w:rPr>
+          <w:b w:val="0"/>
+          <w:i w:val="0"/>
+          <w:sz w:val="20"/>
+        </w:rPr>
+        <w:t>WEEK 1 — INTERFACE CUSTOMIZATION</w:t>
+      </w:r>
+      <w:r>
+        <w:rPr>
+          <w:sz w:val="20"/>
+        </w:rPr>
+        <w:tab/>
+        <w:t>8</w:t>
+      </w:r>
+    </w:p>
+    <w:p>
+      <w:pPr>
+        <w:tabs>
+          <w:tab w:pos="7370" w:val="right" w:leader="dot"/>
+        </w:tabs>
+        <w:spacing w:before="0" w:after="0" w:line="240" w:lineRule="auto"/>
+        <w:ind w:left="312"/>
+      </w:pPr>
+      <w:r>
+        <w:rPr>
+          <w:b w:val="0"/>
+          <w:i w:val="0"/>
+          <w:sz w:val="20"/>
+        </w:rPr>
+        <w:t>WEEK 2 — FILE MANAGEMENT I</w:t>
+      </w:r>
+      <w:r>
+        <w:rPr>
+          <w:sz w:val="20"/>
+        </w:rPr>
+        <w:tab/>
+        <w:t>8</w:t>
+      </w:r>
+    </w:p>
+    <w:p>
+      <w:pPr>
+        <w:tabs>
+          <w:tab w:pos="7370" w:val="right" w:leader="dot"/>
+        </w:tabs>
+        <w:spacing w:before="0" w:after="0" w:line="240" w:lineRule="auto"/>
+        <w:ind w:left="312"/>
+      </w:pPr>
+      <w:r>
+        <w:rPr>
+          <w:b w:val="0"/>
+          <w:i w:val="0"/>
+          <w:sz w:val="20"/>
+        </w:rPr>
+        <w:t>WEEK 3 — FILE MANAGEMENT II</w:t>
+      </w:r>
+      <w:r>
+        <w:rPr>
+          <w:sz w:val="20"/>
+        </w:rPr>
+        <w:tab/>
+        <w:t>9</w:t>
+      </w:r>
+    </w:p>
+    <w:p>
+      <w:pPr>
+        <w:tabs>
+          <w:tab w:pos="7370" w:val="right" w:leader="dot"/>
+        </w:tabs>
+        <w:spacing w:before="0" w:after="0" w:line="240" w:lineRule="auto"/>
+        <w:ind w:left="312"/>
+      </w:pPr>
+      <w:r>
+        <w:rPr>
+          <w:b w:val="0"/>
+          <w:i w:val="0"/>
+          <w:sz w:val="20"/>
+        </w:rPr>
+        <w:t>WEEK 4 — DIGITAL CONTENT CREATION I</w:t>
+      </w:r>
+      <w:r>
+        <w:rPr>
+          <w:sz w:val="20"/>
+        </w:rPr>
+        <w:tab/>
+        <w:t>10</w:t>
+      </w:r>
+    </w:p>
+    <w:p>
+      <w:pPr>
+        <w:tabs>
+          <w:tab w:pos="7370" w:val="right" w:leader="dot"/>
+        </w:tabs>
+        <w:spacing w:before="0" w:after="0" w:line="240" w:lineRule="auto"/>
+        <w:ind w:left="312"/>
+      </w:pPr>
+      <w:r>
+        <w:rPr>
+          <w:b w:val="0"/>
+          <w:i w:val="0"/>
+          <w:sz w:val="20"/>
+        </w:rPr>
+        <w:t>WEEK 5 — DIGITAL CONTENT CREATION II</w:t>
+      </w:r>
+      <w:r>
+        <w:rPr>
+          <w:sz w:val="20"/>
+        </w:rPr>
+        <w:tab/>
+        <w:t>10</w:t>
+      </w:r>
+    </w:p>
+    <w:p>
+      <w:pPr>
+        <w:tabs>
+          <w:tab w:pos="7370" w:val="right" w:leader="dot"/>
+        </w:tabs>
+        <w:spacing w:before="0" w:after="0" w:line="240" w:lineRule="auto"/>
+        <w:ind w:left="312"/>
+      </w:pPr>
+      <w:r>
+        <w:rPr>
+          <w:b w:val="0"/>
+          <w:i w:val="0"/>
+          <w:sz w:val="20"/>
+        </w:rPr>
+        <w:t>WEEK 6 — SAFETY AND PROTECTION</w:t>
+      </w:r>
+      <w:r>
+        <w:rPr>
+          <w:sz w:val="20"/>
+        </w:rPr>
+        <w:tab/>
+        <w:t>11</w:t>
+      </w:r>
+    </w:p>
+    <w:p>
+      <w:pPr>
+        <w:tabs>
+          <w:tab w:pos="7370" w:val="right" w:leader="dot"/>
+        </w:tabs>
+        <w:spacing w:before="0" w:after="0" w:line="240" w:lineRule="auto"/>
+        <w:ind w:left="312"/>
+      </w:pPr>
+      <w:r>
+        <w:rPr>
+          <w:b w:val="0"/>
+          <w:i w:val="0"/>
+          <w:sz w:val="20"/>
+        </w:rPr>
+        <w:t>WEEK 8 — SAFE INTERNET USE I</w:t>
+      </w:r>
+      <w:r>
+        <w:rPr>
+          <w:sz w:val="20"/>
+        </w:rPr>
+        <w:tab/>
+        <w:t>12</w:t>
+      </w:r>
+    </w:p>
+    <w:p>
+      <w:pPr>
+        <w:tabs>
+          <w:tab w:pos="7370" w:val="right" w:leader="dot"/>
+        </w:tabs>
+        <w:spacing w:before="0" w:after="0" w:line="240" w:lineRule="auto"/>
+        <w:ind w:left="312"/>
+      </w:pPr>
+      <w:r>
+        <w:rPr>
+          <w:b w:val="0"/>
+          <w:i w:val="0"/>
+          <w:sz w:val="20"/>
+        </w:rPr>
+        <w:t>WEEK 9 — SAFE INTERNET USE II</w:t>
+      </w:r>
+      <w:r>
+        <w:rPr>
+          <w:sz w:val="20"/>
+        </w:rPr>
+        <w:tab/>
+        <w:t>12</w:t>
+      </w:r>
+    </w:p>
+    <w:p>
+      <w:pPr>
+        <w:tabs>
+          <w:tab w:pos="7370" w:val="right" w:leader="dot"/>
+        </w:tabs>
+        <w:spacing w:before="60" w:after="0" w:line="240" w:lineRule="auto"/>
+        <w:ind w:left="0"/>
+      </w:pPr>
+      <w:r>
+        <w:rPr>
+          <w:b/>
+          <w:i w:val="0"/>
+          <w:color w:val="142C5A"/>
+          <w:sz w:val="20"/>
+        </w:rPr>
+        <w:t>EXAMINATION PRACTICE — BASIC SCIENCE (Primary 2 · 2nd Term)</w:t>
+      </w:r>
+      <w:r>
+        <w:rPr>
+          <w:sz w:val="20"/>
+        </w:rPr>
+        <w:tab/>
+        <w:t>14</w:t>
+      </w:r>
+    </w:p>
+    <w:p>
+      <w:pPr>
+        <w:tabs>
+          <w:tab w:pos="7370" w:val="right" w:leader="dot"/>
+        </w:tabs>
+        <w:spacing w:before="60" w:after="0" w:line="240" w:lineRule="auto"/>
+        <w:ind w:left="0"/>
+      </w:pPr>
+      <w:r>
+        <w:rPr>
+          <w:b/>
+          <w:i w:val="0"/>
+          <w:color w:val="142C5A"/>
+          <w:sz w:val="20"/>
+        </w:rPr>
+        <w:t>EXAMINATION PRACTICE — BASIC DIGITAL LITERACY (Primary 2 · 2nd Term)</w:t>
+      </w:r>
+      <w:r>
+        <w:rPr>
+          <w:sz w:val="20"/>
+        </w:rPr>
+        <w:tab/>
+        <w:t>16</w:t>
       </w:r>
       <w:r>
         <w:fldChar w:fldCharType="end"/>
@@ -6212,6 +6454,750 @@
     </w:p>
     <w:p>
       <w:pPr>
+        <w:spacing w:after="0"/>
+      </w:pPr>
+      <w:r>
+        <w:br w:type="page"/>
+      </w:r>
+    </w:p>
+    <w:p>
+      <w:pPr>
+        <w:pStyle w:val="Heading1"/>
+        <w:keepNext/>
+        <w:spacing w:before="80" w:after="80"/>
+      </w:pPr>
+      <w:r>
+        <w:rPr>
+          <w:b/>
+          <w:i w:val="0"/>
+          <w:color w:val="142C5A"/>
+          <w:sz w:val="33"/>
+        </w:rPr>
+        <w:t>BASIC DIGITAL LITERACY</w:t>
+      </w:r>
+    </w:p>
+    <w:p>
+      <w:r>
+        <w:rPr>
+          <w:b w:val="0"/>
+          <w:i w:val="0"/>
+          <w:sz w:val="21"/>
+        </w:rPr>
+        <w:t>These are the notes for the second term of Primary 2. They follow the NERDC Basic Education Curriculum (2025 revision) and the school's scheme of work. The eight weeks below are the weeks that carry a written note; the remaining weeks of the term are for revision and the end-of-term paper, so no note is written for them.</w:t>
+      </w:r>
+    </w:p>
+    <w:p>
+      <w:r>
+        <w:rPr>
+          <w:b w:val="0"/>
+          <w:i/>
+          <w:sz w:val="21"/>
+        </w:rPr>
+        <w:t>Depth: NERDC Primary 2 · Basic Digital Literacy · Second Term W1-6, 8-9 (interface customization; file management I; file management II; digital content creation I; digital content creation II; safety and protection; safe internet use I; safe internet use II).</w:t>
+      </w:r>
+    </w:p>
+    <w:p>
+      <w:pPr>
+        <w:pStyle w:val="Heading2"/>
+        <w:keepNext/>
+        <w:spacing w:before="200" w:after="60"/>
+      </w:pPr>
+      <w:r>
+        <w:rPr>
+          <w:b/>
+          <w:i w:val="0"/>
+          <w:color w:val="142C5A"/>
+          <w:sz w:val="25"/>
+        </w:rPr>
+        <w:t>WEEK 1 — INTERFACE CUSTOMIZATION</w:t>
+      </w:r>
+    </w:p>
+    <w:p>
+      <w:pPr>
+        <w:keepNext/>
+        <w:spacing w:after="20"/>
+      </w:pPr>
+      <w:r>
+        <w:rPr>
+          <w:b/>
+          <w:i w:val="0"/>
+          <w:color w:val="142C5A"/>
+          <w:sz w:val="21"/>
+        </w:rPr>
+        <w:t>You will learn to</w:t>
+      </w:r>
+    </w:p>
+    <w:p>
+      <w:pPr>
+        <w:spacing w:after="20"/>
+        <w:ind w:left="312" w:hanging="227"/>
+      </w:pPr>
+      <w:r>
+        <w:rPr>
+          <w:b w:val="0"/>
+          <w:i w:val="0"/>
+          <w:sz w:val="21"/>
+        </w:rPr>
+        <w:t>• say what an interface is</w:t>
+      </w:r>
+    </w:p>
+    <w:p>
+      <w:pPr>
+        <w:spacing w:after="20"/>
+        <w:ind w:left="312" w:hanging="227"/>
+      </w:pPr>
+      <w:r>
+        <w:rPr>
+          <w:b w:val="0"/>
+          <w:i w:val="0"/>
+          <w:sz w:val="21"/>
+        </w:rPr>
+        <w:t>• change how the screen looks</w:t>
+      </w:r>
+    </w:p>
+    <w:p>
+      <w:pPr>
+        <w:spacing w:after="20"/>
+        <w:ind w:left="312" w:hanging="227"/>
+      </w:pPr>
+      <w:r>
+        <w:rPr>
+          <w:b w:val="0"/>
+          <w:i w:val="0"/>
+          <w:sz w:val="21"/>
+        </w:rPr>
+        <w:t>• use the screen well</w:t>
+      </w:r>
+    </w:p>
+    <w:p>
+      <w:pPr>
+        <w:keepNext/>
+        <w:spacing w:after="20"/>
+      </w:pPr>
+      <w:r>
+        <w:rPr>
+          <w:b/>
+          <w:i w:val="0"/>
+          <w:color w:val="142C5A"/>
+          <w:sz w:val="21"/>
+        </w:rPr>
+        <w:t>Things to know</w:t>
+      </w:r>
+    </w:p>
+    <w:p>
+      <w:pPr>
+        <w:spacing w:after="20"/>
+        <w:ind w:left="312" w:hanging="227"/>
+      </w:pPr>
+      <w:r>
+        <w:rPr>
+          <w:b w:val="0"/>
+          <w:i w:val="0"/>
+          <w:sz w:val="21"/>
+        </w:rPr>
+        <w:t xml:space="preserve">• The </w:t>
+      </w:r>
+      <w:r>
+        <w:rPr>
+          <w:b/>
+          <w:i w:val="0"/>
+          <w:sz w:val="21"/>
+        </w:rPr>
+        <w:t>interface</w:t>
+      </w:r>
+      <w:r>
+        <w:rPr>
+          <w:b w:val="0"/>
+          <w:i w:val="0"/>
+          <w:sz w:val="21"/>
+        </w:rPr>
+        <w:t xml:space="preserve"> is what we see on the screen.</w:t>
+      </w:r>
+    </w:p>
+    <w:p>
+      <w:pPr>
+        <w:spacing w:after="20"/>
+        <w:ind w:left="312" w:hanging="227"/>
+      </w:pPr>
+      <w:r>
+        <w:rPr>
+          <w:b w:val="0"/>
+          <w:i w:val="0"/>
+          <w:sz w:val="21"/>
+        </w:rPr>
+        <w:t xml:space="preserve">• The screen shows </w:t>
+      </w:r>
+      <w:r>
+        <w:rPr>
+          <w:b/>
+          <w:i w:val="0"/>
+          <w:sz w:val="21"/>
+        </w:rPr>
+        <w:t>icons</w:t>
+      </w:r>
+      <w:r>
+        <w:rPr>
+          <w:b w:val="0"/>
+          <w:i w:val="0"/>
+          <w:sz w:val="21"/>
+        </w:rPr>
+        <w:t xml:space="preserve">, </w:t>
+      </w:r>
+      <w:r>
+        <w:rPr>
+          <w:b/>
+          <w:i w:val="0"/>
+          <w:sz w:val="21"/>
+        </w:rPr>
+        <w:t>menus</w:t>
+      </w:r>
+      <w:r>
+        <w:rPr>
+          <w:b w:val="0"/>
+          <w:i w:val="0"/>
+          <w:sz w:val="21"/>
+        </w:rPr>
+        <w:t xml:space="preserve"> and </w:t>
+      </w:r>
+      <w:r>
+        <w:rPr>
+          <w:b/>
+          <w:i w:val="0"/>
+          <w:sz w:val="21"/>
+        </w:rPr>
+        <w:t>buttons</w:t>
+      </w:r>
+      <w:r>
+        <w:rPr>
+          <w:b w:val="0"/>
+          <w:i w:val="0"/>
+          <w:sz w:val="21"/>
+        </w:rPr>
+        <w:t>.</w:t>
+      </w:r>
+    </w:p>
+    <w:p>
+      <w:pPr>
+        <w:spacing w:after="20"/>
+        <w:ind w:left="312" w:hanging="227"/>
+      </w:pPr>
+      <w:r>
+        <w:rPr>
+          <w:b w:val="0"/>
+          <w:i w:val="0"/>
+          <w:sz w:val="21"/>
+        </w:rPr>
+        <w:t xml:space="preserve">• An </w:t>
+      </w:r>
+      <w:r>
+        <w:rPr>
+          <w:b/>
+          <w:i w:val="0"/>
+          <w:sz w:val="21"/>
+        </w:rPr>
+        <w:t>icon</w:t>
+      </w:r>
+      <w:r>
+        <w:rPr>
+          <w:b w:val="0"/>
+          <w:i w:val="0"/>
+          <w:sz w:val="21"/>
+        </w:rPr>
+        <w:t xml:space="preserve"> is a small picture we click.</w:t>
+      </w:r>
+    </w:p>
+    <w:p>
+      <w:pPr>
+        <w:spacing w:after="20"/>
+        <w:ind w:left="312" w:hanging="227"/>
+      </w:pPr>
+      <w:r>
+        <w:rPr>
+          <w:b w:val="0"/>
+          <w:i w:val="0"/>
+          <w:sz w:val="21"/>
+        </w:rPr>
+        <w:t xml:space="preserve">• We can change how the screen </w:t>
+      </w:r>
+      <w:r>
+        <w:rPr>
+          <w:b/>
+          <w:i w:val="0"/>
+          <w:sz w:val="21"/>
+        </w:rPr>
+        <w:t>looks</w:t>
+      </w:r>
+      <w:r>
+        <w:rPr>
+          <w:b w:val="0"/>
+          <w:i w:val="0"/>
+          <w:sz w:val="21"/>
+        </w:rPr>
+        <w:t>.</w:t>
+      </w:r>
+    </w:p>
+    <w:p>
+      <w:pPr>
+        <w:spacing w:after="20"/>
+        <w:ind w:left="312" w:hanging="227"/>
+      </w:pPr>
+      <w:r>
+        <w:rPr>
+          <w:b w:val="0"/>
+          <w:i w:val="0"/>
+          <w:sz w:val="21"/>
+        </w:rPr>
+        <w:t xml:space="preserve">• We can make the pictures </w:t>
+      </w:r>
+      <w:r>
+        <w:rPr>
+          <w:b/>
+          <w:i w:val="0"/>
+          <w:sz w:val="21"/>
+        </w:rPr>
+        <w:t>bigger</w:t>
+      </w:r>
+      <w:r>
+        <w:rPr>
+          <w:b w:val="0"/>
+          <w:i w:val="0"/>
+          <w:sz w:val="21"/>
+        </w:rPr>
+        <w:t xml:space="preserve"> or </w:t>
+      </w:r>
+      <w:r>
+        <w:rPr>
+          <w:b/>
+          <w:i w:val="0"/>
+          <w:sz w:val="21"/>
+        </w:rPr>
+        <w:t>smaller</w:t>
+      </w:r>
+      <w:r>
+        <w:rPr>
+          <w:b w:val="0"/>
+          <w:i w:val="0"/>
+          <w:sz w:val="21"/>
+        </w:rPr>
+        <w:t>.</w:t>
+      </w:r>
+    </w:p>
+    <w:p>
+      <w:pPr>
+        <w:spacing w:after="20"/>
+        <w:ind w:left="312" w:hanging="227"/>
+      </w:pPr>
+      <w:r>
+        <w:rPr>
+          <w:b w:val="0"/>
+          <w:i w:val="0"/>
+          <w:sz w:val="21"/>
+        </w:rPr>
+        <w:t xml:space="preserve">• We can change the </w:t>
+      </w:r>
+      <w:r>
+        <w:rPr>
+          <w:b/>
+          <w:i w:val="0"/>
+          <w:sz w:val="21"/>
+        </w:rPr>
+        <w:t>background</w:t>
+      </w:r>
+      <w:r>
+        <w:rPr>
+          <w:b w:val="0"/>
+          <w:i w:val="0"/>
+          <w:sz w:val="21"/>
+        </w:rPr>
+        <w:t xml:space="preserve"> picture.</w:t>
+      </w:r>
+    </w:p>
+    <w:p>
+      <w:pPr>
+        <w:spacing w:after="20"/>
+        <w:ind w:left="312" w:hanging="227"/>
+      </w:pPr>
+      <w:r>
+        <w:rPr>
+          <w:b w:val="0"/>
+          <w:i w:val="0"/>
+          <w:sz w:val="21"/>
+        </w:rPr>
+        <w:t>• We can move the icons to where we like.</w:t>
+      </w:r>
+    </w:p>
+    <w:p>
+      <w:pPr>
+        <w:spacing w:after="20"/>
+        <w:ind w:left="312" w:hanging="227"/>
+      </w:pPr>
+      <w:r>
+        <w:rPr>
+          <w:b w:val="0"/>
+          <w:i w:val="0"/>
+          <w:sz w:val="21"/>
+        </w:rPr>
+        <w:t xml:space="preserve">• Changing the screen is called </w:t>
+      </w:r>
+      <w:r>
+        <w:rPr>
+          <w:b/>
+          <w:i w:val="0"/>
+          <w:sz w:val="21"/>
+        </w:rPr>
+        <w:t>customizing</w:t>
+      </w:r>
+      <w:r>
+        <w:rPr>
+          <w:b w:val="0"/>
+          <w:i w:val="0"/>
+          <w:sz w:val="21"/>
+        </w:rPr>
+        <w:t>.</w:t>
+      </w:r>
+    </w:p>
+    <w:p>
+      <w:pPr>
+        <w:spacing w:after="20"/>
+        <w:ind w:left="312" w:hanging="227"/>
+      </w:pPr>
+      <w:r>
+        <w:rPr>
+          <w:b w:val="0"/>
+          <w:i w:val="0"/>
+          <w:sz w:val="21"/>
+        </w:rPr>
+        <w:t>• We customize to make the screen easy to use.</w:t>
+      </w:r>
+    </w:p>
+    <w:p>
+      <w:pPr>
+        <w:spacing w:after="20"/>
+        <w:ind w:left="312" w:hanging="227"/>
+      </w:pPr>
+      <w:r>
+        <w:rPr>
+          <w:b w:val="0"/>
+          <w:i w:val="0"/>
+          <w:sz w:val="21"/>
+        </w:rPr>
+        <w:t>• We use the screen with care.</w:t>
+      </w:r>
+    </w:p>
+    <w:p>
+      <w:pPr>
+        <w:keepNext/>
+        <w:spacing w:after="20"/>
+      </w:pPr>
+      <w:r>
+        <w:rPr>
+          <w:b/>
+          <w:i w:val="0"/>
+          <w:color w:val="142C5A"/>
+          <w:sz w:val="21"/>
+        </w:rPr>
+        <w:t>Let us talk</w:t>
+      </w:r>
+    </w:p>
+    <w:p>
+      <w:pPr>
+        <w:spacing w:after="20"/>
+        <w:ind w:left="351" w:hanging="351"/>
+      </w:pPr>
+      <w:r>
+        <w:rPr>
+          <w:b w:val="0"/>
+          <w:i w:val="0"/>
+          <w:sz w:val="21"/>
+        </w:rPr>
+        <w:t>1. What is an interface?</w:t>
+      </w:r>
+    </w:p>
+    <w:p>
+      <w:pPr>
+        <w:spacing w:after="20"/>
+        <w:ind w:left="351" w:hanging="351"/>
+      </w:pPr>
+      <w:r>
+        <w:rPr>
+          <w:b w:val="0"/>
+          <w:i w:val="0"/>
+          <w:sz w:val="21"/>
+        </w:rPr>
+        <w:t>2. What is an icon?</w:t>
+      </w:r>
+    </w:p>
+    <w:p>
+      <w:pPr>
+        <w:spacing w:after="20"/>
+        <w:ind w:left="351" w:hanging="351"/>
+      </w:pPr>
+      <w:r>
+        <w:rPr>
+          <w:b w:val="0"/>
+          <w:i w:val="0"/>
+          <w:sz w:val="21"/>
+        </w:rPr>
+        <w:t>3. What does customizing mean?</w:t>
+      </w:r>
+    </w:p>
+    <w:p>
+      <w:pPr>
+        <w:keepNext/>
+        <w:spacing w:after="20"/>
+      </w:pPr>
+      <w:r>
+        <w:rPr>
+          <w:b/>
+          <w:i w:val="0"/>
+          <w:color w:val="142C5A"/>
+          <w:sz w:val="21"/>
+        </w:rPr>
+        <w:t>Words for my notebook</w:t>
+      </w:r>
+    </w:p>
+    <w:p>
+      <w:pPr>
+        <w:spacing w:after="20"/>
+        <w:ind w:left="312" w:hanging="227"/>
+      </w:pPr>
+      <w:r>
+        <w:rPr>
+          <w:b w:val="0"/>
+          <w:i w:val="0"/>
+          <w:sz w:val="21"/>
+        </w:rPr>
+        <w:t>• interface — what we see on the screen</w:t>
+      </w:r>
+    </w:p>
+    <w:p>
+      <w:pPr>
+        <w:spacing w:after="20"/>
+        <w:ind w:left="312" w:hanging="227"/>
+      </w:pPr>
+      <w:r>
+        <w:rPr>
+          <w:b w:val="0"/>
+          <w:i w:val="0"/>
+          <w:sz w:val="21"/>
+        </w:rPr>
+        <w:t>• icon — a small picture we click</w:t>
+      </w:r>
+    </w:p>
+    <w:p>
+      <w:pPr>
+        <w:spacing w:after="20"/>
+        <w:ind w:left="312" w:hanging="227"/>
+      </w:pPr>
+      <w:r>
+        <w:rPr>
+          <w:b w:val="0"/>
+          <w:i w:val="0"/>
+          <w:sz w:val="21"/>
+        </w:rPr>
+        <w:t>• customize — to change how something looks</w:t>
+      </w:r>
+    </w:p>
+    <w:p>
+      <w:pPr>
+        <w:keepNext/>
+        <w:spacing w:after="20"/>
+      </w:pPr>
+      <w:r>
+        <w:rPr>
+          <w:b/>
+          <w:i w:val="0"/>
+          <w:color w:val="142C5A"/>
+          <w:sz w:val="21"/>
+        </w:rPr>
+        <w:t>Worksheet</w:t>
+      </w:r>
+    </w:p>
+    <w:p>
+      <w:pPr>
+        <w:spacing w:after="20"/>
+        <w:ind w:left="351" w:hanging="351"/>
+      </w:pPr>
+      <w:r>
+        <w:rPr>
+          <w:b w:val="0"/>
+          <w:i w:val="0"/>
+          <w:sz w:val="21"/>
+        </w:rPr>
+        <w:t>1. What we see on the screen is the ___.</w:t>
+      </w:r>
+    </w:p>
+    <w:p>
+      <w:pPr>
+        <w:spacing w:after="60"/>
+        <w:ind w:left="652" w:hanging="340"/>
+      </w:pPr>
+      <w:r>
+        <w:rPr>
+          <w:b w:val="0"/>
+          <w:i w:val="0"/>
+          <w:sz w:val="21"/>
+        </w:rPr>
+        <w:t>A) interface B) keyboard C) mouse D) wire</w:t>
+      </w:r>
+    </w:p>
+    <w:p>
+      <w:pPr>
+        <w:spacing w:after="20"/>
+        <w:ind w:left="351" w:hanging="351"/>
+      </w:pPr>
+      <w:r>
+        <w:rPr>
+          <w:b w:val="0"/>
+          <w:i w:val="0"/>
+          <w:sz w:val="21"/>
+        </w:rPr>
+        <w:t>2. A small picture we click is an ___.</w:t>
+      </w:r>
+    </w:p>
+    <w:p>
+      <w:pPr>
+        <w:spacing w:after="60"/>
+        <w:ind w:left="652" w:hanging="340"/>
+      </w:pPr>
+      <w:r>
+        <w:rPr>
+          <w:b w:val="0"/>
+          <w:i w:val="0"/>
+          <w:sz w:val="21"/>
+        </w:rPr>
+        <w:t>A) icon B) wire C) key D) plug</w:t>
+      </w:r>
+    </w:p>
+    <w:p>
+      <w:pPr>
+        <w:spacing w:after="20"/>
+        <w:ind w:left="351" w:hanging="351"/>
+      </w:pPr>
+      <w:r>
+        <w:rPr>
+          <w:b w:val="0"/>
+          <w:i w:val="0"/>
+          <w:sz w:val="21"/>
+        </w:rPr>
+        <w:t>3. We can make the pictures bigger or ___.</w:t>
+      </w:r>
+    </w:p>
+    <w:p>
+      <w:pPr>
+        <w:spacing w:after="60"/>
+        <w:ind w:left="652" w:hanging="340"/>
+      </w:pPr>
+      <w:r>
+        <w:rPr>
+          <w:b w:val="0"/>
+          <w:i w:val="0"/>
+          <w:sz w:val="21"/>
+        </w:rPr>
+        <w:t>A) smaller B) heavier C) louder D) hotter</w:t>
+      </w:r>
+    </w:p>
+    <w:p>
+      <w:pPr>
+        <w:spacing w:after="20"/>
+        <w:ind w:left="351" w:hanging="351"/>
+      </w:pPr>
+      <w:r>
+        <w:rPr>
+          <w:b w:val="0"/>
+          <w:i w:val="0"/>
+          <w:sz w:val="21"/>
+        </w:rPr>
+        <w:t>4. Changing the screen is called ___.</w:t>
+      </w:r>
+    </w:p>
+    <w:p>
+      <w:pPr>
+        <w:spacing w:after="60"/>
+        <w:ind w:left="652" w:hanging="340"/>
+      </w:pPr>
+      <w:r>
+        <w:rPr>
+          <w:b w:val="0"/>
+          <w:i w:val="0"/>
+          <w:sz w:val="21"/>
+        </w:rPr>
+        <w:t>A) customizing B) breaking C) washing D) burning</w:t>
+      </w:r>
+    </w:p>
+    <w:p>
+      <w:pPr>
+        <w:spacing w:after="20"/>
+        <w:ind w:left="351" w:hanging="351"/>
+      </w:pPr>
+      <w:r>
+        <w:rPr>
+          <w:b w:val="0"/>
+          <w:i w:val="0"/>
+          <w:sz w:val="21"/>
+        </w:rPr>
+        <w:t>5. Fill in: To change how something looks is to _____.</w:t>
+      </w:r>
+    </w:p>
+    <w:p>
+      <w:pPr>
+        <w:spacing w:after="20"/>
+        <w:ind w:left="351" w:hanging="351"/>
+      </w:pPr>
+      <w:r>
+        <w:rPr>
+          <w:b w:val="0"/>
+          <w:i w:val="0"/>
+          <w:sz w:val="21"/>
+        </w:rPr>
+        <w:t>6. Mention two things we see on the screen.</w:t>
+      </w:r>
+    </w:p>
+    <w:p>
+      <w:pPr>
+        <w:spacing w:after="20"/>
+        <w:ind w:left="351" w:hanging="351"/>
+      </w:pPr>
+      <w:r>
+        <w:rPr>
+          <w:b w:val="0"/>
+          <w:i w:val="0"/>
+          <w:sz w:val="21"/>
+        </w:rPr>
+        <w:t>7. Write what an icon is.</w:t>
+      </w:r>
+    </w:p>
+    <w:p>
+      <w:pPr>
+        <w:keepNext/>
+        <w:spacing w:after="20"/>
+      </w:pPr>
+      <w:r>
+        <w:rPr>
+          <w:b/>
+          <w:i w:val="0"/>
+          <w:color w:val="142C5A"/>
+          <w:sz w:val="21"/>
+        </w:rPr>
+        <w:t>My own work</w:t>
+      </w:r>
+    </w:p>
+    <w:p>
+      <w:pPr>
+        <w:spacing w:after="20"/>
+        <w:ind w:left="312" w:hanging="227"/>
+      </w:pPr>
+      <w:r>
+        <w:rPr>
+          <w:b w:val="0"/>
+          <w:i w:val="0"/>
+          <w:sz w:val="21"/>
+        </w:rPr>
+        <w:t>• Draw a screen with icons.</w:t>
+      </w:r>
+    </w:p>
+    <w:p>
+      <w:pPr>
         <w:spacing w:after="60"/>
         <w:pBdr>
           <w:bottom w:val="single" w:sz="6" w:color="BBBBBB"/>
@@ -6220,6 +7206,4754 @@
     </w:p>
     <w:p>
       <w:pPr>
+        <w:pStyle w:val="Heading2"/>
+        <w:keepNext/>
+        <w:spacing w:before="200" w:after="60"/>
+      </w:pPr>
+      <w:r>
+        <w:rPr>
+          <w:b/>
+          <w:i w:val="0"/>
+          <w:color w:val="142C5A"/>
+          <w:sz w:val="25"/>
+        </w:rPr>
+        <w:t>WEEK 2 — FILE MANAGEMENT I</w:t>
+      </w:r>
+    </w:p>
+    <w:p>
+      <w:pPr>
+        <w:keepNext/>
+        <w:spacing w:after="20"/>
+      </w:pPr>
+      <w:r>
+        <w:rPr>
+          <w:b/>
+          <w:i w:val="0"/>
+          <w:color w:val="142C5A"/>
+          <w:sz w:val="21"/>
+        </w:rPr>
+        <w:t>You will learn to</w:t>
+      </w:r>
+    </w:p>
+    <w:p>
+      <w:pPr>
+        <w:spacing w:after="20"/>
+        <w:ind w:left="312" w:hanging="227"/>
+      </w:pPr>
+      <w:r>
+        <w:rPr>
+          <w:b w:val="0"/>
+          <w:i w:val="0"/>
+          <w:sz w:val="21"/>
+        </w:rPr>
+        <w:t>• say what a file is</w:t>
+      </w:r>
+    </w:p>
+    <w:p>
+      <w:pPr>
+        <w:spacing w:after="20"/>
+        <w:ind w:left="312" w:hanging="227"/>
+      </w:pPr>
+      <w:r>
+        <w:rPr>
+          <w:b w:val="0"/>
+          <w:i w:val="0"/>
+          <w:sz w:val="21"/>
+        </w:rPr>
+        <w:t>• name files</w:t>
+      </w:r>
+    </w:p>
+    <w:p>
+      <w:pPr>
+        <w:spacing w:after="20"/>
+        <w:ind w:left="312" w:hanging="227"/>
+      </w:pPr>
+      <w:r>
+        <w:rPr>
+          <w:b w:val="0"/>
+          <w:i w:val="0"/>
+          <w:sz w:val="21"/>
+        </w:rPr>
+        <w:t>• open and close files</w:t>
+      </w:r>
+    </w:p>
+    <w:p>
+      <w:pPr>
+        <w:keepNext/>
+        <w:spacing w:after="20"/>
+      </w:pPr>
+      <w:r>
+        <w:rPr>
+          <w:b/>
+          <w:i w:val="0"/>
+          <w:color w:val="142C5A"/>
+          <w:sz w:val="21"/>
+        </w:rPr>
+        <w:t>Things to know</w:t>
+      </w:r>
+    </w:p>
+    <w:p>
+      <w:pPr>
+        <w:spacing w:after="20"/>
+        <w:ind w:left="312" w:hanging="227"/>
+      </w:pPr>
+      <w:r>
+        <w:rPr>
+          <w:b w:val="0"/>
+          <w:i w:val="0"/>
+          <w:sz w:val="21"/>
+        </w:rPr>
+        <w:t xml:space="preserve">• A </w:t>
+      </w:r>
+      <w:r>
+        <w:rPr>
+          <w:b/>
+          <w:i w:val="0"/>
+          <w:sz w:val="21"/>
+        </w:rPr>
+        <w:t>file</w:t>
+      </w:r>
+      <w:r>
+        <w:rPr>
+          <w:b w:val="0"/>
+          <w:i w:val="0"/>
+          <w:sz w:val="21"/>
+        </w:rPr>
+        <w:t xml:space="preserve"> is where we keep our work on a computer.</w:t>
+      </w:r>
+    </w:p>
+    <w:p>
+      <w:pPr>
+        <w:spacing w:after="20"/>
+        <w:ind w:left="312" w:hanging="227"/>
+      </w:pPr>
+      <w:r>
+        <w:rPr>
+          <w:b w:val="0"/>
+          <w:i w:val="0"/>
+          <w:sz w:val="21"/>
+        </w:rPr>
+        <w:t xml:space="preserve">• We keep </w:t>
+      </w:r>
+      <w:r>
+        <w:rPr>
+          <w:b/>
+          <w:i w:val="0"/>
+          <w:sz w:val="21"/>
+        </w:rPr>
+        <w:t>pictures</w:t>
+      </w:r>
+      <w:r>
+        <w:rPr>
+          <w:b w:val="0"/>
+          <w:i w:val="0"/>
+          <w:sz w:val="21"/>
+        </w:rPr>
+        <w:t xml:space="preserve">, </w:t>
+      </w:r>
+      <w:r>
+        <w:rPr>
+          <w:b/>
+          <w:i w:val="0"/>
+          <w:sz w:val="21"/>
+        </w:rPr>
+        <w:t>writing</w:t>
+      </w:r>
+      <w:r>
+        <w:rPr>
+          <w:b w:val="0"/>
+          <w:i w:val="0"/>
+          <w:sz w:val="21"/>
+        </w:rPr>
+        <w:t xml:space="preserve"> and </w:t>
+      </w:r>
+      <w:r>
+        <w:rPr>
+          <w:b/>
+          <w:i w:val="0"/>
+          <w:sz w:val="21"/>
+        </w:rPr>
+        <w:t>songs</w:t>
+      </w:r>
+      <w:r>
+        <w:rPr>
+          <w:b w:val="0"/>
+          <w:i w:val="0"/>
+          <w:sz w:val="21"/>
+        </w:rPr>
+        <w:t xml:space="preserve"> in files.</w:t>
+      </w:r>
+    </w:p>
+    <w:p>
+      <w:pPr>
+        <w:spacing w:after="20"/>
+        <w:ind w:left="312" w:hanging="227"/>
+      </w:pPr>
+      <w:r>
+        <w:rPr>
+          <w:b w:val="0"/>
+          <w:i w:val="0"/>
+          <w:sz w:val="21"/>
+        </w:rPr>
+        <w:t xml:space="preserve">• Each file has a </w:t>
+      </w:r>
+      <w:r>
+        <w:rPr>
+          <w:b/>
+          <w:i w:val="0"/>
+          <w:sz w:val="21"/>
+        </w:rPr>
+        <w:t>name</w:t>
+      </w:r>
+      <w:r>
+        <w:rPr>
+          <w:b w:val="0"/>
+          <w:i w:val="0"/>
+          <w:sz w:val="21"/>
+        </w:rPr>
+        <w:t>.</w:t>
+      </w:r>
+    </w:p>
+    <w:p>
+      <w:pPr>
+        <w:spacing w:after="20"/>
+        <w:ind w:left="312" w:hanging="227"/>
+      </w:pPr>
+      <w:r>
+        <w:rPr>
+          <w:b w:val="0"/>
+          <w:i w:val="0"/>
+          <w:sz w:val="21"/>
+        </w:rPr>
+        <w:t xml:space="preserve">• We give a file a name we can </w:t>
+      </w:r>
+      <w:r>
+        <w:rPr>
+          <w:b/>
+          <w:i w:val="0"/>
+          <w:sz w:val="21"/>
+        </w:rPr>
+        <w:t>remember</w:t>
+      </w:r>
+      <w:r>
+        <w:rPr>
+          <w:b w:val="0"/>
+          <w:i w:val="0"/>
+          <w:sz w:val="21"/>
+        </w:rPr>
+        <w:t>.</w:t>
+      </w:r>
+    </w:p>
+    <w:p>
+      <w:pPr>
+        <w:spacing w:after="0"/>
+      </w:pPr>
+      <w:r>
+        <w:br w:type="page"/>
+      </w:r>
+    </w:p>
+    <w:p>
+      <w:pPr>
+        <w:spacing w:after="20"/>
+        <w:ind w:left="312" w:hanging="227"/>
+      </w:pPr>
+      <w:r>
+        <w:rPr>
+          <w:b w:val="0"/>
+          <w:i w:val="0"/>
+          <w:sz w:val="21"/>
+        </w:rPr>
+        <w:t xml:space="preserve">• We </w:t>
+      </w:r>
+      <w:r>
+        <w:rPr>
+          <w:b/>
+          <w:i w:val="0"/>
+          <w:sz w:val="21"/>
+        </w:rPr>
+        <w:t>open</w:t>
+      </w:r>
+      <w:r>
+        <w:rPr>
+          <w:b w:val="0"/>
+          <w:i w:val="0"/>
+          <w:sz w:val="21"/>
+        </w:rPr>
+        <w:t xml:space="preserve"> a file to see what is inside.</w:t>
+      </w:r>
+    </w:p>
+    <w:p>
+      <w:pPr>
+        <w:spacing w:after="20"/>
+        <w:ind w:left="312" w:hanging="227"/>
+      </w:pPr>
+      <w:r>
+        <w:rPr>
+          <w:b w:val="0"/>
+          <w:i w:val="0"/>
+          <w:sz w:val="21"/>
+        </w:rPr>
+        <w:t xml:space="preserve">• We </w:t>
+      </w:r>
+      <w:r>
+        <w:rPr>
+          <w:b/>
+          <w:i w:val="0"/>
+          <w:sz w:val="21"/>
+        </w:rPr>
+        <w:t>close</w:t>
+      </w:r>
+      <w:r>
+        <w:rPr>
+          <w:b w:val="0"/>
+          <w:i w:val="0"/>
+          <w:sz w:val="21"/>
+        </w:rPr>
+        <w:t xml:space="preserve"> a file when we finish.</w:t>
+      </w:r>
+    </w:p>
+    <w:p>
+      <w:pPr>
+        <w:spacing w:after="20"/>
+        <w:ind w:left="312" w:hanging="227"/>
+      </w:pPr>
+      <w:r>
+        <w:rPr>
+          <w:b w:val="0"/>
+          <w:i w:val="0"/>
+          <w:sz w:val="21"/>
+        </w:rPr>
+        <w:t xml:space="preserve">• We </w:t>
+      </w:r>
+      <w:r>
+        <w:rPr>
+          <w:b/>
+          <w:i w:val="0"/>
+          <w:sz w:val="21"/>
+        </w:rPr>
+        <w:t>save</w:t>
+      </w:r>
+      <w:r>
+        <w:rPr>
+          <w:b w:val="0"/>
+          <w:i w:val="0"/>
+          <w:sz w:val="21"/>
+        </w:rPr>
+        <w:t xml:space="preserve"> our work in a file.</w:t>
+      </w:r>
+    </w:p>
+    <w:p>
+      <w:pPr>
+        <w:spacing w:after="20"/>
+        <w:ind w:left="312" w:hanging="227"/>
+      </w:pPr>
+      <w:r>
+        <w:rPr>
+          <w:b w:val="0"/>
+          <w:i w:val="0"/>
+          <w:sz w:val="21"/>
+        </w:rPr>
+        <w:t>• Files help us keep our work safe.</w:t>
+      </w:r>
+    </w:p>
+    <w:p>
+      <w:pPr>
+        <w:spacing w:after="20"/>
+        <w:ind w:left="312" w:hanging="227"/>
+      </w:pPr>
+      <w:r>
+        <w:rPr>
+          <w:b w:val="0"/>
+          <w:i w:val="0"/>
+          <w:sz w:val="21"/>
+        </w:rPr>
+        <w:t>• We do not lose our files.</w:t>
+      </w:r>
+    </w:p>
+    <w:p>
+      <w:pPr>
+        <w:spacing w:after="20"/>
+        <w:ind w:left="312" w:hanging="227"/>
+      </w:pPr>
+      <w:r>
+        <w:rPr>
+          <w:b w:val="0"/>
+          <w:i w:val="0"/>
+          <w:sz w:val="21"/>
+        </w:rPr>
+        <w:t>• File management helps us find our work.</w:t>
+      </w:r>
+    </w:p>
+    <w:p>
+      <w:pPr>
+        <w:keepNext/>
+        <w:spacing w:after="20"/>
+      </w:pPr>
+      <w:r>
+        <w:rPr>
+          <w:b/>
+          <w:i w:val="0"/>
+          <w:color w:val="142C5A"/>
+          <w:sz w:val="21"/>
+        </w:rPr>
+        <w:t>Let us talk</w:t>
+      </w:r>
+    </w:p>
+    <w:p>
+      <w:pPr>
+        <w:spacing w:after="20"/>
+        <w:ind w:left="351" w:hanging="351"/>
+      </w:pPr>
+      <w:r>
+        <w:rPr>
+          <w:b w:val="0"/>
+          <w:i w:val="0"/>
+          <w:sz w:val="21"/>
+        </w:rPr>
+        <w:t>1. What is a file?</w:t>
+      </w:r>
+    </w:p>
+    <w:p>
+      <w:pPr>
+        <w:spacing w:after="20"/>
+        <w:ind w:left="351" w:hanging="351"/>
+      </w:pPr>
+      <w:r>
+        <w:rPr>
+          <w:b w:val="0"/>
+          <w:i w:val="0"/>
+          <w:sz w:val="21"/>
+        </w:rPr>
+        <w:t>2. Why do we name a file?</w:t>
+      </w:r>
+    </w:p>
+    <w:p>
+      <w:pPr>
+        <w:spacing w:after="20"/>
+        <w:ind w:left="351" w:hanging="351"/>
+      </w:pPr>
+      <w:r>
+        <w:rPr>
+          <w:b w:val="0"/>
+          <w:i w:val="0"/>
+          <w:sz w:val="21"/>
+        </w:rPr>
+        <w:t>3. What do we do when we finish a file?</w:t>
+      </w:r>
+    </w:p>
+    <w:p>
+      <w:pPr>
+        <w:keepNext/>
+        <w:spacing w:after="20"/>
+      </w:pPr>
+      <w:r>
+        <w:rPr>
+          <w:b/>
+          <w:i w:val="0"/>
+          <w:color w:val="142C5A"/>
+          <w:sz w:val="21"/>
+        </w:rPr>
+        <w:t>Words for my notebook</w:t>
+      </w:r>
+    </w:p>
+    <w:p>
+      <w:pPr>
+        <w:spacing w:after="20"/>
+        <w:ind w:left="312" w:hanging="227"/>
+      </w:pPr>
+      <w:r>
+        <w:rPr>
+          <w:b w:val="0"/>
+          <w:i w:val="0"/>
+          <w:sz w:val="21"/>
+        </w:rPr>
+        <w:t>• file — where we keep our work on a computer</w:t>
+      </w:r>
+    </w:p>
+    <w:p>
+      <w:pPr>
+        <w:spacing w:after="20"/>
+        <w:ind w:left="312" w:hanging="227"/>
+      </w:pPr>
+      <w:r>
+        <w:rPr>
+          <w:b w:val="0"/>
+          <w:i w:val="0"/>
+          <w:sz w:val="21"/>
+        </w:rPr>
+        <w:t>• name — what we call a file</w:t>
+      </w:r>
+    </w:p>
+    <w:p>
+      <w:pPr>
+        <w:spacing w:after="20"/>
+        <w:ind w:left="312" w:hanging="227"/>
+      </w:pPr>
+      <w:r>
+        <w:rPr>
+          <w:b w:val="0"/>
+          <w:i w:val="0"/>
+          <w:sz w:val="21"/>
+        </w:rPr>
+        <w:t>• save — to keep our work</w:t>
+      </w:r>
+    </w:p>
+    <w:p>
+      <w:pPr>
+        <w:keepNext/>
+        <w:spacing w:after="20"/>
+      </w:pPr>
+      <w:r>
+        <w:rPr>
+          <w:b/>
+          <w:i w:val="0"/>
+          <w:color w:val="142C5A"/>
+          <w:sz w:val="21"/>
+        </w:rPr>
+        <w:t>Worksheet</w:t>
+      </w:r>
+    </w:p>
+    <w:p>
+      <w:pPr>
+        <w:spacing w:after="20"/>
+        <w:ind w:left="351" w:hanging="351"/>
+      </w:pPr>
+      <w:r>
+        <w:rPr>
+          <w:b w:val="0"/>
+          <w:i w:val="0"/>
+          <w:sz w:val="21"/>
+        </w:rPr>
+        <w:t>1. Where we keep our work on a computer is a ___.</w:t>
+      </w:r>
+    </w:p>
+    <w:p>
+      <w:pPr>
+        <w:spacing w:after="60"/>
+        <w:ind w:left="652" w:hanging="340"/>
+      </w:pPr>
+      <w:r>
+        <w:rPr>
+          <w:b w:val="0"/>
+          <w:i w:val="0"/>
+          <w:sz w:val="21"/>
+        </w:rPr>
+        <w:t>A) file B) stone C) tree D) cloud</w:t>
+      </w:r>
+    </w:p>
+    <w:p>
+      <w:pPr>
+        <w:spacing w:after="20"/>
+        <w:ind w:left="351" w:hanging="351"/>
+      </w:pPr>
+      <w:r>
+        <w:rPr>
+          <w:b w:val="0"/>
+          <w:i w:val="0"/>
+          <w:sz w:val="21"/>
+        </w:rPr>
+        <w:t>2. Each file has a ___.</w:t>
+      </w:r>
+    </w:p>
+    <w:p>
+      <w:pPr>
+        <w:spacing w:after="60"/>
+        <w:ind w:left="652" w:hanging="340"/>
+      </w:pPr>
+      <w:r>
+        <w:rPr>
+          <w:b w:val="0"/>
+          <w:i w:val="0"/>
+          <w:sz w:val="21"/>
+        </w:rPr>
+        <w:t>A) name B) stone C) tree D) cloud</w:t>
+      </w:r>
+    </w:p>
+    <w:p>
+      <w:pPr>
+        <w:spacing w:after="20"/>
+        <w:ind w:left="351" w:hanging="351"/>
+      </w:pPr>
+      <w:r>
+        <w:rPr>
+          <w:b w:val="0"/>
+          <w:i w:val="0"/>
+          <w:sz w:val="21"/>
+        </w:rPr>
+        <w:t>3. We ___ a file to see what is inside.</w:t>
+      </w:r>
+    </w:p>
+    <w:p>
+      <w:pPr>
+        <w:spacing w:after="60"/>
+        <w:ind w:left="652" w:hanging="340"/>
+      </w:pPr>
+      <w:r>
+        <w:rPr>
+          <w:b w:val="0"/>
+          <w:i w:val="0"/>
+          <w:sz w:val="21"/>
+        </w:rPr>
+        <w:t>A) open B) burn C) break D) hide</w:t>
+      </w:r>
+    </w:p>
+    <w:p>
+      <w:pPr>
+        <w:spacing w:after="20"/>
+        <w:ind w:left="351" w:hanging="351"/>
+      </w:pPr>
+      <w:r>
+        <w:rPr>
+          <w:b w:val="0"/>
+          <w:i w:val="0"/>
+          <w:sz w:val="21"/>
+        </w:rPr>
+        <w:t>4. We ___ our work in a file.</w:t>
+      </w:r>
+    </w:p>
+    <w:p>
+      <w:pPr>
+        <w:spacing w:after="60"/>
+        <w:ind w:left="652" w:hanging="340"/>
+      </w:pPr>
+      <w:r>
+        <w:rPr>
+          <w:b w:val="0"/>
+          <w:i w:val="0"/>
+          <w:sz w:val="21"/>
+        </w:rPr>
+        <w:t>A) save B) lose C) burn D) hide</w:t>
+      </w:r>
+    </w:p>
+    <w:p>
+      <w:pPr>
+        <w:spacing w:after="20"/>
+        <w:ind w:left="351" w:hanging="351"/>
+      </w:pPr>
+      <w:r>
+        <w:rPr>
+          <w:b w:val="0"/>
+          <w:i w:val="0"/>
+          <w:sz w:val="21"/>
+        </w:rPr>
+        <w:t>5. Fill in: To keep our work is to _____.</w:t>
+      </w:r>
+    </w:p>
+    <w:p>
+      <w:pPr>
+        <w:spacing w:after="20"/>
+        <w:ind w:left="351" w:hanging="351"/>
+      </w:pPr>
+      <w:r>
+        <w:rPr>
+          <w:b w:val="0"/>
+          <w:i w:val="0"/>
+          <w:sz w:val="21"/>
+        </w:rPr>
+        <w:t>6. Mention two things we keep in files.</w:t>
+      </w:r>
+    </w:p>
+    <w:p>
+      <w:pPr>
+        <w:spacing w:after="20"/>
+        <w:ind w:left="351" w:hanging="351"/>
+      </w:pPr>
+      <w:r>
+        <w:rPr>
+          <w:b w:val="0"/>
+          <w:i w:val="0"/>
+          <w:sz w:val="21"/>
+        </w:rPr>
+        <w:t>7. Write what a file is.</w:t>
+      </w:r>
+    </w:p>
+    <w:p>
+      <w:pPr>
+        <w:keepNext/>
+        <w:spacing w:after="20"/>
+      </w:pPr>
+      <w:r>
+        <w:rPr>
+          <w:b/>
+          <w:i w:val="0"/>
+          <w:color w:val="142C5A"/>
+          <w:sz w:val="21"/>
+        </w:rPr>
+        <w:t>My own work</w:t>
+      </w:r>
+    </w:p>
+    <w:p>
+      <w:pPr>
+        <w:spacing w:after="20"/>
+        <w:ind w:left="312" w:hanging="227"/>
+      </w:pPr>
+      <w:r>
+        <w:rPr>
+          <w:b w:val="0"/>
+          <w:i w:val="0"/>
+          <w:sz w:val="21"/>
+        </w:rPr>
+        <w:t>• Draw a file with a name.</w:t>
+      </w:r>
+    </w:p>
+    <w:p>
+      <w:pPr>
+        <w:spacing w:after="60"/>
+        <w:pBdr>
+          <w:bottom w:val="single" w:sz="6" w:color="BBBBBB"/>
+        </w:pBdr>
+      </w:pPr>
+    </w:p>
+    <w:p>
+      <w:pPr>
+        <w:pStyle w:val="Heading2"/>
+        <w:keepNext/>
+        <w:spacing w:before="200" w:after="60"/>
+      </w:pPr>
+      <w:r>
+        <w:rPr>
+          <w:b/>
+          <w:i w:val="0"/>
+          <w:color w:val="142C5A"/>
+          <w:sz w:val="25"/>
+        </w:rPr>
+        <w:t>WEEK 3 — FILE MANAGEMENT II</w:t>
+      </w:r>
+    </w:p>
+    <w:p>
+      <w:pPr>
+        <w:keepNext/>
+        <w:spacing w:after="20"/>
+      </w:pPr>
+      <w:r>
+        <w:rPr>
+          <w:b/>
+          <w:i w:val="0"/>
+          <w:color w:val="142C5A"/>
+          <w:sz w:val="21"/>
+        </w:rPr>
+        <w:t>You will learn to</w:t>
+      </w:r>
+    </w:p>
+    <w:p>
+      <w:pPr>
+        <w:spacing w:after="20"/>
+        <w:ind w:left="312" w:hanging="227"/>
+      </w:pPr>
+      <w:r>
+        <w:rPr>
+          <w:b w:val="0"/>
+          <w:i w:val="0"/>
+          <w:sz w:val="21"/>
+        </w:rPr>
+        <w:t>• keep files in folders</w:t>
+      </w:r>
+    </w:p>
+    <w:p>
+      <w:pPr>
+        <w:spacing w:after="20"/>
+        <w:ind w:left="312" w:hanging="227"/>
+      </w:pPr>
+      <w:r>
+        <w:rPr>
+          <w:b w:val="0"/>
+          <w:i w:val="0"/>
+          <w:sz w:val="21"/>
+        </w:rPr>
+        <w:t>• find files easily</w:t>
+      </w:r>
+    </w:p>
+    <w:p>
+      <w:pPr>
+        <w:spacing w:after="20"/>
+        <w:ind w:left="312" w:hanging="227"/>
+      </w:pPr>
+      <w:r>
+        <w:rPr>
+          <w:b w:val="0"/>
+          <w:i w:val="0"/>
+          <w:sz w:val="21"/>
+        </w:rPr>
+        <w:t>• care for files</w:t>
+      </w:r>
+    </w:p>
+    <w:p>
+      <w:pPr>
+        <w:keepNext/>
+        <w:spacing w:after="20"/>
+      </w:pPr>
+      <w:r>
+        <w:rPr>
+          <w:b/>
+          <w:i w:val="0"/>
+          <w:color w:val="142C5A"/>
+          <w:sz w:val="21"/>
+        </w:rPr>
+        <w:t>Things to know</w:t>
+      </w:r>
+    </w:p>
+    <w:p>
+      <w:pPr>
+        <w:spacing w:after="20"/>
+        <w:ind w:left="312" w:hanging="227"/>
+      </w:pPr>
+      <w:r>
+        <w:rPr>
+          <w:b w:val="0"/>
+          <w:i w:val="0"/>
+          <w:sz w:val="21"/>
+        </w:rPr>
+        <w:t xml:space="preserve">• A </w:t>
+      </w:r>
+      <w:r>
+        <w:rPr>
+          <w:b/>
+          <w:i w:val="0"/>
+          <w:sz w:val="21"/>
+        </w:rPr>
+        <w:t>folder</w:t>
+      </w:r>
+      <w:r>
+        <w:rPr>
+          <w:b w:val="0"/>
+          <w:i w:val="0"/>
+          <w:sz w:val="21"/>
+        </w:rPr>
+        <w:t xml:space="preserve"> is like a box that holds files.</w:t>
+      </w:r>
+    </w:p>
+    <w:p>
+      <w:pPr>
+        <w:spacing w:after="20"/>
+        <w:ind w:left="312" w:hanging="227"/>
+      </w:pPr>
+      <w:r>
+        <w:rPr>
+          <w:b w:val="0"/>
+          <w:i w:val="0"/>
+          <w:sz w:val="21"/>
+        </w:rPr>
+        <w:t xml:space="preserve">• We keep files in </w:t>
+      </w:r>
+      <w:r>
+        <w:rPr>
+          <w:b/>
+          <w:i w:val="0"/>
+          <w:sz w:val="21"/>
+        </w:rPr>
+        <w:t>folders</w:t>
+      </w:r>
+      <w:r>
+        <w:rPr>
+          <w:b w:val="0"/>
+          <w:i w:val="0"/>
+          <w:sz w:val="21"/>
+        </w:rPr>
+        <w:t xml:space="preserve"> to be tidy.</w:t>
+      </w:r>
+    </w:p>
+    <w:p>
+      <w:pPr>
+        <w:spacing w:after="20"/>
+        <w:ind w:left="312" w:hanging="227"/>
+      </w:pPr>
+      <w:r>
+        <w:rPr>
+          <w:b w:val="0"/>
+          <w:i w:val="0"/>
+          <w:sz w:val="21"/>
+        </w:rPr>
+        <w:t>• We can name a folder after what is inside.</w:t>
+      </w:r>
+    </w:p>
+    <w:p>
+      <w:pPr>
+        <w:spacing w:after="20"/>
+        <w:ind w:left="312" w:hanging="227"/>
+      </w:pPr>
+      <w:r>
+        <w:rPr>
+          <w:b w:val="0"/>
+          <w:i w:val="0"/>
+          <w:sz w:val="21"/>
+        </w:rPr>
+        <w:t xml:space="preserve">• A folder can hold many </w:t>
+      </w:r>
+      <w:r>
+        <w:rPr>
+          <w:b/>
+          <w:i w:val="0"/>
+          <w:sz w:val="21"/>
+        </w:rPr>
+        <w:t>files</w:t>
+      </w:r>
+      <w:r>
+        <w:rPr>
+          <w:b w:val="0"/>
+          <w:i w:val="0"/>
+          <w:sz w:val="21"/>
+        </w:rPr>
+        <w:t>.</w:t>
+      </w:r>
+    </w:p>
+    <w:p>
+      <w:pPr>
+        <w:spacing w:after="20"/>
+        <w:ind w:left="312" w:hanging="227"/>
+      </w:pPr>
+      <w:r>
+        <w:rPr>
+          <w:b w:val="0"/>
+          <w:i w:val="0"/>
+          <w:sz w:val="21"/>
+        </w:rPr>
+        <w:t>• We can put folders inside other folders.</w:t>
+      </w:r>
+    </w:p>
+    <w:p>
+      <w:pPr>
+        <w:spacing w:after="20"/>
+        <w:ind w:left="312" w:hanging="227"/>
+      </w:pPr>
+      <w:r>
+        <w:rPr>
+          <w:b w:val="0"/>
+          <w:i w:val="0"/>
+          <w:sz w:val="21"/>
+        </w:rPr>
+        <w:t xml:space="preserve">• Keeping files in folders helps us </w:t>
+      </w:r>
+      <w:r>
+        <w:rPr>
+          <w:b/>
+          <w:i w:val="0"/>
+          <w:sz w:val="21"/>
+        </w:rPr>
+        <w:t>find</w:t>
+      </w:r>
+      <w:r>
+        <w:rPr>
+          <w:b w:val="0"/>
+          <w:i w:val="0"/>
+          <w:sz w:val="21"/>
+        </w:rPr>
+        <w:t xml:space="preserve"> them.</w:t>
+      </w:r>
+    </w:p>
+    <w:p>
+      <w:pPr>
+        <w:spacing w:after="20"/>
+        <w:ind w:left="312" w:hanging="227"/>
+      </w:pPr>
+      <w:r>
+        <w:rPr>
+          <w:b w:val="0"/>
+          <w:i w:val="0"/>
+          <w:sz w:val="21"/>
+        </w:rPr>
+        <w:t xml:space="preserve">• We </w:t>
+      </w:r>
+      <w:r>
+        <w:rPr>
+          <w:b/>
+          <w:i w:val="0"/>
+          <w:sz w:val="21"/>
+        </w:rPr>
+        <w:t>delete</w:t>
+      </w:r>
+      <w:r>
+        <w:rPr>
+          <w:b w:val="0"/>
+          <w:i w:val="0"/>
+          <w:sz w:val="21"/>
+        </w:rPr>
+        <w:t xml:space="preserve"> a file we do not need.</w:t>
+      </w:r>
+    </w:p>
+    <w:p>
+      <w:pPr>
+        <w:spacing w:after="20"/>
+        <w:ind w:left="312" w:hanging="227"/>
+      </w:pPr>
+      <w:r>
+        <w:rPr>
+          <w:b w:val="0"/>
+          <w:i w:val="0"/>
+          <w:sz w:val="21"/>
+        </w:rPr>
+        <w:t>• We do not delete files by mistake.</w:t>
+      </w:r>
+    </w:p>
+    <w:p>
+      <w:pPr>
+        <w:spacing w:after="20"/>
+        <w:ind w:left="312" w:hanging="227"/>
+      </w:pPr>
+      <w:r>
+        <w:rPr>
+          <w:b w:val="0"/>
+          <w:i w:val="0"/>
+          <w:sz w:val="21"/>
+        </w:rPr>
+        <w:t>• Tidy files are easy to find.</w:t>
+      </w:r>
+    </w:p>
+    <w:p>
+      <w:pPr>
+        <w:spacing w:after="20"/>
+        <w:ind w:left="312" w:hanging="227"/>
+      </w:pPr>
+      <w:r>
+        <w:rPr>
+          <w:b w:val="0"/>
+          <w:i w:val="0"/>
+          <w:sz w:val="21"/>
+        </w:rPr>
+        <w:t>• Good file management saves time.</w:t>
+      </w:r>
+    </w:p>
+    <w:p>
+      <w:pPr>
+        <w:keepNext/>
+        <w:spacing w:after="20"/>
+      </w:pPr>
+      <w:r>
+        <w:rPr>
+          <w:b/>
+          <w:i w:val="0"/>
+          <w:color w:val="142C5A"/>
+          <w:sz w:val="21"/>
+        </w:rPr>
+        <w:t>Let us talk</w:t>
+      </w:r>
+    </w:p>
+    <w:p>
+      <w:pPr>
+        <w:spacing w:after="20"/>
+        <w:ind w:left="351" w:hanging="351"/>
+      </w:pPr>
+      <w:r>
+        <w:rPr>
+          <w:b w:val="0"/>
+          <w:i w:val="0"/>
+          <w:sz w:val="21"/>
+        </w:rPr>
+        <w:t>1. What is a folder?</w:t>
+      </w:r>
+    </w:p>
+    <w:p>
+      <w:pPr>
+        <w:spacing w:after="20"/>
+        <w:ind w:left="351" w:hanging="351"/>
+      </w:pPr>
+      <w:r>
+        <w:rPr>
+          <w:b w:val="0"/>
+          <w:i w:val="0"/>
+          <w:sz w:val="21"/>
+        </w:rPr>
+        <w:t>2. Why do we keep files in folders?</w:t>
+      </w:r>
+    </w:p>
+    <w:p>
+      <w:pPr>
+        <w:spacing w:after="20"/>
+        <w:ind w:left="351" w:hanging="351"/>
+      </w:pPr>
+      <w:r>
+        <w:rPr>
+          <w:b w:val="0"/>
+          <w:i w:val="0"/>
+          <w:sz w:val="21"/>
+        </w:rPr>
+        <w:t>3. When do we delete a file?</w:t>
+      </w:r>
+    </w:p>
+    <w:p>
+      <w:pPr>
+        <w:keepNext/>
+        <w:spacing w:after="20"/>
+      </w:pPr>
+      <w:r>
+        <w:rPr>
+          <w:b/>
+          <w:i w:val="0"/>
+          <w:color w:val="142C5A"/>
+          <w:sz w:val="21"/>
+        </w:rPr>
+        <w:t>Words for my notebook</w:t>
+      </w:r>
+    </w:p>
+    <w:p>
+      <w:pPr>
+        <w:spacing w:after="20"/>
+        <w:ind w:left="312" w:hanging="227"/>
+      </w:pPr>
+      <w:r>
+        <w:rPr>
+          <w:b w:val="0"/>
+          <w:i w:val="0"/>
+          <w:sz w:val="21"/>
+        </w:rPr>
+        <w:t>• folder — a box that holds files</w:t>
+      </w:r>
+    </w:p>
+    <w:p>
+      <w:pPr>
+        <w:spacing w:after="20"/>
+        <w:ind w:left="312" w:hanging="227"/>
+      </w:pPr>
+      <w:r>
+        <w:rPr>
+          <w:b w:val="0"/>
+          <w:i w:val="0"/>
+          <w:sz w:val="21"/>
+        </w:rPr>
+        <w:t>• tidy — neat and in order</w:t>
+      </w:r>
+    </w:p>
+    <w:p>
+      <w:pPr>
+        <w:spacing w:after="20"/>
+        <w:ind w:left="312" w:hanging="227"/>
+      </w:pPr>
+      <w:r>
+        <w:rPr>
+          <w:b w:val="0"/>
+          <w:i w:val="0"/>
+          <w:sz w:val="21"/>
+        </w:rPr>
+        <w:t>• delete — to remove a file</w:t>
+      </w:r>
+    </w:p>
+    <w:p>
+      <w:pPr>
+        <w:keepNext/>
+        <w:spacing w:after="20"/>
+      </w:pPr>
+      <w:r>
+        <w:rPr>
+          <w:b/>
+          <w:i w:val="0"/>
+          <w:color w:val="142C5A"/>
+          <w:sz w:val="21"/>
+        </w:rPr>
+        <w:t>Worksheet</w:t>
+      </w:r>
+    </w:p>
+    <w:p>
+      <w:pPr>
+        <w:spacing w:after="20"/>
+        <w:ind w:left="351" w:hanging="351"/>
+      </w:pPr>
+      <w:r>
+        <w:rPr>
+          <w:b w:val="0"/>
+          <w:i w:val="0"/>
+          <w:sz w:val="21"/>
+        </w:rPr>
+        <w:t>1. A box that holds files is a ___.</w:t>
+      </w:r>
+    </w:p>
+    <w:p>
+      <w:pPr>
+        <w:spacing w:after="60"/>
+        <w:ind w:left="652" w:hanging="340"/>
+      </w:pPr>
+      <w:r>
+        <w:rPr>
+          <w:b w:val="0"/>
+          <w:i w:val="0"/>
+          <w:sz w:val="21"/>
+        </w:rPr>
+        <w:t>A) folder B) stone C) tree D) cloud</w:t>
+      </w:r>
+    </w:p>
+    <w:p>
+      <w:pPr>
+        <w:spacing w:after="20"/>
+        <w:ind w:left="351" w:hanging="351"/>
+      </w:pPr>
+      <w:r>
+        <w:rPr>
+          <w:b w:val="0"/>
+          <w:i w:val="0"/>
+          <w:sz w:val="21"/>
+        </w:rPr>
+        <w:t>2. We keep files in folders to be ___.</w:t>
+      </w:r>
+    </w:p>
+    <w:p>
+      <w:pPr>
+        <w:spacing w:after="60"/>
+        <w:ind w:left="652" w:hanging="340"/>
+      </w:pPr>
+      <w:r>
+        <w:rPr>
+          <w:b w:val="0"/>
+          <w:i w:val="0"/>
+          <w:sz w:val="21"/>
+        </w:rPr>
+        <w:t>A) tidy B) messy C) dirty D) lost</w:t>
+      </w:r>
+    </w:p>
+    <w:p>
+      <w:pPr>
+        <w:spacing w:after="20"/>
+        <w:ind w:left="351" w:hanging="351"/>
+      </w:pPr>
+      <w:r>
+        <w:rPr>
+          <w:b w:val="0"/>
+          <w:i w:val="0"/>
+          <w:sz w:val="21"/>
+        </w:rPr>
+        <w:t>3. Keeping files in folders helps us ___ them.</w:t>
+      </w:r>
+    </w:p>
+    <w:p>
+      <w:pPr>
+        <w:spacing w:after="0"/>
+      </w:pPr>
+      <w:r>
+        <w:br w:type="page"/>
+      </w:r>
+    </w:p>
+    <w:p>
+      <w:pPr>
+        <w:spacing w:after="60"/>
+        <w:ind w:left="652" w:hanging="340"/>
+      </w:pPr>
+      <w:r>
+        <w:rPr>
+          <w:b w:val="0"/>
+          <w:i w:val="0"/>
+          <w:sz w:val="21"/>
+        </w:rPr>
+        <w:t>A) find B) lose C) burn D) hide</w:t>
+      </w:r>
+    </w:p>
+    <w:p>
+      <w:pPr>
+        <w:spacing w:after="20"/>
+        <w:ind w:left="351" w:hanging="351"/>
+      </w:pPr>
+      <w:r>
+        <w:rPr>
+          <w:b w:val="0"/>
+          <w:i w:val="0"/>
+          <w:sz w:val="21"/>
+        </w:rPr>
+        <w:t>4. We ___ a file we do not need.</w:t>
+      </w:r>
+    </w:p>
+    <w:p>
+      <w:pPr>
+        <w:spacing w:after="60"/>
+        <w:ind w:left="652" w:hanging="340"/>
+      </w:pPr>
+      <w:r>
+        <w:rPr>
+          <w:b w:val="0"/>
+          <w:i w:val="0"/>
+          <w:sz w:val="21"/>
+        </w:rPr>
+        <w:t>A) delete B) keep C) wash D) eat</w:t>
+      </w:r>
+    </w:p>
+    <w:p>
+      <w:pPr>
+        <w:spacing w:after="20"/>
+        <w:ind w:left="351" w:hanging="351"/>
+      </w:pPr>
+      <w:r>
+        <w:rPr>
+          <w:b w:val="0"/>
+          <w:i w:val="0"/>
+          <w:sz w:val="21"/>
+        </w:rPr>
+        <w:t>5. Fill in: Neat and in order is being _____.</w:t>
+      </w:r>
+    </w:p>
+    <w:p>
+      <w:pPr>
+        <w:spacing w:after="20"/>
+        <w:ind w:left="351" w:hanging="351"/>
+      </w:pPr>
+      <w:r>
+        <w:rPr>
+          <w:b w:val="0"/>
+          <w:i w:val="0"/>
+          <w:sz w:val="21"/>
+        </w:rPr>
+        <w:t>6. Mention two things we do with files.</w:t>
+      </w:r>
+    </w:p>
+    <w:p>
+      <w:pPr>
+        <w:spacing w:after="20"/>
+        <w:ind w:left="351" w:hanging="351"/>
+      </w:pPr>
+      <w:r>
+        <w:rPr>
+          <w:b w:val="0"/>
+          <w:i w:val="0"/>
+          <w:sz w:val="21"/>
+        </w:rPr>
+        <w:t>7. Write what a folder is.</w:t>
+      </w:r>
+    </w:p>
+    <w:p>
+      <w:pPr>
+        <w:keepNext/>
+        <w:spacing w:after="20"/>
+      </w:pPr>
+      <w:r>
+        <w:rPr>
+          <w:b/>
+          <w:i w:val="0"/>
+          <w:color w:val="142C5A"/>
+          <w:sz w:val="21"/>
+        </w:rPr>
+        <w:t>My own work</w:t>
+      </w:r>
+    </w:p>
+    <w:p>
+      <w:pPr>
+        <w:spacing w:after="20"/>
+        <w:ind w:left="312" w:hanging="227"/>
+      </w:pPr>
+      <w:r>
+        <w:rPr>
+          <w:b w:val="0"/>
+          <w:i w:val="0"/>
+          <w:sz w:val="21"/>
+        </w:rPr>
+        <w:t>• Draw a folder with files inside.</w:t>
+      </w:r>
+    </w:p>
+    <w:p>
+      <w:pPr>
+        <w:spacing w:after="60"/>
+        <w:pBdr>
+          <w:bottom w:val="single" w:sz="6" w:color="BBBBBB"/>
+        </w:pBdr>
+      </w:pPr>
+    </w:p>
+    <w:p>
+      <w:pPr>
+        <w:pStyle w:val="Heading2"/>
+        <w:keepNext/>
+        <w:spacing w:before="200" w:after="60"/>
+      </w:pPr>
+      <w:r>
+        <w:rPr>
+          <w:b/>
+          <w:i w:val="0"/>
+          <w:color w:val="142C5A"/>
+          <w:sz w:val="25"/>
+        </w:rPr>
+        <w:t>WEEK 4 — DIGITAL CONTENT CREATION I</w:t>
+      </w:r>
+    </w:p>
+    <w:p>
+      <w:pPr>
+        <w:keepNext/>
+        <w:spacing w:after="20"/>
+      </w:pPr>
+      <w:r>
+        <w:rPr>
+          <w:b/>
+          <w:i w:val="0"/>
+          <w:color w:val="142C5A"/>
+          <w:sz w:val="21"/>
+        </w:rPr>
+        <w:t>You will learn to</w:t>
+      </w:r>
+    </w:p>
+    <w:p>
+      <w:pPr>
+        <w:spacing w:after="20"/>
+        <w:ind w:left="312" w:hanging="227"/>
+      </w:pPr>
+      <w:r>
+        <w:rPr>
+          <w:b w:val="0"/>
+          <w:i w:val="0"/>
+          <w:sz w:val="21"/>
+        </w:rPr>
+        <w:t>• say what digital content is</w:t>
+      </w:r>
+    </w:p>
+    <w:p>
+      <w:pPr>
+        <w:spacing w:after="20"/>
+        <w:ind w:left="312" w:hanging="227"/>
+      </w:pPr>
+      <w:r>
+        <w:rPr>
+          <w:b w:val="0"/>
+          <w:i w:val="0"/>
+          <w:sz w:val="21"/>
+        </w:rPr>
+        <w:t>• create simple content</w:t>
+      </w:r>
+    </w:p>
+    <w:p>
+      <w:pPr>
+        <w:spacing w:after="20"/>
+        <w:ind w:left="312" w:hanging="227"/>
+      </w:pPr>
+      <w:r>
+        <w:rPr>
+          <w:b w:val="0"/>
+          <w:i w:val="0"/>
+          <w:sz w:val="21"/>
+        </w:rPr>
+        <w:t>• use a drawing tool</w:t>
+      </w:r>
+    </w:p>
+    <w:p>
+      <w:pPr>
+        <w:keepNext/>
+        <w:spacing w:after="20"/>
+      </w:pPr>
+      <w:r>
+        <w:rPr>
+          <w:b/>
+          <w:i w:val="0"/>
+          <w:color w:val="142C5A"/>
+          <w:sz w:val="21"/>
+        </w:rPr>
+        <w:t>Things to know</w:t>
+      </w:r>
+    </w:p>
+    <w:p>
+      <w:pPr>
+        <w:spacing w:after="20"/>
+        <w:ind w:left="312" w:hanging="227"/>
+      </w:pPr>
+      <w:r>
+        <w:rPr>
+          <w:b w:val="0"/>
+          <w:i w:val="0"/>
+          <w:sz w:val="21"/>
+        </w:rPr>
+        <w:t xml:space="preserve">• </w:t>
+      </w:r>
+      <w:r>
+        <w:rPr>
+          <w:b/>
+          <w:i w:val="0"/>
+          <w:sz w:val="21"/>
+        </w:rPr>
+        <w:t>Digital content</w:t>
+      </w:r>
+      <w:r>
+        <w:rPr>
+          <w:b w:val="0"/>
+          <w:i w:val="0"/>
+          <w:sz w:val="21"/>
+        </w:rPr>
+        <w:t xml:space="preserve"> is what we make on a computer.</w:t>
+      </w:r>
+    </w:p>
+    <w:p>
+      <w:pPr>
+        <w:spacing w:after="20"/>
+        <w:ind w:left="312" w:hanging="227"/>
+      </w:pPr>
+      <w:r>
+        <w:rPr>
+          <w:b w:val="0"/>
+          <w:i w:val="0"/>
+          <w:sz w:val="21"/>
+        </w:rPr>
+        <w:t xml:space="preserve">• We can make </w:t>
+      </w:r>
+      <w:r>
+        <w:rPr>
+          <w:b/>
+          <w:i w:val="0"/>
+          <w:sz w:val="21"/>
+        </w:rPr>
+        <w:t>pictures</w:t>
+      </w:r>
+      <w:r>
+        <w:rPr>
+          <w:b w:val="0"/>
+          <w:i w:val="0"/>
+          <w:sz w:val="21"/>
+        </w:rPr>
+        <w:t xml:space="preserve">, </w:t>
+      </w:r>
+      <w:r>
+        <w:rPr>
+          <w:b/>
+          <w:i w:val="0"/>
+          <w:sz w:val="21"/>
+        </w:rPr>
+        <w:t>writing</w:t>
+      </w:r>
+      <w:r>
+        <w:rPr>
+          <w:b w:val="0"/>
+          <w:i w:val="0"/>
+          <w:sz w:val="21"/>
+        </w:rPr>
+        <w:t xml:space="preserve"> and </w:t>
+      </w:r>
+      <w:r>
+        <w:rPr>
+          <w:b/>
+          <w:i w:val="0"/>
+          <w:sz w:val="21"/>
+        </w:rPr>
+        <w:t>music</w:t>
+      </w:r>
+      <w:r>
+        <w:rPr>
+          <w:b w:val="0"/>
+          <w:i w:val="0"/>
+          <w:sz w:val="21"/>
+        </w:rPr>
+        <w:t>.</w:t>
+      </w:r>
+    </w:p>
+    <w:p>
+      <w:pPr>
+        <w:spacing w:after="20"/>
+        <w:ind w:left="312" w:hanging="227"/>
+      </w:pPr>
+      <w:r>
+        <w:rPr>
+          <w:b w:val="0"/>
+          <w:i w:val="0"/>
+          <w:sz w:val="21"/>
+        </w:rPr>
+        <w:t xml:space="preserve">• We can </w:t>
+      </w:r>
+      <w:r>
+        <w:rPr>
+          <w:b/>
+          <w:i w:val="0"/>
+          <w:sz w:val="21"/>
+        </w:rPr>
+        <w:t>draw</w:t>
+      </w:r>
+      <w:r>
+        <w:rPr>
+          <w:b w:val="0"/>
+          <w:i w:val="0"/>
+          <w:sz w:val="21"/>
+        </w:rPr>
+        <w:t xml:space="preserve"> pictures on the computer.</w:t>
+      </w:r>
+    </w:p>
+    <w:p>
+      <w:pPr>
+        <w:spacing w:after="20"/>
+        <w:ind w:left="312" w:hanging="227"/>
+      </w:pPr>
+      <w:r>
+        <w:rPr>
+          <w:b w:val="0"/>
+          <w:i w:val="0"/>
+          <w:sz w:val="21"/>
+        </w:rPr>
+        <w:t xml:space="preserve">• We use a </w:t>
+      </w:r>
+      <w:r>
+        <w:rPr>
+          <w:b/>
+          <w:i w:val="0"/>
+          <w:sz w:val="21"/>
+        </w:rPr>
+        <w:t>drawing tool</w:t>
+      </w:r>
+      <w:r>
+        <w:rPr>
+          <w:b w:val="0"/>
+          <w:i w:val="0"/>
+          <w:sz w:val="21"/>
+        </w:rPr>
+        <w:t xml:space="preserve"> to draw.</w:t>
+      </w:r>
+    </w:p>
+    <w:p>
+      <w:pPr>
+        <w:spacing w:after="20"/>
+        <w:ind w:left="312" w:hanging="227"/>
+      </w:pPr>
+      <w:r>
+        <w:rPr>
+          <w:b w:val="0"/>
+          <w:i w:val="0"/>
+          <w:sz w:val="21"/>
+        </w:rPr>
+        <w:t xml:space="preserve">• We can </w:t>
+      </w:r>
+      <w:r>
+        <w:rPr>
+          <w:b/>
+          <w:i w:val="0"/>
+          <w:sz w:val="21"/>
+        </w:rPr>
+        <w:t>colour</w:t>
+      </w:r>
+      <w:r>
+        <w:rPr>
+          <w:b w:val="0"/>
+          <w:i w:val="0"/>
+          <w:sz w:val="21"/>
+        </w:rPr>
+        <w:t xml:space="preserve"> our pictures.</w:t>
+      </w:r>
+    </w:p>
+    <w:p>
+      <w:pPr>
+        <w:spacing w:after="20"/>
+        <w:ind w:left="312" w:hanging="227"/>
+      </w:pPr>
+      <w:r>
+        <w:rPr>
+          <w:b w:val="0"/>
+          <w:i w:val="0"/>
+          <w:sz w:val="21"/>
+        </w:rPr>
+        <w:t xml:space="preserve">• We can </w:t>
+      </w:r>
+      <w:r>
+        <w:rPr>
+          <w:b/>
+          <w:i w:val="0"/>
+          <w:sz w:val="21"/>
+        </w:rPr>
+        <w:t>type</w:t>
+      </w:r>
+      <w:r>
+        <w:rPr>
+          <w:b w:val="0"/>
+          <w:i w:val="0"/>
+          <w:sz w:val="21"/>
+        </w:rPr>
+        <w:t xml:space="preserve"> words to make writing.</w:t>
+      </w:r>
+    </w:p>
+    <w:p>
+      <w:pPr>
+        <w:spacing w:after="20"/>
+        <w:ind w:left="312" w:hanging="227"/>
+      </w:pPr>
+      <w:r>
+        <w:rPr>
+          <w:b w:val="0"/>
+          <w:i w:val="0"/>
+          <w:sz w:val="21"/>
+        </w:rPr>
+        <w:t xml:space="preserve">• We </w:t>
+      </w:r>
+      <w:r>
+        <w:rPr>
+          <w:b/>
+          <w:i w:val="0"/>
+          <w:sz w:val="21"/>
+        </w:rPr>
+        <w:t>save</w:t>
+      </w:r>
+      <w:r>
+        <w:rPr>
+          <w:b w:val="0"/>
+          <w:i w:val="0"/>
+          <w:sz w:val="21"/>
+        </w:rPr>
+        <w:t xml:space="preserve"> what we make.</w:t>
+      </w:r>
+    </w:p>
+    <w:p>
+      <w:pPr>
+        <w:spacing w:after="20"/>
+        <w:ind w:left="312" w:hanging="227"/>
+      </w:pPr>
+      <w:r>
+        <w:rPr>
+          <w:b w:val="0"/>
+          <w:i w:val="0"/>
+          <w:sz w:val="21"/>
+        </w:rPr>
+        <w:t>• Making content is fun and useful.</w:t>
+      </w:r>
+    </w:p>
+    <w:p>
+      <w:pPr>
+        <w:spacing w:after="20"/>
+        <w:ind w:left="312" w:hanging="227"/>
+      </w:pPr>
+      <w:r>
+        <w:rPr>
+          <w:b w:val="0"/>
+          <w:i w:val="0"/>
+          <w:sz w:val="21"/>
+        </w:rPr>
+        <w:t>• We can share our content with others.</w:t>
+      </w:r>
+    </w:p>
+    <w:p>
+      <w:pPr>
+        <w:spacing w:after="20"/>
+        <w:ind w:left="312" w:hanging="227"/>
+      </w:pPr>
+      <w:r>
+        <w:rPr>
+          <w:b w:val="0"/>
+          <w:i w:val="0"/>
+          <w:sz w:val="21"/>
+        </w:rPr>
+        <w:t>• Digital content is part of our work.</w:t>
+      </w:r>
+    </w:p>
+    <w:p>
+      <w:pPr>
+        <w:keepNext/>
+        <w:spacing w:after="20"/>
+      </w:pPr>
+      <w:r>
+        <w:rPr>
+          <w:b/>
+          <w:i w:val="0"/>
+          <w:color w:val="142C5A"/>
+          <w:sz w:val="21"/>
+        </w:rPr>
+        <w:t>Let us talk</w:t>
+      </w:r>
+    </w:p>
+    <w:p>
+      <w:pPr>
+        <w:spacing w:after="20"/>
+        <w:ind w:left="351" w:hanging="351"/>
+      </w:pPr>
+      <w:r>
+        <w:rPr>
+          <w:b w:val="0"/>
+          <w:i w:val="0"/>
+          <w:sz w:val="21"/>
+        </w:rPr>
+        <w:t>1. What is digital content?</w:t>
+      </w:r>
+    </w:p>
+    <w:p>
+      <w:pPr>
+        <w:spacing w:after="20"/>
+        <w:ind w:left="351" w:hanging="351"/>
+      </w:pPr>
+      <w:r>
+        <w:rPr>
+          <w:b w:val="0"/>
+          <w:i w:val="0"/>
+          <w:sz w:val="21"/>
+        </w:rPr>
+        <w:t>2. Name one thing we can make.</w:t>
+      </w:r>
+    </w:p>
+    <w:p>
+      <w:pPr>
+        <w:spacing w:after="20"/>
+        <w:ind w:left="351" w:hanging="351"/>
+      </w:pPr>
+      <w:r>
+        <w:rPr>
+          <w:b w:val="0"/>
+          <w:i w:val="0"/>
+          <w:sz w:val="21"/>
+        </w:rPr>
+        <w:t>3. What do we do with what we make?</w:t>
+      </w:r>
+    </w:p>
+    <w:p>
+      <w:pPr>
+        <w:keepNext/>
+        <w:spacing w:after="20"/>
+      </w:pPr>
+      <w:r>
+        <w:rPr>
+          <w:b/>
+          <w:i w:val="0"/>
+          <w:color w:val="142C5A"/>
+          <w:sz w:val="21"/>
+        </w:rPr>
+        <w:t>Words for my notebook</w:t>
+      </w:r>
+    </w:p>
+    <w:p>
+      <w:pPr>
+        <w:spacing w:after="20"/>
+        <w:ind w:left="312" w:hanging="227"/>
+      </w:pPr>
+      <w:r>
+        <w:rPr>
+          <w:b w:val="0"/>
+          <w:i w:val="0"/>
+          <w:sz w:val="21"/>
+        </w:rPr>
+        <w:t>• digital content — what we make on a computer</w:t>
+      </w:r>
+    </w:p>
+    <w:p>
+      <w:pPr>
+        <w:spacing w:after="20"/>
+        <w:ind w:left="312" w:hanging="227"/>
+      </w:pPr>
+      <w:r>
+        <w:rPr>
+          <w:b w:val="0"/>
+          <w:i w:val="0"/>
+          <w:sz w:val="21"/>
+        </w:rPr>
+        <w:t>• drawing tool — a tool we use to draw</w:t>
+      </w:r>
+    </w:p>
+    <w:p>
+      <w:pPr>
+        <w:spacing w:after="20"/>
+        <w:ind w:left="312" w:hanging="227"/>
+      </w:pPr>
+      <w:r>
+        <w:rPr>
+          <w:b w:val="0"/>
+          <w:i w:val="0"/>
+          <w:sz w:val="21"/>
+        </w:rPr>
+        <w:t>• create — to make something</w:t>
+      </w:r>
+    </w:p>
+    <w:p>
+      <w:pPr>
+        <w:keepNext/>
+        <w:spacing w:after="20"/>
+      </w:pPr>
+      <w:r>
+        <w:rPr>
+          <w:b/>
+          <w:i w:val="0"/>
+          <w:color w:val="142C5A"/>
+          <w:sz w:val="21"/>
+        </w:rPr>
+        <w:t>Worksheet</w:t>
+      </w:r>
+    </w:p>
+    <w:p>
+      <w:pPr>
+        <w:spacing w:after="20"/>
+        <w:ind w:left="351" w:hanging="351"/>
+      </w:pPr>
+      <w:r>
+        <w:rPr>
+          <w:b w:val="0"/>
+          <w:i w:val="0"/>
+          <w:sz w:val="21"/>
+        </w:rPr>
+        <w:t>1. What we make on a computer is ___ content.</w:t>
+      </w:r>
+    </w:p>
+    <w:p>
+      <w:pPr>
+        <w:spacing w:after="60"/>
+        <w:ind w:left="652" w:hanging="340"/>
+      </w:pPr>
+      <w:r>
+        <w:rPr>
+          <w:b w:val="0"/>
+          <w:i w:val="0"/>
+          <w:sz w:val="21"/>
+        </w:rPr>
+        <w:t>A) digital B) paper C) stone D) water</w:t>
+      </w:r>
+    </w:p>
+    <w:p>
+      <w:pPr>
+        <w:spacing w:after="20"/>
+        <w:ind w:left="351" w:hanging="351"/>
+      </w:pPr>
+      <w:r>
+        <w:rPr>
+          <w:b w:val="0"/>
+          <w:i w:val="0"/>
+          <w:sz w:val="21"/>
+        </w:rPr>
+        <w:t>2. We can draw pictures on the ___.</w:t>
+      </w:r>
+    </w:p>
+    <w:p>
+      <w:pPr>
+        <w:spacing w:after="60"/>
+        <w:ind w:left="652" w:hanging="340"/>
+      </w:pPr>
+      <w:r>
+        <w:rPr>
+          <w:b w:val="0"/>
+          <w:i w:val="0"/>
+          <w:sz w:val="21"/>
+        </w:rPr>
+        <w:t>A) computer B) sky C) water D) fire</w:t>
+      </w:r>
+    </w:p>
+    <w:p>
+      <w:pPr>
+        <w:spacing w:after="20"/>
+        <w:ind w:left="351" w:hanging="351"/>
+      </w:pPr>
+      <w:r>
+        <w:rPr>
+          <w:b w:val="0"/>
+          <w:i w:val="0"/>
+          <w:sz w:val="21"/>
+        </w:rPr>
+        <w:t>3. We use a ___ tool to draw.</w:t>
+      </w:r>
+    </w:p>
+    <w:p>
+      <w:pPr>
+        <w:spacing w:after="60"/>
+        <w:ind w:left="652" w:hanging="340"/>
+      </w:pPr>
+      <w:r>
+        <w:rPr>
+          <w:b w:val="0"/>
+          <w:i w:val="0"/>
+          <w:sz w:val="21"/>
+        </w:rPr>
+        <w:t>A) drawing B) cooking C) washing D) burning</w:t>
+      </w:r>
+    </w:p>
+    <w:p>
+      <w:pPr>
+        <w:spacing w:after="20"/>
+        <w:ind w:left="351" w:hanging="351"/>
+      </w:pPr>
+      <w:r>
+        <w:rPr>
+          <w:b w:val="0"/>
+          <w:i w:val="0"/>
+          <w:sz w:val="21"/>
+        </w:rPr>
+        <w:t>4. We ___ what we make.</w:t>
+      </w:r>
+    </w:p>
+    <w:p>
+      <w:pPr>
+        <w:spacing w:after="60"/>
+        <w:ind w:left="652" w:hanging="340"/>
+      </w:pPr>
+      <w:r>
+        <w:rPr>
+          <w:b w:val="0"/>
+          <w:i w:val="0"/>
+          <w:sz w:val="21"/>
+        </w:rPr>
+        <w:t>A) save B) lose C) burn D) hide</w:t>
+      </w:r>
+    </w:p>
+    <w:p>
+      <w:pPr>
+        <w:spacing w:after="20"/>
+        <w:ind w:left="351" w:hanging="351"/>
+      </w:pPr>
+      <w:r>
+        <w:rPr>
+          <w:b w:val="0"/>
+          <w:i w:val="0"/>
+          <w:sz w:val="21"/>
+        </w:rPr>
+        <w:t>5. Fill in: To make something is to _____.</w:t>
+      </w:r>
+    </w:p>
+    <w:p>
+      <w:pPr>
+        <w:spacing w:after="20"/>
+        <w:ind w:left="351" w:hanging="351"/>
+      </w:pPr>
+      <w:r>
+        <w:rPr>
+          <w:b w:val="0"/>
+          <w:i w:val="0"/>
+          <w:sz w:val="21"/>
+        </w:rPr>
+        <w:t>6. Mention two things we can make on a computer.</w:t>
+      </w:r>
+    </w:p>
+    <w:p>
+      <w:pPr>
+        <w:spacing w:after="20"/>
+        <w:ind w:left="351" w:hanging="351"/>
+      </w:pPr>
+      <w:r>
+        <w:rPr>
+          <w:b w:val="0"/>
+          <w:i w:val="0"/>
+          <w:sz w:val="21"/>
+        </w:rPr>
+        <w:t>7. Write what digital content is.</w:t>
+      </w:r>
+    </w:p>
+    <w:p>
+      <w:pPr>
+        <w:keepNext/>
+        <w:spacing w:after="20"/>
+      </w:pPr>
+      <w:r>
+        <w:rPr>
+          <w:b/>
+          <w:i w:val="0"/>
+          <w:color w:val="142C5A"/>
+          <w:sz w:val="21"/>
+        </w:rPr>
+        <w:t>My own work</w:t>
+      </w:r>
+    </w:p>
+    <w:p>
+      <w:pPr>
+        <w:spacing w:after="20"/>
+        <w:ind w:left="312" w:hanging="227"/>
+      </w:pPr>
+      <w:r>
+        <w:rPr>
+          <w:b w:val="0"/>
+          <w:i w:val="0"/>
+          <w:sz w:val="21"/>
+        </w:rPr>
+        <w:t>• Draw a picture you would make on a computer.</w:t>
+      </w:r>
+    </w:p>
+    <w:p>
+      <w:pPr>
+        <w:spacing w:after="60"/>
+        <w:pBdr>
+          <w:bottom w:val="single" w:sz="6" w:color="BBBBBB"/>
+        </w:pBdr>
+      </w:pPr>
+    </w:p>
+    <w:p>
+      <w:pPr>
+        <w:pStyle w:val="Heading2"/>
+        <w:keepNext/>
+        <w:spacing w:before="200" w:after="60"/>
+      </w:pPr>
+      <w:r>
+        <w:rPr>
+          <w:b/>
+          <w:i w:val="0"/>
+          <w:color w:val="142C5A"/>
+          <w:sz w:val="25"/>
+        </w:rPr>
+        <w:t>WEEK 5 — DIGITAL CONTENT CREATION II</w:t>
+      </w:r>
+    </w:p>
+    <w:p>
+      <w:pPr>
+        <w:keepNext/>
+        <w:spacing w:after="20"/>
+      </w:pPr>
+      <w:r>
+        <w:rPr>
+          <w:b/>
+          <w:i w:val="0"/>
+          <w:color w:val="142C5A"/>
+          <w:sz w:val="21"/>
+        </w:rPr>
+        <w:t>You will learn to</w:t>
+      </w:r>
+    </w:p>
+    <w:p>
+      <w:pPr>
+        <w:spacing w:after="20"/>
+        <w:ind w:left="312" w:hanging="227"/>
+      </w:pPr>
+      <w:r>
+        <w:rPr>
+          <w:b w:val="0"/>
+          <w:i w:val="0"/>
+          <w:sz w:val="21"/>
+        </w:rPr>
+        <w:t>• type simple words</w:t>
+      </w:r>
+    </w:p>
+    <w:p>
+      <w:pPr>
+        <w:spacing w:after="20"/>
+        <w:ind w:left="312" w:hanging="227"/>
+      </w:pPr>
+      <w:r>
+        <w:rPr>
+          <w:b w:val="0"/>
+          <w:i w:val="0"/>
+          <w:sz w:val="21"/>
+        </w:rPr>
+        <w:t>• make a simple document</w:t>
+      </w:r>
+    </w:p>
+    <w:p>
+      <w:pPr>
+        <w:spacing w:after="20"/>
+        <w:ind w:left="312" w:hanging="227"/>
+      </w:pPr>
+      <w:r>
+        <w:rPr>
+          <w:b w:val="0"/>
+          <w:i w:val="0"/>
+          <w:sz w:val="21"/>
+        </w:rPr>
+        <w:t>• save and share content</w:t>
+      </w:r>
+    </w:p>
+    <w:p>
+      <w:pPr>
+        <w:keepNext/>
+        <w:spacing w:after="20"/>
+      </w:pPr>
+      <w:r>
+        <w:rPr>
+          <w:b/>
+          <w:i w:val="0"/>
+          <w:color w:val="142C5A"/>
+          <w:sz w:val="21"/>
+        </w:rPr>
+        <w:t>Things to know</w:t>
+      </w:r>
+    </w:p>
+    <w:p>
+      <w:pPr>
+        <w:spacing w:after="20"/>
+        <w:ind w:left="312" w:hanging="227"/>
+      </w:pPr>
+      <w:r>
+        <w:rPr>
+          <w:b w:val="0"/>
+          <w:i w:val="0"/>
+          <w:sz w:val="21"/>
+        </w:rPr>
+        <w:t xml:space="preserve">• We can </w:t>
+      </w:r>
+      <w:r>
+        <w:rPr>
+          <w:b/>
+          <w:i w:val="0"/>
+          <w:sz w:val="21"/>
+        </w:rPr>
+        <w:t>type</w:t>
+      </w:r>
+      <w:r>
+        <w:rPr>
+          <w:b w:val="0"/>
+          <w:i w:val="0"/>
+          <w:sz w:val="21"/>
+        </w:rPr>
+        <w:t xml:space="preserve"> words on the computer.</w:t>
+      </w:r>
+    </w:p>
+    <w:p>
+      <w:pPr>
+        <w:spacing w:after="20"/>
+        <w:ind w:left="312" w:hanging="227"/>
+      </w:pPr>
+      <w:r>
+        <w:rPr>
+          <w:b w:val="0"/>
+          <w:i w:val="0"/>
+          <w:sz w:val="21"/>
+        </w:rPr>
+        <w:t xml:space="preserve">• We use the </w:t>
+      </w:r>
+      <w:r>
+        <w:rPr>
+          <w:b/>
+          <w:i w:val="0"/>
+          <w:sz w:val="21"/>
+        </w:rPr>
+        <w:t>keyboard</w:t>
+      </w:r>
+      <w:r>
+        <w:rPr>
+          <w:b w:val="0"/>
+          <w:i w:val="0"/>
+          <w:sz w:val="21"/>
+        </w:rPr>
+        <w:t xml:space="preserve"> to type.</w:t>
+      </w:r>
+    </w:p>
+    <w:p>
+      <w:pPr>
+        <w:spacing w:after="20"/>
+        <w:ind w:left="312" w:hanging="227"/>
+      </w:pPr>
+      <w:r>
+        <w:rPr>
+          <w:b w:val="0"/>
+          <w:i w:val="0"/>
+          <w:sz w:val="21"/>
+        </w:rPr>
+        <w:t xml:space="preserve">• We type </w:t>
+      </w:r>
+      <w:r>
+        <w:rPr>
+          <w:b/>
+          <w:i w:val="0"/>
+          <w:sz w:val="21"/>
+        </w:rPr>
+        <w:t>letters</w:t>
+      </w:r>
+      <w:r>
+        <w:rPr>
+          <w:b w:val="0"/>
+          <w:i w:val="0"/>
+          <w:sz w:val="21"/>
+        </w:rPr>
+        <w:t xml:space="preserve"> and </w:t>
+      </w:r>
+      <w:r>
+        <w:rPr>
+          <w:b/>
+          <w:i w:val="0"/>
+          <w:sz w:val="21"/>
+        </w:rPr>
+        <w:t>numbers</w:t>
+      </w:r>
+      <w:r>
+        <w:rPr>
+          <w:b w:val="0"/>
+          <w:i w:val="0"/>
+          <w:sz w:val="21"/>
+        </w:rPr>
+        <w:t>.</w:t>
+      </w:r>
+    </w:p>
+    <w:p>
+      <w:pPr>
+        <w:spacing w:after="20"/>
+        <w:ind w:left="312" w:hanging="227"/>
+      </w:pPr>
+      <w:r>
+        <w:rPr>
+          <w:b w:val="0"/>
+          <w:i w:val="0"/>
+          <w:sz w:val="21"/>
+        </w:rPr>
+        <w:t xml:space="preserve">• We can make a simple </w:t>
+      </w:r>
+      <w:r>
+        <w:rPr>
+          <w:b/>
+          <w:i w:val="0"/>
+          <w:sz w:val="21"/>
+        </w:rPr>
+        <w:t>document</w:t>
+      </w:r>
+      <w:r>
+        <w:rPr>
+          <w:b w:val="0"/>
+          <w:i w:val="0"/>
+          <w:sz w:val="21"/>
+        </w:rPr>
+        <w:t>.</w:t>
+      </w:r>
+    </w:p>
+    <w:p>
+      <w:pPr>
+        <w:spacing w:after="20"/>
+        <w:ind w:left="312" w:hanging="227"/>
+      </w:pPr>
+      <w:r>
+        <w:rPr>
+          <w:b w:val="0"/>
+          <w:i w:val="0"/>
+          <w:sz w:val="21"/>
+        </w:rPr>
+        <w:t>• A document is a piece of writing on the computer.</w:t>
+      </w:r>
+    </w:p>
+    <w:p>
+      <w:pPr>
+        <w:spacing w:after="0"/>
+      </w:pPr>
+      <w:r>
+        <w:br w:type="page"/>
+      </w:r>
+    </w:p>
+    <w:p>
+      <w:pPr>
+        <w:spacing w:after="20"/>
+        <w:ind w:left="312" w:hanging="227"/>
+      </w:pPr>
+      <w:r>
+        <w:rPr>
+          <w:b w:val="0"/>
+          <w:i w:val="0"/>
+          <w:sz w:val="21"/>
+        </w:rPr>
+        <w:t xml:space="preserve">• We use </w:t>
+      </w:r>
+      <w:r>
+        <w:rPr>
+          <w:b/>
+          <w:i w:val="0"/>
+          <w:sz w:val="21"/>
+        </w:rPr>
+        <w:t>capital letters</w:t>
+      </w:r>
+      <w:r>
+        <w:rPr>
+          <w:b w:val="0"/>
+          <w:i w:val="0"/>
+          <w:sz w:val="21"/>
+        </w:rPr>
+        <w:t xml:space="preserve"> and </w:t>
+      </w:r>
+      <w:r>
+        <w:rPr>
+          <w:b/>
+          <w:i w:val="0"/>
+          <w:sz w:val="21"/>
+        </w:rPr>
+        <w:t>full stops</w:t>
+      </w:r>
+      <w:r>
+        <w:rPr>
+          <w:b w:val="0"/>
+          <w:i w:val="0"/>
+          <w:sz w:val="21"/>
+        </w:rPr>
+        <w:t>.</w:t>
+      </w:r>
+    </w:p>
+    <w:p>
+      <w:pPr>
+        <w:spacing w:after="20"/>
+        <w:ind w:left="312" w:hanging="227"/>
+      </w:pPr>
+      <w:r>
+        <w:rPr>
+          <w:b w:val="0"/>
+          <w:i w:val="0"/>
+          <w:sz w:val="21"/>
+        </w:rPr>
+        <w:t xml:space="preserve">• We </w:t>
+      </w:r>
+      <w:r>
+        <w:rPr>
+          <w:b/>
+          <w:i w:val="0"/>
+          <w:sz w:val="21"/>
+        </w:rPr>
+        <w:t>save</w:t>
+      </w:r>
+      <w:r>
+        <w:rPr>
+          <w:b w:val="0"/>
+          <w:i w:val="0"/>
+          <w:sz w:val="21"/>
+        </w:rPr>
+        <w:t xml:space="preserve"> our document with a name.</w:t>
+      </w:r>
+    </w:p>
+    <w:p>
+      <w:pPr>
+        <w:spacing w:after="20"/>
+        <w:ind w:left="312" w:hanging="227"/>
+      </w:pPr>
+      <w:r>
+        <w:rPr>
+          <w:b w:val="0"/>
+          <w:i w:val="0"/>
+          <w:sz w:val="21"/>
+        </w:rPr>
+        <w:t xml:space="preserve">• We can </w:t>
+      </w:r>
+      <w:r>
+        <w:rPr>
+          <w:b/>
+          <w:i w:val="0"/>
+          <w:sz w:val="21"/>
+        </w:rPr>
+        <w:t>print</w:t>
+      </w:r>
+      <w:r>
+        <w:rPr>
+          <w:b w:val="0"/>
+          <w:i w:val="0"/>
+          <w:sz w:val="21"/>
+        </w:rPr>
+        <w:t xml:space="preserve"> our document.</w:t>
+      </w:r>
+    </w:p>
+    <w:p>
+      <w:pPr>
+        <w:spacing w:after="20"/>
+        <w:ind w:left="312" w:hanging="227"/>
+      </w:pPr>
+      <w:r>
+        <w:rPr>
+          <w:b w:val="0"/>
+          <w:i w:val="0"/>
+          <w:sz w:val="21"/>
+        </w:rPr>
+        <w:t>• We can share our content with care.</w:t>
+      </w:r>
+    </w:p>
+    <w:p>
+      <w:pPr>
+        <w:spacing w:after="20"/>
+        <w:ind w:left="312" w:hanging="227"/>
+      </w:pPr>
+      <w:r>
+        <w:rPr>
+          <w:b w:val="0"/>
+          <w:i w:val="0"/>
+          <w:sz w:val="21"/>
+        </w:rPr>
+        <w:t>• Making documents is a useful skill.</w:t>
+      </w:r>
+    </w:p>
+    <w:p>
+      <w:pPr>
+        <w:keepNext/>
+        <w:spacing w:after="20"/>
+      </w:pPr>
+      <w:r>
+        <w:rPr>
+          <w:b/>
+          <w:i w:val="0"/>
+          <w:color w:val="142C5A"/>
+          <w:sz w:val="21"/>
+        </w:rPr>
+        <w:t>Let us talk</w:t>
+      </w:r>
+    </w:p>
+    <w:p>
+      <w:pPr>
+        <w:spacing w:after="20"/>
+        <w:ind w:left="351" w:hanging="351"/>
+      </w:pPr>
+      <w:r>
+        <w:rPr>
+          <w:b w:val="0"/>
+          <w:i w:val="0"/>
+          <w:sz w:val="21"/>
+        </w:rPr>
+        <w:t>1. What do we use to type?</w:t>
+      </w:r>
+    </w:p>
+    <w:p>
+      <w:pPr>
+        <w:spacing w:after="20"/>
+        <w:ind w:left="351" w:hanging="351"/>
+      </w:pPr>
+      <w:r>
+        <w:rPr>
+          <w:b w:val="0"/>
+          <w:i w:val="0"/>
+          <w:sz w:val="21"/>
+        </w:rPr>
+        <w:t>2. What is a document?</w:t>
+      </w:r>
+    </w:p>
+    <w:p>
+      <w:pPr>
+        <w:spacing w:after="20"/>
+        <w:ind w:left="351" w:hanging="351"/>
+      </w:pPr>
+      <w:r>
+        <w:rPr>
+          <w:b w:val="0"/>
+          <w:i w:val="0"/>
+          <w:sz w:val="21"/>
+        </w:rPr>
+        <w:t>3. What do we do after typing?</w:t>
+      </w:r>
+    </w:p>
+    <w:p>
+      <w:pPr>
+        <w:keepNext/>
+        <w:spacing w:after="20"/>
+      </w:pPr>
+      <w:r>
+        <w:rPr>
+          <w:b/>
+          <w:i w:val="0"/>
+          <w:color w:val="142C5A"/>
+          <w:sz w:val="21"/>
+        </w:rPr>
+        <w:t>Words for my notebook</w:t>
+      </w:r>
+    </w:p>
+    <w:p>
+      <w:pPr>
+        <w:spacing w:after="20"/>
+        <w:ind w:left="312" w:hanging="227"/>
+      </w:pPr>
+      <w:r>
+        <w:rPr>
+          <w:b w:val="0"/>
+          <w:i w:val="0"/>
+          <w:sz w:val="21"/>
+        </w:rPr>
+        <w:t>• type — to press keys to put in words</w:t>
+      </w:r>
+    </w:p>
+    <w:p>
+      <w:pPr>
+        <w:spacing w:after="20"/>
+        <w:ind w:left="312" w:hanging="227"/>
+      </w:pPr>
+      <w:r>
+        <w:rPr>
+          <w:b w:val="0"/>
+          <w:i w:val="0"/>
+          <w:sz w:val="21"/>
+        </w:rPr>
+        <w:t>• document — a piece of writing on the computer</w:t>
+      </w:r>
+    </w:p>
+    <w:p>
+      <w:pPr>
+        <w:spacing w:after="20"/>
+        <w:ind w:left="312" w:hanging="227"/>
+      </w:pPr>
+      <w:r>
+        <w:rPr>
+          <w:b w:val="0"/>
+          <w:i w:val="0"/>
+          <w:sz w:val="21"/>
+        </w:rPr>
+        <w:t>• print — to put our work on paper</w:t>
+      </w:r>
+    </w:p>
+    <w:p>
+      <w:pPr>
+        <w:keepNext/>
+        <w:spacing w:after="20"/>
+      </w:pPr>
+      <w:r>
+        <w:rPr>
+          <w:b/>
+          <w:i w:val="0"/>
+          <w:color w:val="142C5A"/>
+          <w:sz w:val="21"/>
+        </w:rPr>
+        <w:t>Worksheet</w:t>
+      </w:r>
+    </w:p>
+    <w:p>
+      <w:pPr>
+        <w:spacing w:after="20"/>
+        <w:ind w:left="351" w:hanging="351"/>
+      </w:pPr>
+      <w:r>
+        <w:rPr>
+          <w:b w:val="0"/>
+          <w:i w:val="0"/>
+          <w:sz w:val="21"/>
+        </w:rPr>
+        <w:t>1. We use the ___ to type.</w:t>
+      </w:r>
+    </w:p>
+    <w:p>
+      <w:pPr>
+        <w:spacing w:after="60"/>
+        <w:ind w:left="652" w:hanging="340"/>
+      </w:pPr>
+      <w:r>
+        <w:rPr>
+          <w:b w:val="0"/>
+          <w:i w:val="0"/>
+          <w:sz w:val="21"/>
+        </w:rPr>
+        <w:t>A) keyboard B) mouse only C) screen D) wire</w:t>
+      </w:r>
+    </w:p>
+    <w:p>
+      <w:pPr>
+        <w:spacing w:after="20"/>
+        <w:ind w:left="351" w:hanging="351"/>
+      </w:pPr>
+      <w:r>
+        <w:rPr>
+          <w:b w:val="0"/>
+          <w:i w:val="0"/>
+          <w:sz w:val="21"/>
+        </w:rPr>
+        <w:t>2. We type letters and ___.</w:t>
+      </w:r>
+    </w:p>
+    <w:p>
+      <w:pPr>
+        <w:spacing w:after="60"/>
+        <w:ind w:left="652" w:hanging="340"/>
+      </w:pPr>
+      <w:r>
+        <w:rPr>
+          <w:b w:val="0"/>
+          <w:i w:val="0"/>
+          <w:sz w:val="21"/>
+        </w:rPr>
+        <w:t>A) numbers B) stones C) trees D) clouds</w:t>
+      </w:r>
+    </w:p>
+    <w:p>
+      <w:pPr>
+        <w:spacing w:after="20"/>
+        <w:ind w:left="351" w:hanging="351"/>
+      </w:pPr>
+      <w:r>
+        <w:rPr>
+          <w:b w:val="0"/>
+          <w:i w:val="0"/>
+          <w:sz w:val="21"/>
+        </w:rPr>
+        <w:t>3. A piece of writing on the computer is a ___.</w:t>
+      </w:r>
+    </w:p>
+    <w:p>
+      <w:pPr>
+        <w:spacing w:after="60"/>
+        <w:ind w:left="652" w:hanging="340"/>
+      </w:pPr>
+      <w:r>
+        <w:rPr>
+          <w:b w:val="0"/>
+          <w:i w:val="0"/>
+          <w:sz w:val="21"/>
+        </w:rPr>
+        <w:t>A) document B) stone C) tree D) cloud</w:t>
+      </w:r>
+    </w:p>
+    <w:p>
+      <w:pPr>
+        <w:spacing w:after="20"/>
+        <w:ind w:left="351" w:hanging="351"/>
+      </w:pPr>
+      <w:r>
+        <w:rPr>
+          <w:b w:val="0"/>
+          <w:i w:val="0"/>
+          <w:sz w:val="21"/>
+        </w:rPr>
+        <w:t>4. We can ___ our document on paper.</w:t>
+      </w:r>
+    </w:p>
+    <w:p>
+      <w:pPr>
+        <w:spacing w:after="60"/>
+        <w:ind w:left="652" w:hanging="340"/>
+      </w:pPr>
+      <w:r>
+        <w:rPr>
+          <w:b w:val="0"/>
+          <w:i w:val="0"/>
+          <w:sz w:val="21"/>
+        </w:rPr>
+        <w:t>A) print B) burn C) wash D) hide</w:t>
+      </w:r>
+    </w:p>
+    <w:p>
+      <w:pPr>
+        <w:spacing w:after="20"/>
+        <w:ind w:left="351" w:hanging="351"/>
+      </w:pPr>
+      <w:r>
+        <w:rPr>
+          <w:b w:val="0"/>
+          <w:i w:val="0"/>
+          <w:sz w:val="21"/>
+        </w:rPr>
+        <w:t>5. Fill in: To press keys to put in words is to _____.</w:t>
+      </w:r>
+    </w:p>
+    <w:p>
+      <w:pPr>
+        <w:spacing w:after="20"/>
+        <w:ind w:left="351" w:hanging="351"/>
+      </w:pPr>
+      <w:r>
+        <w:rPr>
+          <w:b w:val="0"/>
+          <w:i w:val="0"/>
+          <w:sz w:val="21"/>
+        </w:rPr>
+        <w:t>6. Mention two things we can make on a computer.</w:t>
+      </w:r>
+    </w:p>
+    <w:p>
+      <w:pPr>
+        <w:spacing w:after="20"/>
+        <w:ind w:left="351" w:hanging="351"/>
+      </w:pPr>
+      <w:r>
+        <w:rPr>
+          <w:b w:val="0"/>
+          <w:i w:val="0"/>
+          <w:sz w:val="21"/>
+        </w:rPr>
+        <w:t>7. Write what a document is.</w:t>
+      </w:r>
+    </w:p>
+    <w:p>
+      <w:pPr>
+        <w:keepNext/>
+        <w:spacing w:after="20"/>
+      </w:pPr>
+      <w:r>
+        <w:rPr>
+          <w:b/>
+          <w:i w:val="0"/>
+          <w:color w:val="142C5A"/>
+          <w:sz w:val="21"/>
+        </w:rPr>
+        <w:t>My own work</w:t>
+      </w:r>
+    </w:p>
+    <w:p>
+      <w:pPr>
+        <w:spacing w:after="20"/>
+        <w:ind w:left="312" w:hanging="227"/>
+      </w:pPr>
+      <w:r>
+        <w:rPr>
+          <w:b w:val="0"/>
+          <w:i w:val="0"/>
+          <w:sz w:val="21"/>
+        </w:rPr>
+        <w:t>• Write and trace a short document title.</w:t>
+      </w:r>
+    </w:p>
+    <w:p>
+      <w:pPr>
+        <w:spacing w:after="60"/>
+        <w:pBdr>
+          <w:bottom w:val="single" w:sz="6" w:color="BBBBBB"/>
+        </w:pBdr>
+      </w:pPr>
+    </w:p>
+    <w:p>
+      <w:pPr>
+        <w:pStyle w:val="Heading2"/>
+        <w:keepNext/>
+        <w:spacing w:before="200" w:after="60"/>
+      </w:pPr>
+      <w:r>
+        <w:rPr>
+          <w:b/>
+          <w:i w:val="0"/>
+          <w:color w:val="142C5A"/>
+          <w:sz w:val="25"/>
+        </w:rPr>
+        <w:t>WEEK 6 — SAFETY AND PROTECTION</w:t>
+      </w:r>
+    </w:p>
+    <w:p>
+      <w:pPr>
+        <w:keepNext/>
+        <w:spacing w:after="20"/>
+      </w:pPr>
+      <w:r>
+        <w:rPr>
+          <w:b/>
+          <w:i w:val="0"/>
+          <w:color w:val="142C5A"/>
+          <w:sz w:val="21"/>
+        </w:rPr>
+        <w:t>You will learn to</w:t>
+      </w:r>
+    </w:p>
+    <w:p>
+      <w:pPr>
+        <w:spacing w:after="20"/>
+        <w:ind w:left="312" w:hanging="227"/>
+      </w:pPr>
+      <w:r>
+        <w:rPr>
+          <w:b w:val="0"/>
+          <w:i w:val="0"/>
+          <w:sz w:val="21"/>
+        </w:rPr>
+        <w:t>• keep the computer safe</w:t>
+      </w:r>
+    </w:p>
+    <w:p>
+      <w:pPr>
+        <w:spacing w:after="20"/>
+        <w:ind w:left="312" w:hanging="227"/>
+      </w:pPr>
+      <w:r>
+        <w:rPr>
+          <w:b w:val="0"/>
+          <w:i w:val="0"/>
+          <w:sz w:val="21"/>
+        </w:rPr>
+        <w:t>• keep ourselves safe</w:t>
+      </w:r>
+    </w:p>
+    <w:p>
+      <w:pPr>
+        <w:spacing w:after="20"/>
+        <w:ind w:left="312" w:hanging="227"/>
+      </w:pPr>
+      <w:r>
+        <w:rPr>
+          <w:b w:val="0"/>
+          <w:i w:val="0"/>
+          <w:sz w:val="21"/>
+        </w:rPr>
+        <w:t>• use passwords</w:t>
+      </w:r>
+    </w:p>
+    <w:p>
+      <w:pPr>
+        <w:keepNext/>
+        <w:spacing w:after="20"/>
+      </w:pPr>
+      <w:r>
+        <w:rPr>
+          <w:b/>
+          <w:i w:val="0"/>
+          <w:color w:val="142C5A"/>
+          <w:sz w:val="21"/>
+        </w:rPr>
+        <w:t>Things to know</w:t>
+      </w:r>
+    </w:p>
+    <w:p>
+      <w:pPr>
+        <w:spacing w:after="20"/>
+        <w:ind w:left="312" w:hanging="227"/>
+      </w:pPr>
+      <w:r>
+        <w:rPr>
+          <w:b w:val="0"/>
+          <w:i w:val="0"/>
+          <w:sz w:val="21"/>
+        </w:rPr>
+        <w:t xml:space="preserve">• We keep the computer </w:t>
+      </w:r>
+      <w:r>
+        <w:rPr>
+          <w:b/>
+          <w:i w:val="0"/>
+          <w:sz w:val="21"/>
+        </w:rPr>
+        <w:t>safe</w:t>
+      </w:r>
+      <w:r>
+        <w:rPr>
+          <w:b w:val="0"/>
+          <w:i w:val="0"/>
+          <w:sz w:val="21"/>
+        </w:rPr>
+        <w:t xml:space="preserve"> from harm.</w:t>
+      </w:r>
+    </w:p>
+    <w:p>
+      <w:pPr>
+        <w:spacing w:after="20"/>
+        <w:ind w:left="312" w:hanging="227"/>
+      </w:pPr>
+      <w:r>
+        <w:rPr>
+          <w:b w:val="0"/>
+          <w:i w:val="0"/>
+          <w:sz w:val="21"/>
+        </w:rPr>
+        <w:t xml:space="preserve">• We keep the computer away from </w:t>
+      </w:r>
+      <w:r>
+        <w:rPr>
+          <w:b/>
+          <w:i w:val="0"/>
+          <w:sz w:val="21"/>
+        </w:rPr>
+        <w:t>water</w:t>
+      </w:r>
+      <w:r>
+        <w:rPr>
+          <w:b w:val="0"/>
+          <w:i w:val="0"/>
+          <w:sz w:val="21"/>
+        </w:rPr>
+        <w:t>.</w:t>
+      </w:r>
+    </w:p>
+    <w:p>
+      <w:pPr>
+        <w:spacing w:after="20"/>
+        <w:ind w:left="312" w:hanging="227"/>
+      </w:pPr>
+      <w:r>
+        <w:rPr>
+          <w:b w:val="0"/>
+          <w:i w:val="0"/>
+          <w:sz w:val="21"/>
+        </w:rPr>
+        <w:t xml:space="preserve">• We do not eat or drink </w:t>
+      </w:r>
+      <w:r>
+        <w:rPr>
+          <w:b/>
+          <w:i w:val="0"/>
+          <w:sz w:val="21"/>
+        </w:rPr>
+        <w:t>near</w:t>
+      </w:r>
+      <w:r>
+        <w:rPr>
+          <w:b w:val="0"/>
+          <w:i w:val="0"/>
+          <w:sz w:val="21"/>
+        </w:rPr>
+        <w:t xml:space="preserve"> the computer.</w:t>
+      </w:r>
+    </w:p>
+    <w:p>
+      <w:pPr>
+        <w:spacing w:after="20"/>
+        <w:ind w:left="312" w:hanging="227"/>
+      </w:pPr>
+      <w:r>
+        <w:rPr>
+          <w:b w:val="0"/>
+          <w:i w:val="0"/>
+          <w:sz w:val="21"/>
+        </w:rPr>
+        <w:t xml:space="preserve">• We handle the parts with </w:t>
+      </w:r>
+      <w:r>
+        <w:rPr>
+          <w:b/>
+          <w:i w:val="0"/>
+          <w:sz w:val="21"/>
+        </w:rPr>
+        <w:t>care</w:t>
+      </w:r>
+      <w:r>
+        <w:rPr>
+          <w:b w:val="0"/>
+          <w:i w:val="0"/>
+          <w:sz w:val="21"/>
+        </w:rPr>
+        <w:t>.</w:t>
+      </w:r>
+    </w:p>
+    <w:p>
+      <w:pPr>
+        <w:spacing w:after="20"/>
+        <w:ind w:left="312" w:hanging="227"/>
+      </w:pPr>
+      <w:r>
+        <w:rPr>
+          <w:b w:val="0"/>
+          <w:i w:val="0"/>
+          <w:sz w:val="21"/>
+        </w:rPr>
+        <w:t xml:space="preserve">• We use a </w:t>
+      </w:r>
+      <w:r>
+        <w:rPr>
+          <w:b/>
+          <w:i w:val="0"/>
+          <w:sz w:val="21"/>
+        </w:rPr>
+        <w:t>password</w:t>
+      </w:r>
+      <w:r>
+        <w:rPr>
+          <w:b w:val="0"/>
+          <w:i w:val="0"/>
+          <w:sz w:val="21"/>
+        </w:rPr>
+        <w:t xml:space="preserve"> to keep our work safe.</w:t>
+      </w:r>
+    </w:p>
+    <w:p>
+      <w:pPr>
+        <w:spacing w:after="20"/>
+        <w:ind w:left="312" w:hanging="227"/>
+      </w:pPr>
+      <w:r>
+        <w:rPr>
+          <w:b w:val="0"/>
+          <w:i w:val="0"/>
+          <w:sz w:val="21"/>
+        </w:rPr>
+        <w:t xml:space="preserve">• A password is a </w:t>
+      </w:r>
+      <w:r>
+        <w:rPr>
+          <w:b/>
+          <w:i w:val="0"/>
+          <w:sz w:val="21"/>
+        </w:rPr>
+        <w:t>secret</w:t>
+      </w:r>
+      <w:r>
+        <w:rPr>
+          <w:b w:val="0"/>
+          <w:i w:val="0"/>
+          <w:sz w:val="21"/>
+        </w:rPr>
+        <w:t xml:space="preserve"> word we know.</w:t>
+      </w:r>
+    </w:p>
+    <w:p>
+      <w:pPr>
+        <w:spacing w:after="20"/>
+        <w:ind w:left="312" w:hanging="227"/>
+      </w:pPr>
+      <w:r>
+        <w:rPr>
+          <w:b w:val="0"/>
+          <w:i w:val="0"/>
+          <w:sz w:val="21"/>
+        </w:rPr>
+        <w:t>• We do not tell our password to others.</w:t>
+      </w:r>
+    </w:p>
+    <w:p>
+      <w:pPr>
+        <w:spacing w:after="20"/>
+        <w:ind w:left="312" w:hanging="227"/>
+      </w:pPr>
+      <w:r>
+        <w:rPr>
+          <w:b w:val="0"/>
+          <w:i w:val="0"/>
+          <w:sz w:val="21"/>
+        </w:rPr>
+        <w:t xml:space="preserve">• We do not talk to </w:t>
+      </w:r>
+      <w:r>
+        <w:rPr>
+          <w:b/>
+          <w:i w:val="0"/>
+          <w:sz w:val="21"/>
+        </w:rPr>
+        <w:t>strangers</w:t>
+      </w:r>
+      <w:r>
+        <w:rPr>
+          <w:b w:val="0"/>
+          <w:i w:val="0"/>
+          <w:sz w:val="21"/>
+        </w:rPr>
+        <w:t xml:space="preserve"> online.</w:t>
+      </w:r>
+    </w:p>
+    <w:p>
+      <w:pPr>
+        <w:spacing w:after="20"/>
+        <w:ind w:left="312" w:hanging="227"/>
+      </w:pPr>
+      <w:r>
+        <w:rPr>
+          <w:b w:val="0"/>
+          <w:i w:val="0"/>
+          <w:sz w:val="21"/>
+        </w:rPr>
+        <w:t>• We tell a grown-up if something seems wrong.</w:t>
+      </w:r>
+    </w:p>
+    <w:p>
+      <w:pPr>
+        <w:spacing w:after="20"/>
+        <w:ind w:left="312" w:hanging="227"/>
+      </w:pPr>
+      <w:r>
+        <w:rPr>
+          <w:b w:val="0"/>
+          <w:i w:val="0"/>
+          <w:sz w:val="21"/>
+        </w:rPr>
+        <w:t>• Safety keeps us and the computer well.</w:t>
+      </w:r>
+    </w:p>
+    <w:p>
+      <w:pPr>
+        <w:keepNext/>
+        <w:spacing w:after="20"/>
+      </w:pPr>
+      <w:r>
+        <w:rPr>
+          <w:b/>
+          <w:i w:val="0"/>
+          <w:color w:val="142C5A"/>
+          <w:sz w:val="21"/>
+        </w:rPr>
+        <w:t>Let us talk</w:t>
+      </w:r>
+    </w:p>
+    <w:p>
+      <w:pPr>
+        <w:spacing w:after="20"/>
+        <w:ind w:left="351" w:hanging="351"/>
+      </w:pPr>
+      <w:r>
+        <w:rPr>
+          <w:b w:val="0"/>
+          <w:i w:val="0"/>
+          <w:sz w:val="21"/>
+        </w:rPr>
+        <w:t>1. How do we keep the computer safe?</w:t>
+      </w:r>
+    </w:p>
+    <w:p>
+      <w:pPr>
+        <w:spacing w:after="20"/>
+        <w:ind w:left="351" w:hanging="351"/>
+      </w:pPr>
+      <w:r>
+        <w:rPr>
+          <w:b w:val="0"/>
+          <w:i w:val="0"/>
+          <w:sz w:val="21"/>
+        </w:rPr>
+        <w:t>2. What is a password?</w:t>
+      </w:r>
+    </w:p>
+    <w:p>
+      <w:pPr>
+        <w:spacing w:after="20"/>
+        <w:ind w:left="351" w:hanging="351"/>
+      </w:pPr>
+      <w:r>
+        <w:rPr>
+          <w:b w:val="0"/>
+          <w:i w:val="0"/>
+          <w:sz w:val="21"/>
+        </w:rPr>
+        <w:t>3. Why do we not tell our password?</w:t>
+      </w:r>
+    </w:p>
+    <w:p>
+      <w:pPr>
+        <w:keepNext/>
+        <w:spacing w:after="20"/>
+      </w:pPr>
+      <w:r>
+        <w:rPr>
+          <w:b/>
+          <w:i w:val="0"/>
+          <w:color w:val="142C5A"/>
+          <w:sz w:val="21"/>
+        </w:rPr>
+        <w:t>Words for my notebook</w:t>
+      </w:r>
+    </w:p>
+    <w:p>
+      <w:pPr>
+        <w:spacing w:after="20"/>
+        <w:ind w:left="312" w:hanging="227"/>
+      </w:pPr>
+      <w:r>
+        <w:rPr>
+          <w:b w:val="0"/>
+          <w:i w:val="0"/>
+          <w:sz w:val="21"/>
+        </w:rPr>
+        <w:t>• safety — being free from harm</w:t>
+      </w:r>
+    </w:p>
+    <w:p>
+      <w:pPr>
+        <w:spacing w:after="20"/>
+        <w:ind w:left="312" w:hanging="227"/>
+      </w:pPr>
+      <w:r>
+        <w:rPr>
+          <w:b w:val="0"/>
+          <w:i w:val="0"/>
+          <w:sz w:val="21"/>
+        </w:rPr>
+        <w:t>• password — a secret word that keeps our work safe</w:t>
+      </w:r>
+    </w:p>
+    <w:p>
+      <w:pPr>
+        <w:spacing w:after="20"/>
+        <w:ind w:left="312" w:hanging="227"/>
+      </w:pPr>
+      <w:r>
+        <w:rPr>
+          <w:b w:val="0"/>
+          <w:i w:val="0"/>
+          <w:sz w:val="21"/>
+        </w:rPr>
+        <w:t>• stranger — a person we do not know</w:t>
+      </w:r>
+    </w:p>
+    <w:p>
+      <w:pPr>
+        <w:keepNext/>
+        <w:spacing w:after="20"/>
+      </w:pPr>
+      <w:r>
+        <w:rPr>
+          <w:b/>
+          <w:i w:val="0"/>
+          <w:color w:val="142C5A"/>
+          <w:sz w:val="21"/>
+        </w:rPr>
+        <w:t>Worksheet</w:t>
+      </w:r>
+    </w:p>
+    <w:p>
+      <w:pPr>
+        <w:spacing w:after="20"/>
+        <w:ind w:left="351" w:hanging="351"/>
+      </w:pPr>
+      <w:r>
+        <w:rPr>
+          <w:b w:val="0"/>
+          <w:i w:val="0"/>
+          <w:sz w:val="21"/>
+        </w:rPr>
+        <w:t>1. We keep the computer away from ___.</w:t>
+      </w:r>
+    </w:p>
+    <w:p>
+      <w:pPr>
+        <w:spacing w:after="60"/>
+        <w:ind w:left="652" w:hanging="340"/>
+      </w:pPr>
+      <w:r>
+        <w:rPr>
+          <w:b w:val="0"/>
+          <w:i w:val="0"/>
+          <w:sz w:val="21"/>
+        </w:rPr>
+        <w:t>A) water B) air C) light D) sound</w:t>
+      </w:r>
+    </w:p>
+    <w:p>
+      <w:pPr>
+        <w:spacing w:after="20"/>
+        <w:ind w:left="351" w:hanging="351"/>
+      </w:pPr>
+      <w:r>
+        <w:rPr>
+          <w:b w:val="0"/>
+          <w:i w:val="0"/>
+          <w:sz w:val="21"/>
+        </w:rPr>
+        <w:t>2. We use a ___ to keep our work safe.</w:t>
+      </w:r>
+    </w:p>
+    <w:p>
+      <w:pPr>
+        <w:spacing w:after="60"/>
+        <w:ind w:left="652" w:hanging="340"/>
+      </w:pPr>
+      <w:r>
+        <w:rPr>
+          <w:b w:val="0"/>
+          <w:i w:val="0"/>
+          <w:sz w:val="21"/>
+        </w:rPr>
+        <w:t>A) password B) stone C) tree D) cloud</w:t>
+      </w:r>
+    </w:p>
+    <w:p>
+      <w:pPr>
+        <w:spacing w:after="20"/>
+        <w:ind w:left="351" w:hanging="351"/>
+      </w:pPr>
+      <w:r>
+        <w:rPr>
+          <w:b w:val="0"/>
+          <w:i w:val="0"/>
+          <w:sz w:val="21"/>
+        </w:rPr>
+        <w:t>3. A password is a ___ word.</w:t>
+      </w:r>
+    </w:p>
+    <w:p>
+      <w:pPr>
+        <w:spacing w:after="60"/>
+        <w:ind w:left="652" w:hanging="340"/>
+      </w:pPr>
+      <w:r>
+        <w:rPr>
+          <w:b w:val="0"/>
+          <w:i w:val="0"/>
+          <w:sz w:val="21"/>
+        </w:rPr>
+        <w:t>A) secret B) loud C) public D) long</w:t>
+      </w:r>
+    </w:p>
+    <w:p>
+      <w:pPr>
+        <w:spacing w:after="0"/>
+      </w:pPr>
+      <w:r>
+        <w:br w:type="page"/>
+      </w:r>
+    </w:p>
+    <w:p>
+      <w:pPr>
+        <w:spacing w:after="20"/>
+        <w:ind w:left="351" w:hanging="351"/>
+      </w:pPr>
+      <w:r>
+        <w:rPr>
+          <w:b w:val="0"/>
+          <w:i w:val="0"/>
+          <w:sz w:val="21"/>
+        </w:rPr>
+        <w:t>4. We do not talk to ___ online.</w:t>
+      </w:r>
+    </w:p>
+    <w:p>
+      <w:pPr>
+        <w:spacing w:after="60"/>
+        <w:ind w:left="652" w:hanging="340"/>
+      </w:pPr>
+      <w:r>
+        <w:rPr>
+          <w:b w:val="0"/>
+          <w:i w:val="0"/>
+          <w:sz w:val="21"/>
+        </w:rPr>
+        <w:t>A) strangers B) teachers C) parents D) friends</w:t>
+      </w:r>
+    </w:p>
+    <w:p>
+      <w:pPr>
+        <w:spacing w:after="20"/>
+        <w:ind w:left="351" w:hanging="351"/>
+      </w:pPr>
+      <w:r>
+        <w:rPr>
+          <w:b w:val="0"/>
+          <w:i w:val="0"/>
+          <w:sz w:val="21"/>
+        </w:rPr>
+        <w:t>5. Fill in: A person we do not know is a _____.</w:t>
+      </w:r>
+    </w:p>
+    <w:p>
+      <w:pPr>
+        <w:spacing w:after="20"/>
+        <w:ind w:left="351" w:hanging="351"/>
+      </w:pPr>
+      <w:r>
+        <w:rPr>
+          <w:b w:val="0"/>
+          <w:i w:val="0"/>
+          <w:sz w:val="21"/>
+        </w:rPr>
+        <w:t>6. Mention two ways to keep the computer safe.</w:t>
+      </w:r>
+    </w:p>
+    <w:p>
+      <w:pPr>
+        <w:spacing w:after="20"/>
+        <w:ind w:left="351" w:hanging="351"/>
+      </w:pPr>
+      <w:r>
+        <w:rPr>
+          <w:b w:val="0"/>
+          <w:i w:val="0"/>
+          <w:sz w:val="21"/>
+        </w:rPr>
+        <w:t>7. Write what a password is.</w:t>
+      </w:r>
+    </w:p>
+    <w:p>
+      <w:pPr>
+        <w:keepNext/>
+        <w:spacing w:after="20"/>
+      </w:pPr>
+      <w:r>
+        <w:rPr>
+          <w:b/>
+          <w:i w:val="0"/>
+          <w:color w:val="142C5A"/>
+          <w:sz w:val="21"/>
+        </w:rPr>
+        <w:t>My own work</w:t>
+      </w:r>
+    </w:p>
+    <w:p>
+      <w:pPr>
+        <w:spacing w:after="20"/>
+        <w:ind w:left="312" w:hanging="227"/>
+      </w:pPr>
+      <w:r>
+        <w:rPr>
+          <w:b w:val="0"/>
+          <w:i w:val="0"/>
+          <w:sz w:val="21"/>
+        </w:rPr>
+        <w:t>• Draw a computer kept safe.</w:t>
+      </w:r>
+    </w:p>
+    <w:p>
+      <w:pPr>
+        <w:spacing w:after="60"/>
+        <w:pBdr>
+          <w:bottom w:val="single" w:sz="6" w:color="BBBBBB"/>
+        </w:pBdr>
+      </w:pPr>
+    </w:p>
+    <w:p>
+      <w:pPr>
+        <w:pStyle w:val="Heading2"/>
+        <w:keepNext/>
+        <w:spacing w:before="200" w:after="60"/>
+      </w:pPr>
+      <w:r>
+        <w:rPr>
+          <w:b/>
+          <w:i w:val="0"/>
+          <w:color w:val="142C5A"/>
+          <w:sz w:val="25"/>
+        </w:rPr>
+        <w:t>WEEK 8 — SAFE INTERNET USE I</w:t>
+      </w:r>
+    </w:p>
+    <w:p>
+      <w:pPr>
+        <w:keepNext/>
+        <w:spacing w:after="20"/>
+      </w:pPr>
+      <w:r>
+        <w:rPr>
+          <w:b/>
+          <w:i w:val="0"/>
+          <w:color w:val="142C5A"/>
+          <w:sz w:val="21"/>
+        </w:rPr>
+        <w:t>You will learn to</w:t>
+      </w:r>
+    </w:p>
+    <w:p>
+      <w:pPr>
+        <w:spacing w:after="20"/>
+        <w:ind w:left="312" w:hanging="227"/>
+      </w:pPr>
+      <w:r>
+        <w:rPr>
+          <w:b w:val="0"/>
+          <w:i w:val="0"/>
+          <w:sz w:val="21"/>
+        </w:rPr>
+        <w:t>• say what the internet is</w:t>
+      </w:r>
+    </w:p>
+    <w:p>
+      <w:pPr>
+        <w:spacing w:after="20"/>
+        <w:ind w:left="312" w:hanging="227"/>
+      </w:pPr>
+      <w:r>
+        <w:rPr>
+          <w:b w:val="0"/>
+          <w:i w:val="0"/>
+          <w:sz w:val="21"/>
+        </w:rPr>
+        <w:t>• use the internet safely</w:t>
+      </w:r>
+    </w:p>
+    <w:p>
+      <w:pPr>
+        <w:spacing w:after="20"/>
+        <w:ind w:left="312" w:hanging="227"/>
+      </w:pPr>
+      <w:r>
+        <w:rPr>
+          <w:b w:val="0"/>
+          <w:i w:val="0"/>
+          <w:sz w:val="21"/>
+        </w:rPr>
+        <w:t>• know the rules online</w:t>
+      </w:r>
+    </w:p>
+    <w:p>
+      <w:pPr>
+        <w:keepNext/>
+        <w:spacing w:after="20"/>
+      </w:pPr>
+      <w:r>
+        <w:rPr>
+          <w:b/>
+          <w:i w:val="0"/>
+          <w:color w:val="142C5A"/>
+          <w:sz w:val="21"/>
+        </w:rPr>
+        <w:t>Things to know</w:t>
+      </w:r>
+    </w:p>
+    <w:p>
+      <w:pPr>
+        <w:spacing w:after="20"/>
+        <w:ind w:left="312" w:hanging="227"/>
+      </w:pPr>
+      <w:r>
+        <w:rPr>
+          <w:b w:val="0"/>
+          <w:i w:val="0"/>
+          <w:sz w:val="21"/>
+        </w:rPr>
+        <w:t xml:space="preserve">• The </w:t>
+      </w:r>
+      <w:r>
+        <w:rPr>
+          <w:b/>
+          <w:i w:val="0"/>
+          <w:sz w:val="21"/>
+        </w:rPr>
+        <w:t>internet</w:t>
+      </w:r>
+      <w:r>
+        <w:rPr>
+          <w:b w:val="0"/>
+          <w:i w:val="0"/>
+          <w:sz w:val="21"/>
+        </w:rPr>
+        <w:t xml:space="preserve"> joins computers all over the world.</w:t>
+      </w:r>
+    </w:p>
+    <w:p>
+      <w:pPr>
+        <w:spacing w:after="20"/>
+        <w:ind w:left="312" w:hanging="227"/>
+      </w:pPr>
+      <w:r>
+        <w:rPr>
+          <w:b w:val="0"/>
+          <w:i w:val="0"/>
+          <w:sz w:val="21"/>
+        </w:rPr>
+        <w:t xml:space="preserve">• We use the internet to </w:t>
+      </w:r>
+      <w:r>
+        <w:rPr>
+          <w:b/>
+          <w:i w:val="0"/>
+          <w:sz w:val="21"/>
+        </w:rPr>
+        <w:t>learn</w:t>
+      </w:r>
+      <w:r>
+        <w:rPr>
+          <w:b w:val="0"/>
+          <w:i w:val="0"/>
+          <w:sz w:val="21"/>
+        </w:rPr>
+        <w:t xml:space="preserve"> and </w:t>
+      </w:r>
+      <w:r>
+        <w:rPr>
+          <w:b/>
+          <w:i w:val="0"/>
+          <w:sz w:val="21"/>
+        </w:rPr>
+        <w:t>find</w:t>
+      </w:r>
+      <w:r>
+        <w:rPr>
+          <w:b w:val="0"/>
+          <w:i w:val="0"/>
+          <w:sz w:val="21"/>
+        </w:rPr>
+        <w:t xml:space="preserve"> things.</w:t>
+      </w:r>
+    </w:p>
+    <w:p>
+      <w:pPr>
+        <w:spacing w:after="20"/>
+        <w:ind w:left="312" w:hanging="227"/>
+      </w:pPr>
+      <w:r>
+        <w:rPr>
+          <w:b w:val="0"/>
+          <w:i w:val="0"/>
+          <w:sz w:val="21"/>
+        </w:rPr>
+        <w:t xml:space="preserve">• A </w:t>
+      </w:r>
+      <w:r>
+        <w:rPr>
+          <w:b/>
+          <w:i w:val="0"/>
+          <w:sz w:val="21"/>
+        </w:rPr>
+        <w:t>grown-up</w:t>
+      </w:r>
+      <w:r>
+        <w:rPr>
+          <w:b w:val="0"/>
+          <w:i w:val="0"/>
+          <w:sz w:val="21"/>
+        </w:rPr>
+        <w:t xml:space="preserve"> stays near when we use the internet.</w:t>
+      </w:r>
+    </w:p>
+    <w:p>
+      <w:pPr>
+        <w:spacing w:after="20"/>
+        <w:ind w:left="312" w:hanging="227"/>
+      </w:pPr>
+      <w:r>
+        <w:rPr>
+          <w:b w:val="0"/>
+          <w:i w:val="0"/>
+          <w:sz w:val="21"/>
+        </w:rPr>
+        <w:t xml:space="preserve">• We do not share our </w:t>
+      </w:r>
+      <w:r>
+        <w:rPr>
+          <w:b/>
+          <w:i w:val="0"/>
+          <w:sz w:val="21"/>
+        </w:rPr>
+        <w:t>name</w:t>
+      </w:r>
+      <w:r>
+        <w:rPr>
+          <w:b w:val="0"/>
+          <w:i w:val="0"/>
+          <w:sz w:val="21"/>
+        </w:rPr>
+        <w:t xml:space="preserve"> or </w:t>
+      </w:r>
+      <w:r>
+        <w:rPr>
+          <w:b/>
+          <w:i w:val="0"/>
+          <w:sz w:val="21"/>
+        </w:rPr>
+        <w:t>address</w:t>
+      </w:r>
+      <w:r>
+        <w:rPr>
+          <w:b w:val="0"/>
+          <w:i w:val="0"/>
+          <w:sz w:val="21"/>
+        </w:rPr>
+        <w:t xml:space="preserve"> online.</w:t>
+      </w:r>
+    </w:p>
+    <w:p>
+      <w:pPr>
+        <w:spacing w:after="20"/>
+        <w:ind w:left="312" w:hanging="227"/>
+      </w:pPr>
+      <w:r>
+        <w:rPr>
+          <w:b w:val="0"/>
+          <w:i w:val="0"/>
+          <w:sz w:val="21"/>
+        </w:rPr>
+        <w:t>• We do not chat with people we do not know.</w:t>
+      </w:r>
+    </w:p>
+    <w:p>
+      <w:pPr>
+        <w:spacing w:after="20"/>
+        <w:ind w:left="312" w:hanging="227"/>
+      </w:pPr>
+      <w:r>
+        <w:rPr>
+          <w:b w:val="0"/>
+          <w:i w:val="0"/>
+          <w:sz w:val="21"/>
+        </w:rPr>
+        <w:t>• We do not open links from people we do not know.</w:t>
+      </w:r>
+    </w:p>
+    <w:p>
+      <w:pPr>
+        <w:spacing w:after="20"/>
+        <w:ind w:left="312" w:hanging="227"/>
+      </w:pPr>
+      <w:r>
+        <w:rPr>
+          <w:b w:val="0"/>
+          <w:i w:val="0"/>
+          <w:sz w:val="21"/>
+        </w:rPr>
+        <w:t xml:space="preserve">• We use the internet for </w:t>
+      </w:r>
+      <w:r>
+        <w:rPr>
+          <w:b/>
+          <w:i w:val="0"/>
+          <w:sz w:val="21"/>
+        </w:rPr>
+        <w:t>good</w:t>
+      </w:r>
+      <w:r>
+        <w:rPr>
+          <w:b w:val="0"/>
+          <w:i w:val="0"/>
+          <w:sz w:val="21"/>
+        </w:rPr>
+        <w:t xml:space="preserve"> things.</w:t>
+      </w:r>
+    </w:p>
+    <w:p>
+      <w:pPr>
+        <w:spacing w:after="20"/>
+        <w:ind w:left="312" w:hanging="227"/>
+      </w:pPr>
+      <w:r>
+        <w:rPr>
+          <w:b w:val="0"/>
+          <w:i w:val="0"/>
+          <w:sz w:val="21"/>
+        </w:rPr>
+        <w:t>• We do not watch things that are not for children.</w:t>
+      </w:r>
+    </w:p>
+    <w:p>
+      <w:pPr>
+        <w:spacing w:after="20"/>
+        <w:ind w:left="312" w:hanging="227"/>
+      </w:pPr>
+      <w:r>
+        <w:rPr>
+          <w:b w:val="0"/>
+          <w:i w:val="0"/>
+          <w:sz w:val="21"/>
+        </w:rPr>
+        <w:t>• We tell a grown-up if we see something bad.</w:t>
+      </w:r>
+    </w:p>
+    <w:p>
+      <w:pPr>
+        <w:spacing w:after="20"/>
+        <w:ind w:left="312" w:hanging="227"/>
+      </w:pPr>
+      <w:r>
+        <w:rPr>
+          <w:b w:val="0"/>
+          <w:i w:val="0"/>
+          <w:sz w:val="21"/>
+        </w:rPr>
+        <w:t>• Safe internet use keeps us well.</w:t>
+      </w:r>
+    </w:p>
+    <w:p>
+      <w:pPr>
+        <w:keepNext/>
+        <w:spacing w:after="20"/>
+      </w:pPr>
+      <w:r>
+        <w:rPr>
+          <w:b/>
+          <w:i w:val="0"/>
+          <w:color w:val="142C5A"/>
+          <w:sz w:val="21"/>
+        </w:rPr>
+        <w:t>Let us talk</w:t>
+      </w:r>
+    </w:p>
+    <w:p>
+      <w:pPr>
+        <w:spacing w:after="20"/>
+        <w:ind w:left="351" w:hanging="351"/>
+      </w:pPr>
+      <w:r>
+        <w:rPr>
+          <w:b w:val="0"/>
+          <w:i w:val="0"/>
+          <w:sz w:val="21"/>
+        </w:rPr>
+        <w:t>1. What is the internet?</w:t>
+      </w:r>
+    </w:p>
+    <w:p>
+      <w:pPr>
+        <w:spacing w:after="20"/>
+        <w:ind w:left="351" w:hanging="351"/>
+      </w:pPr>
+      <w:r>
+        <w:rPr>
+          <w:b w:val="0"/>
+          <w:i w:val="0"/>
+          <w:sz w:val="21"/>
+        </w:rPr>
+        <w:t>2. Name one rule for safe internet use.</w:t>
+      </w:r>
+    </w:p>
+    <w:p>
+      <w:pPr>
+        <w:spacing w:after="20"/>
+        <w:ind w:left="351" w:hanging="351"/>
+      </w:pPr>
+      <w:r>
+        <w:rPr>
+          <w:b w:val="0"/>
+          <w:i w:val="0"/>
+          <w:sz w:val="21"/>
+        </w:rPr>
+        <w:t>3. Who do we use the internet with?</w:t>
+      </w:r>
+    </w:p>
+    <w:p>
+      <w:pPr>
+        <w:keepNext/>
+        <w:spacing w:after="20"/>
+      </w:pPr>
+      <w:r>
+        <w:rPr>
+          <w:b/>
+          <w:i w:val="0"/>
+          <w:color w:val="142C5A"/>
+          <w:sz w:val="21"/>
+        </w:rPr>
+        <w:t>Words for my notebook</w:t>
+      </w:r>
+    </w:p>
+    <w:p>
+      <w:pPr>
+        <w:spacing w:after="20"/>
+        <w:ind w:left="312" w:hanging="227"/>
+      </w:pPr>
+      <w:r>
+        <w:rPr>
+          <w:b w:val="0"/>
+          <w:i w:val="0"/>
+          <w:sz w:val="21"/>
+        </w:rPr>
+        <w:t>• internet — a network that joins computers worldwide</w:t>
+      </w:r>
+    </w:p>
+    <w:p>
+      <w:pPr>
+        <w:spacing w:after="20"/>
+        <w:ind w:left="312" w:hanging="227"/>
+      </w:pPr>
+      <w:r>
+        <w:rPr>
+          <w:b w:val="0"/>
+          <w:i w:val="0"/>
+          <w:sz w:val="21"/>
+        </w:rPr>
+        <w:t>• online — on the internet</w:t>
+      </w:r>
+    </w:p>
+    <w:p>
+      <w:pPr>
+        <w:spacing w:after="20"/>
+        <w:ind w:left="312" w:hanging="227"/>
+      </w:pPr>
+      <w:r>
+        <w:rPr>
+          <w:b w:val="0"/>
+          <w:i w:val="0"/>
+          <w:sz w:val="21"/>
+        </w:rPr>
+        <w:t>• safe — free from harm</w:t>
+      </w:r>
+    </w:p>
+    <w:p>
+      <w:pPr>
+        <w:keepNext/>
+        <w:spacing w:after="20"/>
+      </w:pPr>
+      <w:r>
+        <w:rPr>
+          <w:b/>
+          <w:i w:val="0"/>
+          <w:color w:val="142C5A"/>
+          <w:sz w:val="21"/>
+        </w:rPr>
+        <w:t>Worksheet</w:t>
+      </w:r>
+    </w:p>
+    <w:p>
+      <w:pPr>
+        <w:spacing w:after="20"/>
+        <w:ind w:left="351" w:hanging="351"/>
+      </w:pPr>
+      <w:r>
+        <w:rPr>
+          <w:b w:val="0"/>
+          <w:i w:val="0"/>
+          <w:sz w:val="21"/>
+        </w:rPr>
+        <w:t>1. The network that joins computers worldwide is the ___.</w:t>
+      </w:r>
+    </w:p>
+    <w:p>
+      <w:pPr>
+        <w:spacing w:after="60"/>
+        <w:ind w:left="652" w:hanging="340"/>
+      </w:pPr>
+      <w:r>
+        <w:rPr>
+          <w:b w:val="0"/>
+          <w:i w:val="0"/>
+          <w:sz w:val="21"/>
+        </w:rPr>
+        <w:t>A) internet B) river C) road D) sky</w:t>
+      </w:r>
+    </w:p>
+    <w:p>
+      <w:pPr>
+        <w:spacing w:after="20"/>
+        <w:ind w:left="351" w:hanging="351"/>
+      </w:pPr>
+      <w:r>
+        <w:rPr>
+          <w:b w:val="0"/>
+          <w:i w:val="0"/>
+          <w:sz w:val="21"/>
+        </w:rPr>
+        <w:t>2. We use the internet with a ___ near.</w:t>
+      </w:r>
+    </w:p>
+    <w:p>
+      <w:pPr>
+        <w:spacing w:after="60"/>
+        <w:ind w:left="652" w:hanging="340"/>
+      </w:pPr>
+      <w:r>
+        <w:rPr>
+          <w:b w:val="0"/>
+          <w:i w:val="0"/>
+          <w:sz w:val="21"/>
+        </w:rPr>
+        <w:t>A) grown-up B) stranger C) thief D) baby</w:t>
+      </w:r>
+    </w:p>
+    <w:p>
+      <w:pPr>
+        <w:spacing w:after="20"/>
+        <w:ind w:left="351" w:hanging="351"/>
+      </w:pPr>
+      <w:r>
+        <w:rPr>
+          <w:b w:val="0"/>
+          <w:i w:val="0"/>
+          <w:sz w:val="21"/>
+        </w:rPr>
+        <w:t>3. We do not share our name or ___ online.</w:t>
+      </w:r>
+    </w:p>
+    <w:p>
+      <w:pPr>
+        <w:spacing w:after="60"/>
+        <w:ind w:left="652" w:hanging="340"/>
+      </w:pPr>
+      <w:r>
+        <w:rPr>
+          <w:b w:val="0"/>
+          <w:i w:val="0"/>
+          <w:sz w:val="21"/>
+        </w:rPr>
+        <w:t>A) address B) song C) dream D) stone</w:t>
+      </w:r>
+    </w:p>
+    <w:p>
+      <w:pPr>
+        <w:spacing w:after="20"/>
+        <w:ind w:left="351" w:hanging="351"/>
+      </w:pPr>
+      <w:r>
+        <w:rPr>
+          <w:b w:val="0"/>
+          <w:i w:val="0"/>
+          <w:sz w:val="21"/>
+        </w:rPr>
+        <w:t>4. We do not talk to ___ online.</w:t>
+      </w:r>
+    </w:p>
+    <w:p>
+      <w:pPr>
+        <w:spacing w:after="60"/>
+        <w:ind w:left="652" w:hanging="340"/>
+      </w:pPr>
+      <w:r>
+        <w:rPr>
+          <w:b w:val="0"/>
+          <w:i w:val="0"/>
+          <w:sz w:val="21"/>
+        </w:rPr>
+        <w:t>A) strangers B) teachers C) parents D) friends</w:t>
+      </w:r>
+    </w:p>
+    <w:p>
+      <w:pPr>
+        <w:spacing w:after="20"/>
+        <w:ind w:left="351" w:hanging="351"/>
+      </w:pPr>
+      <w:r>
+        <w:rPr>
+          <w:b w:val="0"/>
+          <w:i w:val="0"/>
+          <w:sz w:val="21"/>
+        </w:rPr>
+        <w:t>5. Fill in: Being on the internet is being _____.</w:t>
+      </w:r>
+    </w:p>
+    <w:p>
+      <w:pPr>
+        <w:spacing w:after="20"/>
+        <w:ind w:left="351" w:hanging="351"/>
+      </w:pPr>
+      <w:r>
+        <w:rPr>
+          <w:b w:val="0"/>
+          <w:i w:val="0"/>
+          <w:sz w:val="21"/>
+        </w:rPr>
+        <w:t>6. Mention two rules for safe internet use.</w:t>
+      </w:r>
+    </w:p>
+    <w:p>
+      <w:pPr>
+        <w:spacing w:after="20"/>
+        <w:ind w:left="351" w:hanging="351"/>
+      </w:pPr>
+      <w:r>
+        <w:rPr>
+          <w:b w:val="0"/>
+          <w:i w:val="0"/>
+          <w:sz w:val="21"/>
+        </w:rPr>
+        <w:t>7. Write what the internet is.</w:t>
+      </w:r>
+    </w:p>
+    <w:p>
+      <w:pPr>
+        <w:keepNext/>
+        <w:spacing w:after="20"/>
+      </w:pPr>
+      <w:r>
+        <w:rPr>
+          <w:b/>
+          <w:i w:val="0"/>
+          <w:color w:val="142C5A"/>
+          <w:sz w:val="21"/>
+        </w:rPr>
+        <w:t>My own work</w:t>
+      </w:r>
+    </w:p>
+    <w:p>
+      <w:pPr>
+        <w:spacing w:after="20"/>
+        <w:ind w:left="312" w:hanging="227"/>
+      </w:pPr>
+      <w:r>
+        <w:rPr>
+          <w:b w:val="0"/>
+          <w:i w:val="0"/>
+          <w:sz w:val="21"/>
+        </w:rPr>
+        <w:t>• Draw a child using the internet safely.</w:t>
+      </w:r>
+    </w:p>
+    <w:p>
+      <w:pPr>
+        <w:spacing w:after="60"/>
+        <w:pBdr>
+          <w:bottom w:val="single" w:sz="6" w:color="BBBBBB"/>
+        </w:pBdr>
+      </w:pPr>
+    </w:p>
+    <w:p>
+      <w:pPr>
+        <w:pStyle w:val="Heading2"/>
+        <w:keepNext/>
+        <w:spacing w:before="200" w:after="60"/>
+      </w:pPr>
+      <w:r>
+        <w:rPr>
+          <w:b/>
+          <w:i w:val="0"/>
+          <w:color w:val="142C5A"/>
+          <w:sz w:val="25"/>
+        </w:rPr>
+        <w:t>WEEK 9 — SAFE INTERNET USE II</w:t>
+      </w:r>
+    </w:p>
+    <w:p>
+      <w:pPr>
+        <w:keepNext/>
+        <w:spacing w:after="20"/>
+      </w:pPr>
+      <w:r>
+        <w:rPr>
+          <w:b/>
+          <w:i w:val="0"/>
+          <w:color w:val="142C5A"/>
+          <w:sz w:val="21"/>
+        </w:rPr>
+        <w:t>You will learn to</w:t>
+      </w:r>
+    </w:p>
+    <w:p>
+      <w:pPr>
+        <w:spacing w:after="20"/>
+        <w:ind w:left="312" w:hanging="227"/>
+      </w:pPr>
+      <w:r>
+        <w:rPr>
+          <w:b w:val="0"/>
+          <w:i w:val="0"/>
+          <w:sz w:val="21"/>
+        </w:rPr>
+        <w:t>• be kind online</w:t>
+      </w:r>
+    </w:p>
+    <w:p>
+      <w:pPr>
+        <w:spacing w:after="20"/>
+        <w:ind w:left="312" w:hanging="227"/>
+      </w:pPr>
+      <w:r>
+        <w:rPr>
+          <w:b w:val="0"/>
+          <w:i w:val="0"/>
+          <w:sz w:val="21"/>
+        </w:rPr>
+        <w:t>• protect our information</w:t>
+      </w:r>
+    </w:p>
+    <w:p>
+      <w:pPr>
+        <w:spacing w:after="20"/>
+        <w:ind w:left="312" w:hanging="227"/>
+      </w:pPr>
+      <w:r>
+        <w:rPr>
+          <w:b w:val="0"/>
+          <w:i w:val="0"/>
+          <w:sz w:val="21"/>
+        </w:rPr>
+        <w:t>• ask for help online</w:t>
+      </w:r>
+    </w:p>
+    <w:p>
+      <w:pPr>
+        <w:keepNext/>
+        <w:spacing w:after="20"/>
+      </w:pPr>
+      <w:r>
+        <w:rPr>
+          <w:b/>
+          <w:i w:val="0"/>
+          <w:color w:val="142C5A"/>
+          <w:sz w:val="21"/>
+        </w:rPr>
+        <w:t>Things to know</w:t>
+      </w:r>
+    </w:p>
+    <w:p>
+      <w:pPr>
+        <w:spacing w:after="20"/>
+        <w:ind w:left="312" w:hanging="227"/>
+      </w:pPr>
+      <w:r>
+        <w:rPr>
+          <w:b w:val="0"/>
+          <w:i w:val="0"/>
+          <w:sz w:val="21"/>
+        </w:rPr>
+        <w:t xml:space="preserve">• We are </w:t>
+      </w:r>
+      <w:r>
+        <w:rPr>
+          <w:b/>
+          <w:i w:val="0"/>
+          <w:sz w:val="21"/>
+        </w:rPr>
+        <w:t>kind</w:t>
+      </w:r>
+      <w:r>
+        <w:rPr>
+          <w:b w:val="0"/>
+          <w:i w:val="0"/>
+          <w:sz w:val="21"/>
+        </w:rPr>
+        <w:t xml:space="preserve"> to others online.</w:t>
+      </w:r>
+    </w:p>
+    <w:p>
+      <w:pPr>
+        <w:spacing w:after="20"/>
+        <w:ind w:left="312" w:hanging="227"/>
+      </w:pPr>
+      <w:r>
+        <w:rPr>
+          <w:b w:val="0"/>
+          <w:i w:val="0"/>
+          <w:sz w:val="21"/>
+        </w:rPr>
+        <w:t xml:space="preserve">• We do not say </w:t>
+      </w:r>
+      <w:r>
+        <w:rPr>
+          <w:b/>
+          <w:i w:val="0"/>
+          <w:sz w:val="21"/>
+        </w:rPr>
+        <w:t>unkind</w:t>
+      </w:r>
+      <w:r>
+        <w:rPr>
+          <w:b w:val="0"/>
+          <w:i w:val="0"/>
+          <w:sz w:val="21"/>
+        </w:rPr>
+        <w:t xml:space="preserve"> things online.</w:t>
+      </w:r>
+    </w:p>
+    <w:p>
+      <w:pPr>
+        <w:spacing w:after="20"/>
+        <w:ind w:left="312" w:hanging="227"/>
+      </w:pPr>
+      <w:r>
+        <w:rPr>
+          <w:b w:val="0"/>
+          <w:i w:val="0"/>
+          <w:sz w:val="21"/>
+        </w:rPr>
+        <w:t xml:space="preserve">• We do not </w:t>
+      </w:r>
+      <w:r>
+        <w:rPr>
+          <w:b/>
+          <w:i w:val="0"/>
+          <w:sz w:val="21"/>
+        </w:rPr>
+        <w:t>bully</w:t>
+      </w:r>
+      <w:r>
+        <w:rPr>
+          <w:b w:val="0"/>
+          <w:i w:val="0"/>
+          <w:sz w:val="21"/>
+        </w:rPr>
+        <w:t xml:space="preserve"> anyone online.</w:t>
+      </w:r>
+    </w:p>
+    <w:p>
+      <w:pPr>
+        <w:spacing w:after="20"/>
+        <w:ind w:left="312" w:hanging="227"/>
+      </w:pPr>
+      <w:r>
+        <w:rPr>
+          <w:b w:val="0"/>
+          <w:i w:val="0"/>
+          <w:sz w:val="21"/>
+        </w:rPr>
+        <w:t xml:space="preserve">• We keep our </w:t>
+      </w:r>
+      <w:r>
+        <w:rPr>
+          <w:b/>
+          <w:i w:val="0"/>
+          <w:sz w:val="21"/>
+        </w:rPr>
+        <w:t>information</w:t>
+      </w:r>
+      <w:r>
+        <w:rPr>
+          <w:b w:val="0"/>
+          <w:i w:val="0"/>
+          <w:sz w:val="21"/>
+        </w:rPr>
+        <w:t xml:space="preserve"> private.</w:t>
+      </w:r>
+    </w:p>
+    <w:p>
+      <w:pPr>
+        <w:spacing w:after="20"/>
+        <w:ind w:left="312" w:hanging="227"/>
+      </w:pPr>
+      <w:r>
+        <w:rPr>
+          <w:b w:val="0"/>
+          <w:i w:val="0"/>
+          <w:sz w:val="21"/>
+        </w:rPr>
+        <w:t xml:space="preserve">• We do not share </w:t>
+      </w:r>
+      <w:r>
+        <w:rPr>
+          <w:b/>
+          <w:i w:val="0"/>
+          <w:sz w:val="21"/>
+        </w:rPr>
+        <w:t>photos</w:t>
+      </w:r>
+      <w:r>
+        <w:rPr>
+          <w:b w:val="0"/>
+          <w:i w:val="0"/>
+          <w:sz w:val="21"/>
+        </w:rPr>
+        <w:t xml:space="preserve"> of ourselves with strangers.</w:t>
+      </w:r>
+    </w:p>
+    <w:p>
+      <w:pPr>
+        <w:spacing w:after="20"/>
+        <w:ind w:left="312" w:hanging="227"/>
+      </w:pPr>
+      <w:r>
+        <w:rPr>
+          <w:b w:val="0"/>
+          <w:i w:val="0"/>
+          <w:sz w:val="21"/>
+        </w:rPr>
+        <w:t xml:space="preserve">• We use </w:t>
+      </w:r>
+      <w:r>
+        <w:rPr>
+          <w:b/>
+          <w:i w:val="0"/>
+          <w:sz w:val="21"/>
+        </w:rPr>
+        <w:t>strong</w:t>
+      </w:r>
+      <w:r>
+        <w:rPr>
+          <w:b w:val="0"/>
+          <w:i w:val="0"/>
+          <w:sz w:val="21"/>
+        </w:rPr>
+        <w:t xml:space="preserve"> passwords.</w:t>
+      </w:r>
+    </w:p>
+    <w:p>
+      <w:pPr>
+        <w:spacing w:after="0"/>
+      </w:pPr>
+      <w:r>
+        <w:br w:type="page"/>
+      </w:r>
+    </w:p>
+    <w:p>
+      <w:pPr>
+        <w:spacing w:after="20"/>
+        <w:ind w:left="312" w:hanging="227"/>
+      </w:pPr>
+      <w:r>
+        <w:rPr>
+          <w:b w:val="0"/>
+          <w:i w:val="0"/>
+          <w:sz w:val="21"/>
+        </w:rPr>
+        <w:t xml:space="preserve">• We do not click on </w:t>
+      </w:r>
+      <w:r>
+        <w:rPr>
+          <w:b/>
+          <w:i w:val="0"/>
+          <w:sz w:val="21"/>
+        </w:rPr>
+        <w:t>strange</w:t>
+      </w:r>
+      <w:r>
+        <w:rPr>
+          <w:b w:val="0"/>
+          <w:i w:val="0"/>
+          <w:sz w:val="21"/>
+        </w:rPr>
+        <w:t xml:space="preserve"> links.</w:t>
+      </w:r>
+    </w:p>
+    <w:p>
+      <w:pPr>
+        <w:spacing w:after="20"/>
+        <w:ind w:left="312" w:hanging="227"/>
+      </w:pPr>
+      <w:r>
+        <w:rPr>
+          <w:b w:val="0"/>
+          <w:i w:val="0"/>
+          <w:sz w:val="21"/>
+        </w:rPr>
+        <w:t xml:space="preserve">• A </w:t>
+      </w:r>
+      <w:r>
+        <w:rPr>
+          <w:b/>
+          <w:i w:val="0"/>
+          <w:sz w:val="21"/>
+        </w:rPr>
+        <w:t>grown-up</w:t>
+      </w:r>
+      <w:r>
+        <w:rPr>
+          <w:b w:val="0"/>
+          <w:i w:val="0"/>
+          <w:sz w:val="21"/>
+        </w:rPr>
+        <w:t xml:space="preserve"> helps us before we download.</w:t>
+      </w:r>
+    </w:p>
+    <w:p>
+      <w:pPr>
+        <w:spacing w:after="20"/>
+        <w:ind w:left="312" w:hanging="227"/>
+      </w:pPr>
+      <w:r>
+        <w:rPr>
+          <w:b w:val="0"/>
+          <w:i w:val="0"/>
+          <w:sz w:val="21"/>
+        </w:rPr>
+        <w:t>• We tell a grown-up if someone is unkind online.</w:t>
+      </w:r>
+    </w:p>
+    <w:p>
+      <w:pPr>
+        <w:spacing w:after="20"/>
+        <w:ind w:left="312" w:hanging="227"/>
+      </w:pPr>
+      <w:r>
+        <w:rPr>
+          <w:b w:val="0"/>
+          <w:i w:val="0"/>
+          <w:sz w:val="21"/>
+        </w:rPr>
+        <w:t>• Being safe and kind online is important.</w:t>
+      </w:r>
+    </w:p>
+    <w:p>
+      <w:pPr>
+        <w:keepNext/>
+        <w:spacing w:after="20"/>
+      </w:pPr>
+      <w:r>
+        <w:rPr>
+          <w:b/>
+          <w:i w:val="0"/>
+          <w:color w:val="142C5A"/>
+          <w:sz w:val="21"/>
+        </w:rPr>
+        <w:t>Let us talk</w:t>
+      </w:r>
+    </w:p>
+    <w:p>
+      <w:pPr>
+        <w:spacing w:after="20"/>
+        <w:ind w:left="351" w:hanging="351"/>
+      </w:pPr>
+      <w:r>
+        <w:rPr>
+          <w:b w:val="0"/>
+          <w:i w:val="0"/>
+          <w:sz w:val="21"/>
+        </w:rPr>
+        <w:t>1. How do we behave online?</w:t>
+      </w:r>
+    </w:p>
+    <w:p>
+      <w:pPr>
+        <w:spacing w:after="20"/>
+        <w:ind w:left="351" w:hanging="351"/>
+      </w:pPr>
+      <w:r>
+        <w:rPr>
+          <w:b w:val="0"/>
+          <w:i w:val="0"/>
+          <w:sz w:val="21"/>
+        </w:rPr>
+        <w:t>2. What do we keep private?</w:t>
+      </w:r>
+    </w:p>
+    <w:p>
+      <w:pPr>
+        <w:spacing w:after="20"/>
+        <w:ind w:left="351" w:hanging="351"/>
+      </w:pPr>
+      <w:r>
+        <w:rPr>
+          <w:b w:val="0"/>
+          <w:i w:val="0"/>
+          <w:sz w:val="21"/>
+        </w:rPr>
+        <w:t>3. When do we get help?</w:t>
+      </w:r>
+    </w:p>
+    <w:p>
+      <w:pPr>
+        <w:keepNext/>
+        <w:spacing w:after="20"/>
+      </w:pPr>
+      <w:r>
+        <w:rPr>
+          <w:b/>
+          <w:i w:val="0"/>
+          <w:color w:val="142C5A"/>
+          <w:sz w:val="21"/>
+        </w:rPr>
+        <w:t>Words for my notebook</w:t>
+      </w:r>
+    </w:p>
+    <w:p>
+      <w:pPr>
+        <w:spacing w:after="20"/>
+        <w:ind w:left="312" w:hanging="227"/>
+      </w:pPr>
+      <w:r>
+        <w:rPr>
+          <w:b w:val="0"/>
+          <w:i w:val="0"/>
+          <w:sz w:val="21"/>
+        </w:rPr>
+        <w:t>• kind — nice and caring</w:t>
+      </w:r>
+    </w:p>
+    <w:p>
+      <w:pPr>
+        <w:spacing w:after="20"/>
+        <w:ind w:left="312" w:hanging="227"/>
+      </w:pPr>
+      <w:r>
+        <w:rPr>
+          <w:b w:val="0"/>
+          <w:i w:val="0"/>
+          <w:sz w:val="21"/>
+        </w:rPr>
+        <w:t>• private — kept for ourselves only</w:t>
+      </w:r>
+    </w:p>
+    <w:p>
+      <w:pPr>
+        <w:spacing w:after="20"/>
+        <w:ind w:left="312" w:hanging="227"/>
+      </w:pPr>
+      <w:r>
+        <w:rPr>
+          <w:b w:val="0"/>
+          <w:i w:val="0"/>
+          <w:sz w:val="21"/>
+        </w:rPr>
+        <w:t>• bully — to hurt someone with words</w:t>
+      </w:r>
+    </w:p>
+    <w:p>
+      <w:pPr>
+        <w:keepNext/>
+        <w:spacing w:after="20"/>
+      </w:pPr>
+      <w:r>
+        <w:rPr>
+          <w:b/>
+          <w:i w:val="0"/>
+          <w:color w:val="142C5A"/>
+          <w:sz w:val="21"/>
+        </w:rPr>
+        <w:t>Worksheet</w:t>
+      </w:r>
+    </w:p>
+    <w:p>
+      <w:pPr>
+        <w:spacing w:after="20"/>
+        <w:ind w:left="351" w:hanging="351"/>
+      </w:pPr>
+      <w:r>
+        <w:rPr>
+          <w:b w:val="0"/>
+          <w:i w:val="0"/>
+          <w:sz w:val="21"/>
+        </w:rPr>
+        <w:t>1. We are ___ to others online.</w:t>
+      </w:r>
+    </w:p>
+    <w:p>
+      <w:pPr>
+        <w:spacing w:after="60"/>
+        <w:ind w:left="652" w:hanging="340"/>
+      </w:pPr>
+      <w:r>
+        <w:rPr>
+          <w:b w:val="0"/>
+          <w:i w:val="0"/>
+          <w:sz w:val="21"/>
+        </w:rPr>
+        <w:t>A) kind B) rude C) angry D) cruel</w:t>
+      </w:r>
+    </w:p>
+    <w:p>
+      <w:pPr>
+        <w:spacing w:after="20"/>
+        <w:ind w:left="351" w:hanging="351"/>
+      </w:pPr>
+      <w:r>
+        <w:rPr>
+          <w:b w:val="0"/>
+          <w:i w:val="0"/>
+          <w:sz w:val="21"/>
+        </w:rPr>
+        <w:t>2. We keep our information ___.</w:t>
+      </w:r>
+    </w:p>
+    <w:p>
+      <w:pPr>
+        <w:spacing w:after="60"/>
+        <w:ind w:left="652" w:hanging="340"/>
+      </w:pPr>
+      <w:r>
+        <w:rPr>
+          <w:b w:val="0"/>
+          <w:i w:val="0"/>
+          <w:sz w:val="21"/>
+        </w:rPr>
+        <w:t>A) private B) public C) loud D) lost</w:t>
+      </w:r>
+    </w:p>
+    <w:p>
+      <w:pPr>
+        <w:spacing w:after="20"/>
+        <w:ind w:left="351" w:hanging="351"/>
+      </w:pPr>
+      <w:r>
+        <w:rPr>
+          <w:b w:val="0"/>
+          <w:i w:val="0"/>
+          <w:sz w:val="21"/>
+        </w:rPr>
+        <w:t>3. We do not ___ anyone online.</w:t>
+      </w:r>
+    </w:p>
+    <w:p>
+      <w:pPr>
+        <w:spacing w:after="60"/>
+        <w:ind w:left="652" w:hanging="340"/>
+      </w:pPr>
+      <w:r>
+        <w:rPr>
+          <w:b w:val="0"/>
+          <w:i w:val="0"/>
+          <w:sz w:val="21"/>
+        </w:rPr>
+        <w:t>A) bully B) help C) teach D) sing to</w:t>
+      </w:r>
+    </w:p>
+    <w:p>
+      <w:pPr>
+        <w:spacing w:after="20"/>
+        <w:ind w:left="351" w:hanging="351"/>
+      </w:pPr>
+      <w:r>
+        <w:rPr>
+          <w:b w:val="0"/>
+          <w:i w:val="0"/>
+          <w:sz w:val="21"/>
+        </w:rPr>
+        <w:t>4. We get help before we ___.</w:t>
+      </w:r>
+    </w:p>
+    <w:p>
+      <w:pPr>
+        <w:spacing w:after="60"/>
+        <w:ind w:left="652" w:hanging="340"/>
+      </w:pPr>
+      <w:r>
+        <w:rPr>
+          <w:b w:val="0"/>
+          <w:i w:val="0"/>
+          <w:sz w:val="21"/>
+        </w:rPr>
+        <w:t>A) download B) sleep C) eat D) run</w:t>
+      </w:r>
+    </w:p>
+    <w:p>
+      <w:pPr>
+        <w:spacing w:after="20"/>
+        <w:ind w:left="351" w:hanging="351"/>
+      </w:pPr>
+      <w:r>
+        <w:rPr>
+          <w:b w:val="0"/>
+          <w:i w:val="0"/>
+          <w:sz w:val="21"/>
+        </w:rPr>
+        <w:t>5. Fill in: Kept for ourselves only is _____.</w:t>
+      </w:r>
+    </w:p>
+    <w:p>
+      <w:pPr>
+        <w:spacing w:after="20"/>
+        <w:ind w:left="351" w:hanging="351"/>
+      </w:pPr>
+      <w:r>
+        <w:rPr>
+          <w:b w:val="0"/>
+          <w:i w:val="0"/>
+          <w:sz w:val="21"/>
+        </w:rPr>
+        <w:t>6. Mention two ways to be safe online.</w:t>
+      </w:r>
+    </w:p>
+    <w:p>
+      <w:pPr>
+        <w:spacing w:after="20"/>
+        <w:ind w:left="351" w:hanging="351"/>
+      </w:pPr>
+      <w:r>
+        <w:rPr>
+          <w:b w:val="0"/>
+          <w:i w:val="0"/>
+          <w:sz w:val="21"/>
+        </w:rPr>
+        <w:t>7. Write how we behave online.</w:t>
+      </w:r>
+    </w:p>
+    <w:p>
+      <w:pPr>
+        <w:keepNext/>
+        <w:spacing w:after="20"/>
+      </w:pPr>
+      <w:r>
+        <w:rPr>
+          <w:b/>
+          <w:i w:val="0"/>
+          <w:color w:val="142C5A"/>
+          <w:sz w:val="21"/>
+        </w:rPr>
+        <w:t>My own work</w:t>
+      </w:r>
+    </w:p>
+    <w:p>
+      <w:pPr>
+        <w:spacing w:after="20"/>
+        <w:ind w:left="312" w:hanging="227"/>
+      </w:pPr>
+      <w:r>
+        <w:rPr>
+          <w:b w:val="0"/>
+          <w:i w:val="0"/>
+          <w:sz w:val="21"/>
+        </w:rPr>
+        <w:t>• Draw a child being kind online.</w:t>
+      </w:r>
+    </w:p>
+    <w:p>
+      <w:pPr>
+        <w:spacing w:after="60"/>
+        <w:pBdr>
+          <w:bottom w:val="single" w:sz="6" w:color="BBBBBB"/>
+        </w:pBdr>
+      </w:pPr>
+    </w:p>
+    <w:p>
+      <w:pPr>
+        <w:spacing w:after="60"/>
+        <w:pBdr>
+          <w:bottom w:val="single" w:sz="6" w:color="BBBBBB"/>
+        </w:pBdr>
+      </w:pPr>
+    </w:p>
+    <w:p>
+      <w:pPr>
         <w:spacing w:after="0"/>
       </w:pPr>
       <w:r>
@@ -7399,6 +13133,1205 @@
           <w:sz w:val="21"/>
         </w:rPr>
         <w:t>45. What is technology? Name two simple technologies. (2 marks)</w:t>
+      </w:r>
+    </w:p>
+    <w:p>
+      <w:pPr>
+        <w:spacing w:after="60"/>
+        <w:pBdr>
+          <w:bottom w:val="single" w:sz="6" w:color="BBBBBB"/>
+        </w:pBdr>
+      </w:pPr>
+    </w:p>
+    <w:p>
+      <w:pPr>
+        <w:spacing w:after="60"/>
+        <w:pBdr>
+          <w:bottom w:val="single" w:sz="6" w:color="BBBBBB"/>
+        </w:pBdr>
+      </w:pPr>
+    </w:p>
+    <w:p>
+      <w:pPr>
+        <w:spacing w:after="0"/>
+      </w:pPr>
+      <w:r>
+        <w:br w:type="page"/>
+      </w:r>
+    </w:p>
+    <w:p>
+      <w:pPr>
+        <w:pStyle w:val="Heading1"/>
+        <w:keepNext/>
+        <w:spacing w:before="80" w:after="80"/>
+      </w:pPr>
+      <w:r>
+        <w:rPr>
+          <w:b/>
+          <w:i w:val="0"/>
+          <w:color w:val="142C5A"/>
+          <w:sz w:val="33"/>
+        </w:rPr>
+        <w:t>EXAMINATION PRACTICE — BASIC DIGITAL LITERACY (PRIMARY 2 · 2ND TERM)</w:t>
+      </w:r>
+    </w:p>
+    <w:p>
+      <w:r>
+        <w:rPr>
+          <w:b/>
+          <w:i w:val="0"/>
+          <w:sz w:val="21"/>
+        </w:rPr>
+        <w:t>Time:</w:t>
+      </w:r>
+      <w:r>
+        <w:rPr>
+          <w:b w:val="0"/>
+          <w:i w:val="0"/>
+          <w:sz w:val="21"/>
+        </w:rPr>
+        <w:t xml:space="preserve"> 1 hour · </w:t>
+      </w:r>
+      <w:r>
+        <w:rPr>
+          <w:b/>
+          <w:i w:val="0"/>
+          <w:sz w:val="21"/>
+        </w:rPr>
+        <w:t>Total: 50 marks</w:t>
+      </w:r>
+    </w:p>
+    <w:p>
+      <w:pPr>
+        <w:keepNext/>
+        <w:spacing w:before="240" w:after="60"/>
+      </w:pPr>
+      <w:r>
+        <w:rPr>
+          <w:b/>
+          <w:i w:val="0"/>
+          <w:color w:val="142C5A"/>
+          <w:sz w:val="27"/>
+        </w:rPr>
+        <w:t>SECTION A — OBJECTIVE (30 MARKS)</w:t>
+      </w:r>
+    </w:p>
+    <w:p>
+      <w:r>
+        <w:rPr>
+          <w:b w:val="0"/>
+          <w:i w:val="0"/>
+          <w:sz w:val="21"/>
+        </w:rPr>
+        <w:t>Choose the correct option and ring the letter.</w:t>
+      </w:r>
+    </w:p>
+    <w:p>
+      <w:pPr>
+        <w:spacing w:after="20"/>
+        <w:ind w:left="351" w:hanging="351"/>
+      </w:pPr>
+      <w:r>
+        <w:rPr>
+          <w:b w:val="0"/>
+          <w:i w:val="0"/>
+          <w:sz w:val="21"/>
+        </w:rPr>
+        <w:t>1. What we see on the screen is the ___</w:t>
+      </w:r>
+    </w:p>
+    <w:p>
+      <w:pPr>
+        <w:spacing w:after="60"/>
+        <w:ind w:left="652" w:hanging="340"/>
+      </w:pPr>
+      <w:r>
+        <w:rPr>
+          <w:b w:val="0"/>
+          <w:i w:val="0"/>
+          <w:sz w:val="21"/>
+        </w:rPr>
+        <w:t>A) keyboard   B) wire   C) mouse   D) interface</w:t>
+      </w:r>
+    </w:p>
+    <w:p>
+      <w:pPr>
+        <w:spacing w:after="20"/>
+        <w:ind w:left="351" w:hanging="351"/>
+      </w:pPr>
+      <w:r>
+        <w:rPr>
+          <w:b w:val="0"/>
+          <w:i w:val="0"/>
+          <w:sz w:val="21"/>
+        </w:rPr>
+        <w:t>2. A small picture we click is an ___</w:t>
+      </w:r>
+    </w:p>
+    <w:p>
+      <w:pPr>
+        <w:spacing w:after="60"/>
+        <w:ind w:left="652" w:hanging="340"/>
+      </w:pPr>
+      <w:r>
+        <w:rPr>
+          <w:b w:val="0"/>
+          <w:i w:val="0"/>
+          <w:sz w:val="21"/>
+        </w:rPr>
+        <w:t>A) plug   B) wire   C) icon   D) key</w:t>
+      </w:r>
+    </w:p>
+    <w:p>
+      <w:pPr>
+        <w:spacing w:after="20"/>
+        <w:ind w:left="351" w:hanging="351"/>
+      </w:pPr>
+      <w:r>
+        <w:rPr>
+          <w:b w:val="0"/>
+          <w:i w:val="0"/>
+          <w:sz w:val="21"/>
+        </w:rPr>
+        <w:t>3. We can make the pictures bigger or ___</w:t>
+      </w:r>
+    </w:p>
+    <w:p>
+      <w:pPr>
+        <w:spacing w:after="60"/>
+        <w:ind w:left="652" w:hanging="340"/>
+      </w:pPr>
+      <w:r>
+        <w:rPr>
+          <w:b w:val="0"/>
+          <w:i w:val="0"/>
+          <w:sz w:val="21"/>
+        </w:rPr>
+        <w:t>A) smaller   B) louder   C) hotter   D) heavier</w:t>
+      </w:r>
+    </w:p>
+    <w:p>
+      <w:pPr>
+        <w:spacing w:after="20"/>
+        <w:ind w:left="351" w:hanging="351"/>
+      </w:pPr>
+      <w:r>
+        <w:rPr>
+          <w:b w:val="0"/>
+          <w:i w:val="0"/>
+          <w:sz w:val="21"/>
+        </w:rPr>
+        <w:t>4. Changing the screen is called ___</w:t>
+      </w:r>
+    </w:p>
+    <w:p>
+      <w:pPr>
+        <w:spacing w:after="60"/>
+        <w:ind w:left="652" w:hanging="340"/>
+      </w:pPr>
+      <w:r>
+        <w:rPr>
+          <w:b w:val="0"/>
+          <w:i w:val="0"/>
+          <w:sz w:val="21"/>
+        </w:rPr>
+        <w:t>A) burning   B) customizing   C) breaking   D) washing</w:t>
+      </w:r>
+    </w:p>
+    <w:p>
+      <w:pPr>
+        <w:spacing w:after="20"/>
+        <w:ind w:left="351" w:hanging="351"/>
+      </w:pPr>
+      <w:r>
+        <w:rPr>
+          <w:b w:val="0"/>
+          <w:i w:val="0"/>
+          <w:sz w:val="21"/>
+        </w:rPr>
+        <w:t>5. Where we keep our work on a computer is a ___</w:t>
+      </w:r>
+    </w:p>
+    <w:p>
+      <w:pPr>
+        <w:spacing w:after="60"/>
+        <w:ind w:left="652" w:hanging="340"/>
+      </w:pPr>
+      <w:r>
+        <w:rPr>
+          <w:b w:val="0"/>
+          <w:i w:val="0"/>
+          <w:sz w:val="21"/>
+        </w:rPr>
+        <w:t>A) tree   B) stone   C) file   D) cloud</w:t>
+      </w:r>
+    </w:p>
+    <w:p>
+      <w:pPr>
+        <w:spacing w:after="20"/>
+        <w:ind w:left="351" w:hanging="351"/>
+      </w:pPr>
+      <w:r>
+        <w:rPr>
+          <w:b w:val="0"/>
+          <w:i w:val="0"/>
+          <w:sz w:val="21"/>
+        </w:rPr>
+        <w:t>6. Each file has a ___</w:t>
+      </w:r>
+    </w:p>
+    <w:p>
+      <w:pPr>
+        <w:spacing w:after="60"/>
+        <w:ind w:left="652" w:hanging="340"/>
+      </w:pPr>
+      <w:r>
+        <w:rPr>
+          <w:b w:val="0"/>
+          <w:i w:val="0"/>
+          <w:sz w:val="21"/>
+        </w:rPr>
+        <w:t>A) stone   B) cloud   C) tree   D) name</w:t>
+      </w:r>
+    </w:p>
+    <w:p>
+      <w:pPr>
+        <w:spacing w:after="20"/>
+        <w:ind w:left="351" w:hanging="351"/>
+      </w:pPr>
+      <w:r>
+        <w:rPr>
+          <w:b w:val="0"/>
+          <w:i w:val="0"/>
+          <w:sz w:val="21"/>
+        </w:rPr>
+        <w:t>7. We ___ a file to see what is inside</w:t>
+      </w:r>
+    </w:p>
+    <w:p>
+      <w:pPr>
+        <w:spacing w:after="60"/>
+        <w:ind w:left="652" w:hanging="340"/>
+      </w:pPr>
+      <w:r>
+        <w:rPr>
+          <w:b w:val="0"/>
+          <w:i w:val="0"/>
+          <w:sz w:val="21"/>
+        </w:rPr>
+        <w:t>A) burn   B) open   C) hide   D) break</w:t>
+      </w:r>
+    </w:p>
+    <w:p>
+      <w:pPr>
+        <w:spacing w:after="20"/>
+        <w:ind w:left="351" w:hanging="351"/>
+      </w:pPr>
+      <w:r>
+        <w:rPr>
+          <w:b w:val="0"/>
+          <w:i w:val="0"/>
+          <w:sz w:val="21"/>
+        </w:rPr>
+        <w:t>8. We ___ our work in a file</w:t>
+      </w:r>
+    </w:p>
+    <w:p>
+      <w:pPr>
+        <w:spacing w:after="60"/>
+        <w:ind w:left="652" w:hanging="340"/>
+      </w:pPr>
+      <w:r>
+        <w:rPr>
+          <w:b w:val="0"/>
+          <w:i w:val="0"/>
+          <w:sz w:val="21"/>
+        </w:rPr>
+        <w:t>A) save   B) hide   C) burn   D) lose</w:t>
+      </w:r>
+    </w:p>
+    <w:p>
+      <w:pPr>
+        <w:spacing w:after="20"/>
+        <w:ind w:left="351" w:hanging="351"/>
+      </w:pPr>
+      <w:r>
+        <w:rPr>
+          <w:b w:val="0"/>
+          <w:i w:val="0"/>
+          <w:sz w:val="21"/>
+        </w:rPr>
+        <w:t>9. A box that holds files is a ___</w:t>
+      </w:r>
+    </w:p>
+    <w:p>
+      <w:pPr>
+        <w:spacing w:after="60"/>
+        <w:ind w:left="652" w:hanging="340"/>
+      </w:pPr>
+      <w:r>
+        <w:rPr>
+          <w:b w:val="0"/>
+          <w:i w:val="0"/>
+          <w:sz w:val="21"/>
+        </w:rPr>
+        <w:t>A) tree   B) cloud   C) folder   D) stone</w:t>
+      </w:r>
+    </w:p>
+    <w:p>
+      <w:pPr>
+        <w:spacing w:after="20"/>
+        <w:ind w:left="351" w:hanging="351"/>
+      </w:pPr>
+      <w:r>
+        <w:rPr>
+          <w:b w:val="0"/>
+          <w:i w:val="0"/>
+          <w:sz w:val="21"/>
+        </w:rPr>
+        <w:t>10. We keep files in folders to be ___</w:t>
+      </w:r>
+    </w:p>
+    <w:p>
+      <w:pPr>
+        <w:spacing w:after="60"/>
+        <w:ind w:left="652" w:hanging="340"/>
+      </w:pPr>
+      <w:r>
+        <w:rPr>
+          <w:b w:val="0"/>
+          <w:i w:val="0"/>
+          <w:sz w:val="21"/>
+        </w:rPr>
+        <w:t>A) dirty   B) lost   C) messy   D) tidy</w:t>
+      </w:r>
+    </w:p>
+    <w:p>
+      <w:pPr>
+        <w:spacing w:after="20"/>
+        <w:ind w:left="351" w:hanging="351"/>
+      </w:pPr>
+      <w:r>
+        <w:rPr>
+          <w:b w:val="0"/>
+          <w:i w:val="0"/>
+          <w:sz w:val="21"/>
+        </w:rPr>
+        <w:t>11. Keeping files in folders helps us ___ them</w:t>
+      </w:r>
+    </w:p>
+    <w:p>
+      <w:pPr>
+        <w:spacing w:after="60"/>
+        <w:ind w:left="652" w:hanging="340"/>
+      </w:pPr>
+      <w:r>
+        <w:rPr>
+          <w:b w:val="0"/>
+          <w:i w:val="0"/>
+          <w:sz w:val="21"/>
+        </w:rPr>
+        <w:t>A) lose   B) find   C) burn   D) hide</w:t>
+      </w:r>
+    </w:p>
+    <w:p>
+      <w:pPr>
+        <w:spacing w:after="20"/>
+        <w:ind w:left="351" w:hanging="351"/>
+      </w:pPr>
+      <w:r>
+        <w:rPr>
+          <w:b w:val="0"/>
+          <w:i w:val="0"/>
+          <w:sz w:val="21"/>
+        </w:rPr>
+        <w:t>12. We ___ a file we do not need</w:t>
+      </w:r>
+    </w:p>
+    <w:p>
+      <w:pPr>
+        <w:spacing w:after="60"/>
+        <w:ind w:left="652" w:hanging="340"/>
+      </w:pPr>
+      <w:r>
+        <w:rPr>
+          <w:b w:val="0"/>
+          <w:i w:val="0"/>
+          <w:sz w:val="21"/>
+        </w:rPr>
+        <w:t>A) delete   B) keep   C) eat   D) wash</w:t>
+      </w:r>
+    </w:p>
+    <w:p>
+      <w:pPr>
+        <w:spacing w:after="20"/>
+        <w:ind w:left="351" w:hanging="351"/>
+      </w:pPr>
+      <w:r>
+        <w:rPr>
+          <w:b w:val="0"/>
+          <w:i w:val="0"/>
+          <w:sz w:val="21"/>
+        </w:rPr>
+        <w:t>13. What we make on a computer is ___ content</w:t>
+      </w:r>
+    </w:p>
+    <w:p>
+      <w:pPr>
+        <w:spacing w:after="60"/>
+        <w:ind w:left="652" w:hanging="340"/>
+      </w:pPr>
+      <w:r>
+        <w:rPr>
+          <w:b w:val="0"/>
+          <w:i w:val="0"/>
+          <w:sz w:val="21"/>
+        </w:rPr>
+        <w:t>A) paper   B) stone   C) water   D) digital</w:t>
+      </w:r>
+    </w:p>
+    <w:p>
+      <w:pPr>
+        <w:spacing w:after="20"/>
+        <w:ind w:left="351" w:hanging="351"/>
+      </w:pPr>
+      <w:r>
+        <w:rPr>
+          <w:b w:val="0"/>
+          <w:i w:val="0"/>
+          <w:sz w:val="21"/>
+        </w:rPr>
+        <w:t>14. We can draw pictures on the ___</w:t>
+      </w:r>
+    </w:p>
+    <w:p>
+      <w:pPr>
+        <w:spacing w:after="60"/>
+        <w:ind w:left="652" w:hanging="340"/>
+      </w:pPr>
+      <w:r>
+        <w:rPr>
+          <w:b w:val="0"/>
+          <w:i w:val="0"/>
+          <w:sz w:val="21"/>
+        </w:rPr>
+        <w:t>A) sky   B) fire   C) computer   D) water</w:t>
+      </w:r>
+    </w:p>
+    <w:p>
+      <w:pPr>
+        <w:spacing w:after="20"/>
+        <w:ind w:left="351" w:hanging="351"/>
+      </w:pPr>
+      <w:r>
+        <w:rPr>
+          <w:b w:val="0"/>
+          <w:i w:val="0"/>
+          <w:sz w:val="21"/>
+        </w:rPr>
+        <w:t>15. We use a ___ tool to draw</w:t>
+      </w:r>
+    </w:p>
+    <w:p>
+      <w:pPr>
+        <w:spacing w:after="60"/>
+        <w:ind w:left="652" w:hanging="340"/>
+      </w:pPr>
+      <w:r>
+        <w:rPr>
+          <w:b w:val="0"/>
+          <w:i w:val="0"/>
+          <w:sz w:val="21"/>
+        </w:rPr>
+        <w:t>A) burning   B) drawing   C) cooking   D) washing</w:t>
+      </w:r>
+    </w:p>
+    <w:p>
+      <w:pPr>
+        <w:spacing w:after="20"/>
+        <w:ind w:left="351" w:hanging="351"/>
+      </w:pPr>
+      <w:r>
+        <w:rPr>
+          <w:b w:val="0"/>
+          <w:i w:val="0"/>
+          <w:sz w:val="21"/>
+        </w:rPr>
+        <w:t>16. We ___ what we make</w:t>
+      </w:r>
+    </w:p>
+    <w:p>
+      <w:pPr>
+        <w:spacing w:after="60"/>
+        <w:ind w:left="652" w:hanging="340"/>
+      </w:pPr>
+      <w:r>
+        <w:rPr>
+          <w:b w:val="0"/>
+          <w:i w:val="0"/>
+          <w:sz w:val="21"/>
+        </w:rPr>
+        <w:t>A) save   B) burn   C) hide   D) lose</w:t>
+      </w:r>
+    </w:p>
+    <w:p>
+      <w:pPr>
+        <w:spacing w:after="20"/>
+        <w:ind w:left="351" w:hanging="351"/>
+      </w:pPr>
+      <w:r>
+        <w:rPr>
+          <w:b w:val="0"/>
+          <w:i w:val="0"/>
+          <w:sz w:val="21"/>
+        </w:rPr>
+        <w:t>17. We use the ___ to type</w:t>
+      </w:r>
+    </w:p>
+    <w:p>
+      <w:pPr>
+        <w:spacing w:after="60"/>
+        <w:ind w:left="652" w:hanging="340"/>
+      </w:pPr>
+      <w:r>
+        <w:rPr>
+          <w:b w:val="0"/>
+          <w:i w:val="0"/>
+          <w:sz w:val="21"/>
+        </w:rPr>
+        <w:t>A) mouse only   B) wire   C) keyboard   D) screen</w:t>
+      </w:r>
+    </w:p>
+    <w:p>
+      <w:pPr>
+        <w:spacing w:after="20"/>
+        <w:ind w:left="351" w:hanging="351"/>
+      </w:pPr>
+      <w:r>
+        <w:rPr>
+          <w:b w:val="0"/>
+          <w:i w:val="0"/>
+          <w:sz w:val="21"/>
+        </w:rPr>
+        <w:t>18. We type letters and ___</w:t>
+      </w:r>
+    </w:p>
+    <w:p>
+      <w:pPr>
+        <w:spacing w:after="60"/>
+        <w:ind w:left="652" w:hanging="340"/>
+      </w:pPr>
+      <w:r>
+        <w:rPr>
+          <w:b w:val="0"/>
+          <w:i w:val="0"/>
+          <w:sz w:val="21"/>
+        </w:rPr>
+        <w:t>A) clouds   B) trees   C) stones   D) numbers</w:t>
+      </w:r>
+    </w:p>
+    <w:p>
+      <w:pPr>
+        <w:spacing w:after="20"/>
+        <w:ind w:left="351" w:hanging="351"/>
+      </w:pPr>
+      <w:r>
+        <w:rPr>
+          <w:b w:val="0"/>
+          <w:i w:val="0"/>
+          <w:sz w:val="21"/>
+        </w:rPr>
+        <w:t>19. A piece of writing on the computer is a ___</w:t>
+      </w:r>
+    </w:p>
+    <w:p>
+      <w:pPr>
+        <w:spacing w:after="60"/>
+        <w:ind w:left="652" w:hanging="340"/>
+      </w:pPr>
+      <w:r>
+        <w:rPr>
+          <w:b w:val="0"/>
+          <w:i w:val="0"/>
+          <w:sz w:val="21"/>
+        </w:rPr>
+        <w:t>A) document   B) cloud   C) stone   D) tree</w:t>
+      </w:r>
+    </w:p>
+    <w:p>
+      <w:pPr>
+        <w:spacing w:after="20"/>
+        <w:ind w:left="351" w:hanging="351"/>
+      </w:pPr>
+      <w:r>
+        <w:rPr>
+          <w:b w:val="0"/>
+          <w:i w:val="0"/>
+          <w:sz w:val="21"/>
+        </w:rPr>
+        <w:t>20. We can ___ our document on paper</w:t>
+      </w:r>
+    </w:p>
+    <w:p>
+      <w:pPr>
+        <w:spacing w:after="60"/>
+        <w:ind w:left="652" w:hanging="340"/>
+      </w:pPr>
+      <w:r>
+        <w:rPr>
+          <w:b w:val="0"/>
+          <w:i w:val="0"/>
+          <w:sz w:val="21"/>
+        </w:rPr>
+        <w:t>A) wash   B) print   C) burn   D) hide</w:t>
+      </w:r>
+    </w:p>
+    <w:p>
+      <w:pPr>
+        <w:spacing w:after="20"/>
+        <w:ind w:left="351" w:hanging="351"/>
+      </w:pPr>
+      <w:r>
+        <w:rPr>
+          <w:b w:val="0"/>
+          <w:i w:val="0"/>
+          <w:sz w:val="21"/>
+        </w:rPr>
+        <w:t>21. We keep the computer away from ___</w:t>
+      </w:r>
+    </w:p>
+    <w:p>
+      <w:pPr>
+        <w:spacing w:after="60"/>
+        <w:ind w:left="652" w:hanging="340"/>
+      </w:pPr>
+      <w:r>
+        <w:rPr>
+          <w:b w:val="0"/>
+          <w:i w:val="0"/>
+          <w:sz w:val="21"/>
+        </w:rPr>
+        <w:t>A) light   B) sound   C) water   D) air</w:t>
+      </w:r>
+    </w:p>
+    <w:p>
+      <w:pPr>
+        <w:spacing w:after="20"/>
+        <w:ind w:left="351" w:hanging="351"/>
+      </w:pPr>
+      <w:r>
+        <w:rPr>
+          <w:b w:val="0"/>
+          <w:i w:val="0"/>
+          <w:sz w:val="21"/>
+        </w:rPr>
+        <w:t>22. We use a ___ to keep our work safe</w:t>
+      </w:r>
+    </w:p>
+    <w:p>
+      <w:pPr>
+        <w:spacing w:after="60"/>
+        <w:ind w:left="652" w:hanging="340"/>
+      </w:pPr>
+      <w:r>
+        <w:rPr>
+          <w:b w:val="0"/>
+          <w:i w:val="0"/>
+          <w:sz w:val="21"/>
+        </w:rPr>
+        <w:t>A) cloud   B) tree   C) stone   D) password</w:t>
+      </w:r>
+    </w:p>
+    <w:p>
+      <w:pPr>
+        <w:spacing w:after="20"/>
+        <w:ind w:left="351" w:hanging="351"/>
+      </w:pPr>
+      <w:r>
+        <w:rPr>
+          <w:b w:val="0"/>
+          <w:i w:val="0"/>
+          <w:sz w:val="21"/>
+        </w:rPr>
+        <w:t>23. A password is a ___ word</w:t>
+      </w:r>
+    </w:p>
+    <w:p>
+      <w:pPr>
+        <w:spacing w:after="60"/>
+        <w:ind w:left="652" w:hanging="340"/>
+      </w:pPr>
+      <w:r>
+        <w:rPr>
+          <w:b w:val="0"/>
+          <w:i w:val="0"/>
+          <w:sz w:val="21"/>
+        </w:rPr>
+        <w:t>A) long   B) secret   C) public   D) loud</w:t>
+      </w:r>
+    </w:p>
+    <w:p>
+      <w:pPr>
+        <w:spacing w:after="20"/>
+        <w:ind w:left="351" w:hanging="351"/>
+      </w:pPr>
+      <w:r>
+        <w:rPr>
+          <w:b w:val="0"/>
+          <w:i w:val="0"/>
+          <w:sz w:val="21"/>
+        </w:rPr>
+        <w:t>24. We do not talk to ___ online</w:t>
+      </w:r>
+    </w:p>
+    <w:p>
+      <w:pPr>
+        <w:spacing w:after="60"/>
+        <w:ind w:left="652" w:hanging="340"/>
+      </w:pPr>
+      <w:r>
+        <w:rPr>
+          <w:b w:val="0"/>
+          <w:i w:val="0"/>
+          <w:sz w:val="21"/>
+        </w:rPr>
+        <w:t>A) strangers   B) friends   C) teachers   D) parents</w:t>
+      </w:r>
+    </w:p>
+    <w:p>
+      <w:pPr>
+        <w:spacing w:after="20"/>
+        <w:ind w:left="351" w:hanging="351"/>
+      </w:pPr>
+      <w:r>
+        <w:rPr>
+          <w:b w:val="0"/>
+          <w:i w:val="0"/>
+          <w:sz w:val="21"/>
+        </w:rPr>
+        <w:t>25. The network that joins computers worldwide is the ___</w:t>
+      </w:r>
+    </w:p>
+    <w:p>
+      <w:pPr>
+        <w:spacing w:after="60"/>
+        <w:ind w:left="652" w:hanging="340"/>
+      </w:pPr>
+      <w:r>
+        <w:rPr>
+          <w:b w:val="0"/>
+          <w:i w:val="0"/>
+          <w:sz w:val="21"/>
+        </w:rPr>
+        <w:t>A) road   B) river   C) sky   D) internet</w:t>
+      </w:r>
+    </w:p>
+    <w:p>
+      <w:pPr>
+        <w:spacing w:after="20"/>
+        <w:ind w:left="351" w:hanging="351"/>
+      </w:pPr>
+      <w:r>
+        <w:rPr>
+          <w:b w:val="0"/>
+          <w:i w:val="0"/>
+          <w:sz w:val="21"/>
+        </w:rPr>
+        <w:t>26. We use the internet with a ___ near</w:t>
+      </w:r>
+    </w:p>
+    <w:p>
+      <w:pPr>
+        <w:spacing w:after="60"/>
+        <w:ind w:left="652" w:hanging="340"/>
+      </w:pPr>
+      <w:r>
+        <w:rPr>
+          <w:b w:val="0"/>
+          <w:i w:val="0"/>
+          <w:sz w:val="21"/>
+        </w:rPr>
+        <w:t>A) baby   B) thief   C) grown-up   D) stranger</w:t>
+      </w:r>
+    </w:p>
+    <w:p>
+      <w:pPr>
+        <w:spacing w:after="20"/>
+        <w:ind w:left="351" w:hanging="351"/>
+      </w:pPr>
+      <w:r>
+        <w:rPr>
+          <w:b w:val="0"/>
+          <w:i w:val="0"/>
+          <w:sz w:val="21"/>
+        </w:rPr>
+        <w:t>27. We do not share our name or ___ online</w:t>
+      </w:r>
+    </w:p>
+    <w:p>
+      <w:pPr>
+        <w:spacing w:after="60"/>
+        <w:ind w:left="652" w:hanging="340"/>
+      </w:pPr>
+      <w:r>
+        <w:rPr>
+          <w:b w:val="0"/>
+          <w:i w:val="0"/>
+          <w:sz w:val="21"/>
+        </w:rPr>
+        <w:t>A) song   B) address   C) dream   D) stone</w:t>
+      </w:r>
+    </w:p>
+    <w:p>
+      <w:pPr>
+        <w:spacing w:after="0"/>
+      </w:pPr>
+      <w:r>
+        <w:br w:type="page"/>
+      </w:r>
+    </w:p>
+    <w:p>
+      <w:pPr>
+        <w:spacing w:after="20"/>
+        <w:ind w:left="351" w:hanging="351"/>
+      </w:pPr>
+      <w:r>
+        <w:rPr>
+          <w:b w:val="0"/>
+          <w:i w:val="0"/>
+          <w:sz w:val="21"/>
+        </w:rPr>
+        <w:t>28. We are ___ to others online</w:t>
+      </w:r>
+    </w:p>
+    <w:p>
+      <w:pPr>
+        <w:spacing w:after="60"/>
+        <w:ind w:left="652" w:hanging="340"/>
+      </w:pPr>
+      <w:r>
+        <w:rPr>
+          <w:b w:val="0"/>
+          <w:i w:val="0"/>
+          <w:sz w:val="21"/>
+        </w:rPr>
+        <w:t>A) kind   B) rude   C) angry   D) cruel</w:t>
+      </w:r>
+    </w:p>
+    <w:p>
+      <w:pPr>
+        <w:spacing w:after="20"/>
+        <w:ind w:left="351" w:hanging="351"/>
+      </w:pPr>
+      <w:r>
+        <w:rPr>
+          <w:b w:val="0"/>
+          <w:i w:val="0"/>
+          <w:sz w:val="21"/>
+        </w:rPr>
+        <w:t>29. We keep our information ___</w:t>
+      </w:r>
+    </w:p>
+    <w:p>
+      <w:pPr>
+        <w:spacing w:after="60"/>
+        <w:ind w:left="652" w:hanging="340"/>
+      </w:pPr>
+      <w:r>
+        <w:rPr>
+          <w:b w:val="0"/>
+          <w:i w:val="0"/>
+          <w:sz w:val="21"/>
+        </w:rPr>
+        <w:t>A) public   B) lost   C) loud   D) private</w:t>
+      </w:r>
+    </w:p>
+    <w:p>
+      <w:pPr>
+        <w:spacing w:after="20"/>
+        <w:ind w:left="351" w:hanging="351"/>
+      </w:pPr>
+      <w:r>
+        <w:rPr>
+          <w:b w:val="0"/>
+          <w:i w:val="0"/>
+          <w:sz w:val="21"/>
+        </w:rPr>
+        <w:t>30. We do not ___ anyone online</w:t>
+      </w:r>
+    </w:p>
+    <w:p>
+      <w:pPr>
+        <w:spacing w:after="60"/>
+        <w:ind w:left="652" w:hanging="340"/>
+      </w:pPr>
+      <w:r>
+        <w:rPr>
+          <w:b w:val="0"/>
+          <w:i w:val="0"/>
+          <w:sz w:val="21"/>
+        </w:rPr>
+        <w:t>A) help   B) sing to   C) bully   D) teach</w:t>
+      </w:r>
+    </w:p>
+    <w:p>
+      <w:pPr>
+        <w:keepNext/>
+        <w:spacing w:before="240" w:after="60"/>
+      </w:pPr>
+      <w:r>
+        <w:rPr>
+          <w:b/>
+          <w:i w:val="0"/>
+          <w:color w:val="142C5A"/>
+          <w:sz w:val="27"/>
+        </w:rPr>
+        <w:t>SECTION B — SUB-OBJECTIVE (10 MARKS)</w:t>
+      </w:r>
+    </w:p>
+    <w:p>
+      <w:r>
+        <w:rPr>
+          <w:b w:val="0"/>
+          <w:i w:val="0"/>
+          <w:sz w:val="21"/>
+        </w:rPr>
+        <w:t>Answer briefly.</w:t>
+      </w:r>
+    </w:p>
+    <w:p>
+      <w:pPr>
+        <w:spacing w:after="20"/>
+        <w:ind w:left="351" w:hanging="351"/>
+      </w:pPr>
+      <w:r>
+        <w:rPr>
+          <w:b w:val="0"/>
+          <w:i w:val="0"/>
+          <w:sz w:val="21"/>
+        </w:rPr>
+        <w:t>31. Name two things we see on the screen</w:t>
+      </w:r>
+    </w:p>
+    <w:p>
+      <w:pPr>
+        <w:spacing w:after="20"/>
+        <w:ind w:left="351" w:hanging="351"/>
+      </w:pPr>
+      <w:r>
+        <w:rPr>
+          <w:b w:val="0"/>
+          <w:i w:val="0"/>
+          <w:sz w:val="21"/>
+        </w:rPr>
+        <w:t>32. Name two things we keep in files</w:t>
+      </w:r>
+    </w:p>
+    <w:p>
+      <w:pPr>
+        <w:spacing w:after="20"/>
+        <w:ind w:left="351" w:hanging="351"/>
+      </w:pPr>
+      <w:r>
+        <w:rPr>
+          <w:b w:val="0"/>
+          <w:i w:val="0"/>
+          <w:sz w:val="21"/>
+        </w:rPr>
+        <w:t>33. Name two things we do with files</w:t>
+      </w:r>
+    </w:p>
+    <w:p>
+      <w:pPr>
+        <w:spacing w:after="20"/>
+        <w:ind w:left="351" w:hanging="351"/>
+      </w:pPr>
+      <w:r>
+        <w:rPr>
+          <w:b w:val="0"/>
+          <w:i w:val="0"/>
+          <w:sz w:val="21"/>
+        </w:rPr>
+        <w:t>34. Name two things we can make on a computer</w:t>
+      </w:r>
+    </w:p>
+    <w:p>
+      <w:pPr>
+        <w:spacing w:after="20"/>
+        <w:ind w:left="351" w:hanging="351"/>
+      </w:pPr>
+      <w:r>
+        <w:rPr>
+          <w:b w:val="0"/>
+          <w:i w:val="0"/>
+          <w:sz w:val="21"/>
+        </w:rPr>
+        <w:t>35. Name two ways to keep the computer safe</w:t>
+      </w:r>
+    </w:p>
+    <w:p>
+      <w:pPr>
+        <w:spacing w:after="20"/>
+        <w:ind w:left="351" w:hanging="351"/>
+      </w:pPr>
+      <w:r>
+        <w:rPr>
+          <w:b w:val="0"/>
+          <w:i w:val="0"/>
+          <w:sz w:val="21"/>
+        </w:rPr>
+        <w:t>36. Name two rules for safe internet use</w:t>
+      </w:r>
+    </w:p>
+    <w:p>
+      <w:pPr>
+        <w:spacing w:after="20"/>
+        <w:ind w:left="351" w:hanging="351"/>
+      </w:pPr>
+      <w:r>
+        <w:rPr>
+          <w:b w:val="0"/>
+          <w:i w:val="0"/>
+          <w:sz w:val="21"/>
+        </w:rPr>
+        <w:t>37. Name two ways to be safe online</w:t>
+      </w:r>
+    </w:p>
+    <w:p>
+      <w:pPr>
+        <w:spacing w:after="20"/>
+        <w:ind w:left="351" w:hanging="351"/>
+      </w:pPr>
+      <w:r>
+        <w:rPr>
+          <w:b w:val="0"/>
+          <w:i w:val="0"/>
+          <w:sz w:val="21"/>
+        </w:rPr>
+        <w:t>38. Name two things we use to type</w:t>
+      </w:r>
+    </w:p>
+    <w:p>
+      <w:pPr>
+        <w:spacing w:after="20"/>
+        <w:ind w:left="351" w:hanging="351"/>
+      </w:pPr>
+      <w:r>
+        <w:rPr>
+          <w:b w:val="0"/>
+          <w:i w:val="0"/>
+          <w:sz w:val="21"/>
+        </w:rPr>
+        <w:t>39. Name two things a folder holds</w:t>
+      </w:r>
+    </w:p>
+    <w:p>
+      <w:pPr>
+        <w:spacing w:after="20"/>
+        <w:ind w:left="351" w:hanging="351"/>
+      </w:pPr>
+      <w:r>
+        <w:rPr>
+          <w:b w:val="0"/>
+          <w:i w:val="0"/>
+          <w:sz w:val="21"/>
+        </w:rPr>
+        <w:t>40. Name two things we do to be kind online</w:t>
+      </w:r>
+    </w:p>
+    <w:p>
+      <w:pPr>
+        <w:keepNext/>
+        <w:spacing w:before="240" w:after="60"/>
+      </w:pPr>
+      <w:r>
+        <w:rPr>
+          <w:b/>
+          <w:i w:val="0"/>
+          <w:color w:val="142C5A"/>
+          <w:sz w:val="27"/>
+        </w:rPr>
+        <w:t>SECTION C — THEORY (10 MARKS)</w:t>
+      </w:r>
+    </w:p>
+    <w:p>
+      <w:r>
+        <w:rPr>
+          <w:b w:val="0"/>
+          <w:i w:val="0"/>
+          <w:sz w:val="21"/>
+        </w:rPr>
+        <w:t>Answer in full sentences.</w:t>
+      </w:r>
+    </w:p>
+    <w:p>
+      <w:pPr>
+        <w:spacing w:after="20"/>
+        <w:ind w:left="351" w:hanging="351"/>
+      </w:pPr>
+      <w:r>
+        <w:rPr>
+          <w:b w:val="0"/>
+          <w:i w:val="0"/>
+          <w:sz w:val="21"/>
+        </w:rPr>
+        <w:t>41. What is an interface? Name two things we see on the screen. (2 marks)</w:t>
+      </w:r>
+    </w:p>
+    <w:p>
+      <w:pPr>
+        <w:spacing w:after="20"/>
+        <w:ind w:left="351" w:hanging="351"/>
+      </w:pPr>
+      <w:r>
+        <w:rPr>
+          <w:b w:val="0"/>
+          <w:i w:val="0"/>
+          <w:sz w:val="21"/>
+        </w:rPr>
+        <w:t>42. What is a file? Why do we name it? (2 marks)</w:t>
+      </w:r>
+    </w:p>
+    <w:p>
+      <w:pPr>
+        <w:spacing w:after="20"/>
+        <w:ind w:left="351" w:hanging="351"/>
+      </w:pPr>
+      <w:r>
+        <w:rPr>
+          <w:b w:val="0"/>
+          <w:i w:val="0"/>
+          <w:sz w:val="21"/>
+        </w:rPr>
+        <w:t>43. What is a folder? Why do we use folders? (2 marks)</w:t>
+      </w:r>
+    </w:p>
+    <w:p>
+      <w:pPr>
+        <w:spacing w:after="20"/>
+        <w:ind w:left="351" w:hanging="351"/>
+      </w:pPr>
+      <w:r>
+        <w:rPr>
+          <w:b w:val="0"/>
+          <w:i w:val="0"/>
+          <w:sz w:val="21"/>
+        </w:rPr>
+        <w:t>44. What is digital content? Name two things we can make. (2 marks)</w:t>
+      </w:r>
+    </w:p>
+    <w:p>
+      <w:pPr>
+        <w:spacing w:after="20"/>
+        <w:ind w:left="351" w:hanging="351"/>
+      </w:pPr>
+      <w:r>
+        <w:rPr>
+          <w:b w:val="0"/>
+          <w:i w:val="0"/>
+          <w:sz w:val="21"/>
+        </w:rPr>
+        <w:t>45. Name two rules for safe internet use. (2 marks)</w:t>
       </w:r>
     </w:p>
     <w:sectPr>
